--- a/src/dackar/RCA/diagrams/april_2/RCA_Engineer_Needs_Requirements - 2.docx
+++ b/src/dackar/RCA/diagrams/april_2/RCA_Engineer_Needs_Requirements - 2.docx
@@ -4,45 +4,16 @@
   <w:body>
     <w:p>
       <w:pPr>
-        <w:spacing w:before="720" w:after="160"/>
-      </w:pPr>
-      <w:r>
-        <w:rPr>
-          <w:b/>
-          <w:bCs/>
-          <w:color w:val="1F3864"/>
-          <w:sz w:val="52"/>
-          <w:szCs w:val="52"/>
-        </w:rPr>
-        <w:t>AI-Assisted Root Cause Analysis</w:t>
-      </w:r>
-    </w:p>
-    <w:p>
-      <w:pPr>
-        <w:spacing w:after="80"/>
-      </w:pPr>
-      <w:r>
-        <w:rPr>
-          <w:color w:val="185FA5"/>
-          <w:sz w:val="32"/>
-          <w:szCs w:val="32"/>
-        </w:rPr>
+        <w:pStyle w:val="Title"/>
+      </w:pPr>
+      <w:r>
+        <w:t xml:space="preserve">AI-Assisted </w:t>
+      </w:r>
+      <w:r>
+        <w:t xml:space="preserve">RCA: </w:t>
+      </w:r>
+      <w:r>
         <w:t>Engineer Needs &amp; Computational Requirements</w:t>
-      </w:r>
-    </w:p>
-    <w:p>
-      <w:pPr>
-        <w:spacing w:after="80"/>
-      </w:pPr>
-      <w:r>
-        <w:rPr>
-          <w:i/>
-          <w:iCs/>
-          <w:color w:val="534AB7"/>
-          <w:sz w:val="24"/>
-          <w:szCs w:val="24"/>
-        </w:rPr>
-        <w:t>Context: Nuclear Power Plant Operations</w:t>
       </w:r>
     </w:p>
     <w:p>
@@ -55,7 +26,32 @@
           <w:sz w:val="20"/>
           <w:szCs w:val="20"/>
         </w:rPr>
-        <w:t>Version 1.0  |  Project Inception Document</w:t>
+        <w:t>Version 1.</w:t>
+      </w:r>
+      <w:r>
+        <w:rPr>
+          <w:color w:val="888780"/>
+          <w:sz w:val="20"/>
+          <w:szCs w:val="20"/>
+        </w:rPr>
+        <w:t>2 (April 2</w:t>
+      </w:r>
+      <w:r>
+        <w:rPr>
+          <w:color w:val="888780"/>
+          <w:sz w:val="20"/>
+          <w:szCs w:val="20"/>
+          <w:vertAlign w:val="superscript"/>
+        </w:rPr>
+        <w:t>nd</w:t>
+      </w:r>
+      <w:r>
+        <w:rPr>
+          <w:color w:val="888780"/>
+          <w:sz w:val="20"/>
+          <w:szCs w:val="20"/>
+        </w:rPr>
+        <w:t>, 2026)</w:t>
       </w:r>
     </w:p>
     <w:p>
@@ -79,36 +75,74 @@
     </w:p>
     <w:p>
       <w:pPr>
-        <w:spacing w:before="100" w:beforeAutospacing="1" w:after="100" w:afterAutospacing="1"/>
+        <w:spacing w:after="120"/>
+        <w:jc w:val="both"/>
         <w:rPr>
           <w:rFonts w:ascii="Times New Roman" w:eastAsia="Times New Roman" w:hAnsi="Times New Roman" w:cs="Times New Roman"/>
-          <w:sz w:val="24"/>
-          <w:szCs w:val="24"/>
         </w:rPr>
       </w:pPr>
       <w:r>
         <w:rPr>
           <w:rFonts w:ascii="Times New Roman" w:eastAsia="Times New Roman" w:hAnsi="Times New Roman" w:cs="Times New Roman"/>
-          <w:sz w:val="24"/>
-          <w:szCs w:val="24"/>
-        </w:rPr>
-        <w:t>This document establishes a comprehensive, integrated foundation of engineer needs and computational capability considerations for the development of AI-, ML-, and statistically-enabled tools to support Root Cause Analysis (RCA) and troubleshooting in nuclear power plants.</w:t>
-      </w:r>
-    </w:p>
-    <w:p>
-      <w:pPr>
-        <w:spacing w:before="100" w:beforeAutospacing="1" w:after="100" w:afterAutospacing="1"/>
+        </w:rPr>
+        <w:t xml:space="preserve">This document </w:t>
+      </w:r>
+      <w:r>
         <w:rPr>
           <w:rFonts w:ascii="Times New Roman" w:eastAsia="Times New Roman" w:hAnsi="Times New Roman" w:cs="Times New Roman"/>
-          <w:sz w:val="24"/>
-          <w:szCs w:val="24"/>
-        </w:rPr>
-      </w:pPr>
+        </w:rPr>
+        <w:t>aims to be</w:t>
+      </w:r>
       <w:r>
         <w:rPr>
           <w:rFonts w:ascii="Times New Roman" w:eastAsia="Times New Roman" w:hAnsi="Times New Roman" w:cs="Times New Roman"/>
-          <w:sz w:val="24"/>
-          <w:szCs w:val="24"/>
+        </w:rPr>
+        <w:t xml:space="preserve"> a comprehensive, integrated foundation of engineer needs and computational capability considerations for the development of AI</w:t>
+      </w:r>
+      <w:r>
+        <w:rPr>
+          <w:rFonts w:ascii="Times New Roman" w:eastAsia="Times New Roman" w:hAnsi="Times New Roman" w:cs="Times New Roman"/>
+        </w:rPr>
+        <w:t>/</w:t>
+      </w:r>
+      <w:r>
+        <w:rPr>
+          <w:rFonts w:ascii="Times New Roman" w:eastAsia="Times New Roman" w:hAnsi="Times New Roman" w:cs="Times New Roman"/>
+        </w:rPr>
+        <w:t xml:space="preserve">ML tools </w:t>
+      </w:r>
+      <w:proofErr w:type="spellStart"/>
+      <w:r>
+        <w:rPr>
+          <w:rFonts w:ascii="Times New Roman" w:eastAsia="Times New Roman" w:hAnsi="Times New Roman" w:cs="Times New Roman"/>
+        </w:rPr>
+        <w:t>deisgned</w:t>
+      </w:r>
+      <w:proofErr w:type="spellEnd"/>
+      <w:r>
+        <w:rPr>
+          <w:rFonts w:ascii="Times New Roman" w:eastAsia="Times New Roman" w:hAnsi="Times New Roman" w:cs="Times New Roman"/>
+        </w:rPr>
+        <w:t xml:space="preserve"> </w:t>
+      </w:r>
+      <w:r>
+        <w:rPr>
+          <w:rFonts w:ascii="Times New Roman" w:eastAsia="Times New Roman" w:hAnsi="Times New Roman" w:cs="Times New Roman"/>
+        </w:rPr>
+        <w:t>to support Root Cause Analysis (RCA) and troubleshooting in nuclear power plants.</w:t>
+      </w:r>
+    </w:p>
+    <w:p>
+      <w:pPr>
+        <w:spacing w:after="120"/>
+        <w:jc w:val="both"/>
+        <w:rPr>
+          <w:rFonts w:ascii="Times New Roman" w:eastAsia="Times New Roman" w:hAnsi="Times New Roman" w:cs="Times New Roman"/>
+        </w:rPr>
+      </w:pPr>
+      <w:r>
+        <w:rPr>
+          <w:rFonts w:ascii="Times New Roman" w:eastAsia="Times New Roman" w:hAnsi="Times New Roman" w:cs="Times New Roman"/>
         </w:rPr>
         <w:t>It integrates:</w:t>
       </w:r>
@@ -119,18 +153,15 @@
           <w:ilvl w:val="0"/>
           <w:numId w:val="3"/>
         </w:numPr>
-        <w:spacing w:before="100" w:beforeAutospacing="1" w:after="100" w:afterAutospacing="1"/>
+        <w:spacing w:after="120"/>
+        <w:jc w:val="both"/>
         <w:rPr>
           <w:rFonts w:ascii="Times New Roman" w:eastAsia="Times New Roman" w:hAnsi="Times New Roman" w:cs="Times New Roman"/>
-          <w:sz w:val="24"/>
-          <w:szCs w:val="24"/>
         </w:rPr>
       </w:pPr>
       <w:r>
         <w:rPr>
           <w:rFonts w:ascii="Times New Roman" w:eastAsia="Times New Roman" w:hAnsi="Times New Roman" w:cs="Times New Roman"/>
-          <w:sz w:val="24"/>
-          <w:szCs w:val="24"/>
         </w:rPr>
         <w:t>Fundamental systemic considerations for nuclear RCA (data, causality, uncertainty, interdependencies, human factors, safety context)</w:t>
       </w:r>
@@ -141,156 +172,104 @@
           <w:ilvl w:val="0"/>
           <w:numId w:val="3"/>
         </w:numPr>
-        <w:spacing w:before="100" w:beforeAutospacing="1" w:after="100" w:afterAutospacing="1"/>
+        <w:spacing w:after="120"/>
+        <w:jc w:val="both"/>
         <w:rPr>
           <w:rFonts w:ascii="Times New Roman" w:eastAsia="Times New Roman" w:hAnsi="Times New Roman" w:cs="Times New Roman"/>
-          <w:sz w:val="24"/>
-          <w:szCs w:val="24"/>
         </w:rPr>
       </w:pPr>
       <w:r>
         <w:rPr>
           <w:rFonts w:ascii="Times New Roman" w:eastAsia="Times New Roman" w:hAnsi="Times New Roman" w:cs="Times New Roman"/>
-          <w:sz w:val="24"/>
-          <w:szCs w:val="24"/>
         </w:rPr>
         <w:t>Practical engineer-driven needs (data silos, regulatory defensibility, CAP integration, knowledge retrieval, structured methodology compliance)</w:t>
       </w:r>
     </w:p>
     <w:p>
       <w:pPr>
-        <w:spacing w:before="100" w:beforeAutospacing="1" w:after="100" w:afterAutospacing="1"/>
+        <w:spacing w:after="120"/>
+        <w:jc w:val="both"/>
         <w:rPr>
           <w:rFonts w:ascii="Times New Roman" w:eastAsia="Times New Roman" w:hAnsi="Times New Roman" w:cs="Times New Roman"/>
-          <w:sz w:val="24"/>
-          <w:szCs w:val="24"/>
         </w:rPr>
       </w:pPr>
       <w:r>
         <w:rPr>
           <w:rFonts w:ascii="Times New Roman" w:eastAsia="Times New Roman" w:hAnsi="Times New Roman" w:cs="Times New Roman"/>
-          <w:sz w:val="24"/>
-          <w:szCs w:val="24"/>
-        </w:rPr>
-        <w:t xml:space="preserve">This document is intended to serve as the </w:t>
-      </w:r>
-      <w:r>
+        </w:rPr>
+        <w:t>This document is intended to serve as the conceptual starting point for formal requirements drafting and software architecture design.</w:t>
+      </w:r>
+    </w:p>
+    <w:p>
+      <w:pPr>
+        <w:spacing w:after="120"/>
+        <w:jc w:val="both"/>
         <w:rPr>
           <w:rFonts w:ascii="Times New Roman" w:eastAsia="Times New Roman" w:hAnsi="Times New Roman" w:cs="Times New Roman"/>
-          <w:b/>
-          <w:bCs/>
-          <w:sz w:val="24"/>
-          <w:szCs w:val="24"/>
-        </w:rPr>
-        <w:t>conceptual starting point for formal requirements drafting and software architecture design</w:t>
-      </w:r>
+        </w:rPr>
+      </w:pPr>
       <w:r>
         <w:rPr>
           <w:rFonts w:ascii="Times New Roman" w:eastAsia="Times New Roman" w:hAnsi="Times New Roman" w:cs="Times New Roman"/>
-          <w:sz w:val="24"/>
-          <w:szCs w:val="24"/>
+        </w:rPr>
+        <w:t>The tool suite is explicitly decision support, not decision automation. Final technical and regulatory conclusions remain the responsibility of licensed engineers.</w:t>
+      </w:r>
+    </w:p>
+    <w:p>
+      <w:pPr>
+        <w:spacing w:after="120"/>
+        <w:jc w:val="both"/>
+        <w:rPr>
+          <w:rFonts w:ascii="Times New Roman" w:eastAsia="Times New Roman" w:hAnsi="Times New Roman" w:cs="Times New Roman"/>
+        </w:rPr>
+      </w:pPr>
+      <w:r>
+        <w:rPr>
+          <w:rFonts w:ascii="Times New Roman" w:eastAsia="Times New Roman" w:hAnsi="Times New Roman" w:cs="Times New Roman"/>
+        </w:rPr>
+        <w:t xml:space="preserve">All development </w:t>
+      </w:r>
+      <w:r>
+        <w:rPr>
+          <w:rFonts w:ascii="Times New Roman" w:eastAsia="Times New Roman" w:hAnsi="Times New Roman" w:cs="Times New Roman"/>
+        </w:rPr>
+        <w:t>should try to be</w:t>
+      </w:r>
+      <w:r>
+        <w:rPr>
+          <w:rFonts w:ascii="Times New Roman" w:eastAsia="Times New Roman" w:hAnsi="Times New Roman" w:cs="Times New Roman"/>
+        </w:rPr>
+        <w:t xml:space="preserve"> consistent with EPRI, </w:t>
+      </w:r>
+      <w:r>
+        <w:rPr>
+          <w:rFonts w:ascii="Times New Roman" w:eastAsia="Times New Roman" w:hAnsi="Times New Roman" w:cs="Times New Roman"/>
+        </w:rPr>
+        <w:t>INPO,</w:t>
+      </w:r>
+      <w:r>
+        <w:rPr>
+          <w:rFonts w:ascii="Times New Roman" w:eastAsia="Times New Roman" w:hAnsi="Times New Roman" w:cs="Times New Roman"/>
+        </w:rPr>
+        <w:t xml:space="preserve"> NEI, and NRC</w:t>
+      </w:r>
+      <w:r>
+        <w:rPr>
+          <w:rFonts w:ascii="Times New Roman" w:eastAsia="Times New Roman" w:hAnsi="Times New Roman" w:cs="Times New Roman"/>
+        </w:rPr>
+        <w:t xml:space="preserve"> </w:t>
+      </w:r>
+      <w:r>
+        <w:rPr>
+          <w:rFonts w:ascii="Times New Roman" w:eastAsia="Times New Roman" w:hAnsi="Times New Roman" w:cs="Times New Roman"/>
+        </w:rPr>
+        <w:t>guidance</w:t>
+      </w:r>
+      <w:r>
+        <w:rPr>
+          <w:rFonts w:ascii="Times New Roman" w:eastAsia="Times New Roman" w:hAnsi="Times New Roman" w:cs="Times New Roman"/>
         </w:rPr>
         <w:t>.</w:t>
-      </w:r>
-    </w:p>
-    <w:p>
-      <w:pPr>
-        <w:spacing w:before="100" w:beforeAutospacing="1" w:after="100" w:afterAutospacing="1"/>
-        <w:rPr>
-          <w:rFonts w:ascii="Times New Roman" w:eastAsia="Times New Roman" w:hAnsi="Times New Roman" w:cs="Times New Roman"/>
-          <w:sz w:val="24"/>
-          <w:szCs w:val="24"/>
-        </w:rPr>
-      </w:pPr>
-      <w:r>
-        <w:rPr>
-          <w:rFonts w:ascii="Times New Roman" w:eastAsia="Times New Roman" w:hAnsi="Times New Roman" w:cs="Times New Roman"/>
-          <w:sz w:val="24"/>
-          <w:szCs w:val="24"/>
-        </w:rPr>
-        <w:t xml:space="preserve">The tool suite is explicitly </w:t>
-      </w:r>
-      <w:r>
-        <w:rPr>
-          <w:rFonts w:ascii="Times New Roman" w:eastAsia="Times New Roman" w:hAnsi="Times New Roman" w:cs="Times New Roman"/>
-          <w:b/>
-          <w:bCs/>
-          <w:sz w:val="24"/>
-          <w:szCs w:val="24"/>
-        </w:rPr>
-        <w:t>decision support</w:t>
-      </w:r>
-      <w:r>
-        <w:rPr>
-          <w:rFonts w:ascii="Times New Roman" w:eastAsia="Times New Roman" w:hAnsi="Times New Roman" w:cs="Times New Roman"/>
-          <w:sz w:val="24"/>
-          <w:szCs w:val="24"/>
-        </w:rPr>
-        <w:t>, not decision automation. Final technical and regulatory conclusions remain the responsibility of licensed engineers.</w:t>
-      </w:r>
-    </w:p>
-    <w:p>
-      <w:pPr>
-        <w:spacing w:before="100" w:beforeAutospacing="1" w:after="100" w:afterAutospacing="1"/>
-        <w:rPr>
-          <w:rFonts w:ascii="Times New Roman" w:eastAsia="Times New Roman" w:hAnsi="Times New Roman" w:cs="Times New Roman"/>
-          <w:sz w:val="24"/>
-          <w:szCs w:val="24"/>
-        </w:rPr>
-      </w:pPr>
-      <w:r>
-        <w:rPr>
-          <w:rFonts w:ascii="Times New Roman" w:eastAsia="Times New Roman" w:hAnsi="Times New Roman" w:cs="Times New Roman"/>
-          <w:sz w:val="24"/>
-          <w:szCs w:val="24"/>
-        </w:rPr>
-        <w:t xml:space="preserve">All development must remain consistent with industry guidance from the </w:t>
-      </w:r>
-      <w:r>
-        <w:rPr>
-          <w:rFonts w:ascii="Times New Roman" w:eastAsia="Times New Roman" w:hAnsi="Times New Roman" w:cs="Times New Roman"/>
-          <w:b/>
-          <w:bCs/>
-          <w:sz w:val="24"/>
-          <w:szCs w:val="24"/>
-        </w:rPr>
-        <w:t>Electric Power Research Institute (EPRI)</w:t>
-      </w:r>
-      <w:r>
-        <w:rPr>
-          <w:rFonts w:ascii="Times New Roman" w:eastAsia="Times New Roman" w:hAnsi="Times New Roman" w:cs="Times New Roman"/>
-          <w:sz w:val="24"/>
-          <w:szCs w:val="24"/>
-        </w:rPr>
-        <w:t xml:space="preserve">, the </w:t>
-      </w:r>
-      <w:r>
-        <w:rPr>
-          <w:rFonts w:ascii="Times New Roman" w:eastAsia="Times New Roman" w:hAnsi="Times New Roman" w:cs="Times New Roman"/>
-          <w:b/>
-          <w:bCs/>
-          <w:sz w:val="24"/>
-          <w:szCs w:val="24"/>
-        </w:rPr>
-        <w:t>Nuclear Energy Institute (NEI)</w:t>
-      </w:r>
-      <w:r>
-        <w:rPr>
-          <w:rFonts w:ascii="Times New Roman" w:eastAsia="Times New Roman" w:hAnsi="Times New Roman" w:cs="Times New Roman"/>
-          <w:sz w:val="24"/>
-          <w:szCs w:val="24"/>
-        </w:rPr>
-        <w:t xml:space="preserve">, and regulatory expectations of the </w:t>
-      </w:r>
-      <w:r>
-        <w:rPr>
-          <w:rFonts w:ascii="Times New Roman" w:eastAsia="Times New Roman" w:hAnsi="Times New Roman" w:cs="Times New Roman"/>
-          <w:b/>
-          <w:bCs/>
-          <w:sz w:val="24"/>
-          <w:szCs w:val="24"/>
-        </w:rPr>
-        <w:t>U.S. Nuclear Regulatory Commission (NRC)</w:t>
       </w:r>
     </w:p>
     <w:p>
@@ -311,14 +290,16 @@
       <w:pPr>
         <w:spacing w:after="200"/>
         <w:rPr>
+          <w:rFonts w:ascii="Times New Roman" w:hAnsi="Times New Roman" w:cs="Times New Roman"/>
           <w:color w:val="2C2C2A"/>
         </w:rPr>
       </w:pPr>
       <w:r>
         <w:rPr>
+          <w:rFonts w:ascii="Times New Roman" w:hAnsi="Times New Roman" w:cs="Times New Roman"/>
           <w:color w:val="2C2C2A"/>
         </w:rPr>
-        <w:t>Root cause analysis in nuclear power plants differs fundamentally from generic industrial troubleshooting due to:</w:t>
+        <w:t>Root cause analysis in nuclear power plants differs from generic industrial troubleshooting:</w:t>
       </w:r>
     </w:p>
     <w:p>
@@ -329,11 +310,13 @@
         </w:numPr>
         <w:spacing w:after="60"/>
         <w:rPr>
+          <w:rFonts w:ascii="Times New Roman" w:hAnsi="Times New Roman" w:cs="Times New Roman"/>
           <w:color w:val="2C2C2A"/>
         </w:rPr>
       </w:pPr>
       <w:r>
         <w:rPr>
+          <w:rFonts w:ascii="Times New Roman" w:hAnsi="Times New Roman" w:cs="Times New Roman"/>
           <w:color w:val="2C2C2A"/>
         </w:rPr>
         <w:t>Defense-in-depth safety philosophy</w:t>
@@ -347,11 +330,13 @@
         </w:numPr>
         <w:spacing w:after="60"/>
         <w:rPr>
+          <w:rFonts w:ascii="Times New Roman" w:hAnsi="Times New Roman" w:cs="Times New Roman"/>
           <w:color w:val="2C2C2A"/>
         </w:rPr>
       </w:pPr>
       <w:r>
         <w:rPr>
+          <w:rFonts w:ascii="Times New Roman" w:hAnsi="Times New Roman" w:cs="Times New Roman"/>
           <w:color w:val="2C2C2A"/>
         </w:rPr>
         <w:t>Highly coupled, redundant system architectures</w:t>
@@ -365,11 +350,13 @@
         </w:numPr>
         <w:spacing w:after="60"/>
         <w:rPr>
+          <w:rFonts w:ascii="Times New Roman" w:hAnsi="Times New Roman" w:cs="Times New Roman"/>
           <w:color w:val="2C2C2A"/>
         </w:rPr>
       </w:pPr>
       <w:r>
         <w:rPr>
+          <w:rFonts w:ascii="Times New Roman" w:hAnsi="Times New Roman" w:cs="Times New Roman"/>
           <w:color w:val="2C2C2A"/>
         </w:rPr>
         <w:t>Low failure frequency / high reliability regime</w:t>
@@ -383,206 +370,179 @@
         </w:numPr>
         <w:spacing w:after="60"/>
         <w:rPr>
+          <w:rFonts w:ascii="Times New Roman" w:hAnsi="Times New Roman" w:cs="Times New Roman"/>
           <w:color w:val="2C2C2A"/>
         </w:rPr>
       </w:pPr>
       <w:r>
         <w:rPr>
+          <w:rFonts w:ascii="Times New Roman" w:hAnsi="Times New Roman" w:cs="Times New Roman"/>
           <w:color w:val="2C2C2A"/>
         </w:rPr>
+        <w:t>Strict regulatory documentation and auditability requirements</w:t>
+      </w:r>
+    </w:p>
+    <w:p>
+      <w:pPr>
+        <w:numPr>
+          <w:ilvl w:val="0"/>
+          <w:numId w:val="4"/>
+        </w:numPr>
+        <w:spacing w:after="60"/>
+        <w:rPr>
+          <w:rFonts w:ascii="Times New Roman" w:hAnsi="Times New Roman" w:cs="Times New Roman"/>
+          <w:color w:val="2C2C2A"/>
+        </w:rPr>
+      </w:pPr>
+      <w:r>
+        <w:rPr>
+          <w:rFonts w:ascii="Times New Roman" w:hAnsi="Times New Roman" w:cs="Times New Roman"/>
+          <w:color w:val="2C2C2A"/>
+        </w:rPr>
+        <w:t>Multi-disciplinary engineering integration</w:t>
+      </w:r>
+    </w:p>
+    <w:p>
+      <w:pPr>
+        <w:numPr>
+          <w:ilvl w:val="0"/>
+          <w:numId w:val="4"/>
+        </w:numPr>
+        <w:spacing w:after="60"/>
+        <w:rPr>
+          <w:rFonts w:ascii="Times New Roman" w:hAnsi="Times New Roman" w:cs="Times New Roman"/>
+          <w:color w:val="2C2C2A"/>
+        </w:rPr>
+      </w:pPr>
+      <w:r>
+        <w:rPr>
+          <w:rFonts w:ascii="Times New Roman" w:hAnsi="Times New Roman" w:cs="Times New Roman"/>
+          <w:color w:val="2C2C2A"/>
+        </w:rPr>
+        <w:t>Long asset lifetimes and aging degradation modes</w:t>
+      </w:r>
+    </w:p>
+    <w:p>
+      <w:pPr>
+        <w:spacing w:after="60"/>
+        <w:rPr>
+          <w:rFonts w:ascii="Times New Roman" w:hAnsi="Times New Roman" w:cs="Times New Roman"/>
+          <w:color w:val="2C2C2A"/>
+        </w:rPr>
+      </w:pPr>
+      <w:r>
+        <w:rPr>
+          <w:rFonts w:ascii="Times New Roman" w:hAnsi="Times New Roman" w:cs="Times New Roman"/>
+          <w:color w:val="2C2C2A"/>
+        </w:rPr>
+        <w:t xml:space="preserve">The </w:t>
+      </w:r>
+      <w:r>
+        <w:rPr>
+          <w:rFonts w:ascii="Times New Roman" w:hAnsi="Times New Roman" w:cs="Times New Roman"/>
+          <w:color w:val="2C2C2A"/>
+        </w:rPr>
+        <w:t>RCA workflow should</w:t>
+      </w:r>
+      <w:r>
+        <w:rPr>
+          <w:rFonts w:ascii="Times New Roman" w:hAnsi="Times New Roman" w:cs="Times New Roman"/>
+          <w:color w:val="2C2C2A"/>
+        </w:rPr>
+        <w:t xml:space="preserve"> therefore support:</w:t>
+      </w:r>
+    </w:p>
+    <w:p>
+      <w:pPr>
+        <w:numPr>
+          <w:ilvl w:val="0"/>
+          <w:numId w:val="5"/>
+        </w:numPr>
+        <w:spacing w:after="60"/>
+        <w:rPr>
+          <w:rFonts w:ascii="Times New Roman" w:hAnsi="Times New Roman" w:cs="Times New Roman"/>
+          <w:color w:val="2C2C2A"/>
+        </w:rPr>
+      </w:pPr>
+      <w:r>
+        <w:rPr>
+          <w:rFonts w:ascii="Times New Roman" w:hAnsi="Times New Roman" w:cs="Times New Roman"/>
+          <w:color w:val="2C2C2A"/>
+        </w:rPr>
+        <w:t>Technical rigor</w:t>
+      </w:r>
+    </w:p>
+    <w:p>
+      <w:pPr>
+        <w:numPr>
+          <w:ilvl w:val="0"/>
+          <w:numId w:val="5"/>
+        </w:numPr>
+        <w:spacing w:after="60"/>
+        <w:rPr>
+          <w:rFonts w:ascii="Times New Roman" w:hAnsi="Times New Roman" w:cs="Times New Roman"/>
+          <w:color w:val="2C2C2A"/>
+        </w:rPr>
+      </w:pPr>
+      <w:r>
+        <w:rPr>
+          <w:rFonts w:ascii="Times New Roman" w:hAnsi="Times New Roman" w:cs="Times New Roman"/>
+          <w:color w:val="2C2C2A"/>
+        </w:rPr>
+        <w:t>Traceability</w:t>
+      </w:r>
+    </w:p>
+    <w:p>
+      <w:pPr>
+        <w:numPr>
+          <w:ilvl w:val="0"/>
+          <w:numId w:val="5"/>
+        </w:numPr>
+        <w:spacing w:after="60"/>
+        <w:rPr>
+          <w:rFonts w:ascii="Times New Roman" w:hAnsi="Times New Roman" w:cs="Times New Roman"/>
+          <w:color w:val="2C2C2A"/>
+        </w:rPr>
+      </w:pPr>
+      <w:r>
+        <w:rPr>
+          <w:rFonts w:ascii="Times New Roman" w:hAnsi="Times New Roman" w:cs="Times New Roman"/>
+          <w:color w:val="2C2C2A"/>
+        </w:rPr>
+        <w:t>Uncertainty transparency</w:t>
+      </w:r>
+    </w:p>
+    <w:p>
+      <w:pPr>
+        <w:numPr>
+          <w:ilvl w:val="0"/>
+          <w:numId w:val="5"/>
+        </w:numPr>
+        <w:spacing w:after="60"/>
+        <w:rPr>
+          <w:rFonts w:ascii="Times New Roman" w:hAnsi="Times New Roman" w:cs="Times New Roman"/>
+          <w:color w:val="2C2C2A"/>
+        </w:rPr>
+      </w:pPr>
+      <w:r>
+        <w:rPr>
+          <w:rFonts w:ascii="Times New Roman" w:hAnsi="Times New Roman" w:cs="Times New Roman"/>
+          <w:color w:val="2C2C2A"/>
+        </w:rPr>
+        <w:t>Long-term knowledge preservation</w:t>
+      </w:r>
+    </w:p>
+    <w:p>
+      <w:pPr>
+        <w:spacing w:after="200"/>
+      </w:pPr>
+    </w:p>
+    <w:p>
+      <w:pPr>
+        <w:pStyle w:val="Heading2"/>
+      </w:pPr>
+      <w:r>
         <w:lastRenderedPageBreak/>
-        <w:t>Strict regulatory documentation and auditability requirements</w:t>
-      </w:r>
-    </w:p>
-    <w:p>
-      <w:pPr>
-        <w:numPr>
-          <w:ilvl w:val="0"/>
-          <w:numId w:val="4"/>
-        </w:numPr>
-        <w:spacing w:after="60"/>
-        <w:rPr>
-          <w:color w:val="2C2C2A"/>
-        </w:rPr>
-      </w:pPr>
-      <w:r>
-        <w:rPr>
-          <w:color w:val="2C2C2A"/>
-        </w:rPr>
-        <w:t>Multi-disciplinary engineering integration</w:t>
-      </w:r>
-    </w:p>
-    <w:p>
-      <w:pPr>
-        <w:numPr>
-          <w:ilvl w:val="0"/>
-          <w:numId w:val="4"/>
-        </w:numPr>
-        <w:spacing w:after="60"/>
-        <w:rPr>
-          <w:color w:val="2C2C2A"/>
-        </w:rPr>
-      </w:pPr>
-      <w:r>
-        <w:rPr>
-          <w:color w:val="2C2C2A"/>
-        </w:rPr>
-        <w:t>Long asset lifetimes and aging degradation modes</w:t>
-      </w:r>
-    </w:p>
-    <w:p>
-      <w:pPr>
-        <w:numPr>
-          <w:ilvl w:val="0"/>
-          <w:numId w:val="4"/>
-        </w:numPr>
-        <w:spacing w:after="60"/>
-        <w:rPr>
-          <w:color w:val="2C2C2A"/>
-        </w:rPr>
-      </w:pPr>
-      <w:r>
-        <w:rPr>
-          <w:color w:val="2C2C2A"/>
-        </w:rPr>
-        <w:t>Cultural emphasis on conservative decision-making</w:t>
-      </w:r>
-    </w:p>
-    <w:p>
-      <w:pPr>
-        <w:spacing w:after="60"/>
-        <w:rPr>
-          <w:color w:val="2C2C2A"/>
-        </w:rPr>
-      </w:pPr>
-      <w:r>
-        <w:rPr>
-          <w:color w:val="2C2C2A"/>
-        </w:rPr>
-        <w:t>The computational system must therefore support:</w:t>
-      </w:r>
-    </w:p>
-    <w:p>
-      <w:pPr>
-        <w:numPr>
-          <w:ilvl w:val="0"/>
-          <w:numId w:val="5"/>
-        </w:numPr>
-        <w:spacing w:after="60"/>
-        <w:rPr>
-          <w:color w:val="2C2C2A"/>
-        </w:rPr>
-      </w:pPr>
-      <w:r>
-        <w:rPr>
-          <w:color w:val="2C2C2A"/>
-        </w:rPr>
-        <w:t>Technical rigor</w:t>
-      </w:r>
-    </w:p>
-    <w:p>
-      <w:pPr>
-        <w:numPr>
-          <w:ilvl w:val="0"/>
-          <w:numId w:val="5"/>
-        </w:numPr>
-        <w:spacing w:after="60"/>
-        <w:rPr>
-          <w:color w:val="2C2C2A"/>
-        </w:rPr>
-      </w:pPr>
-      <w:r>
-        <w:rPr>
-          <w:color w:val="2C2C2A"/>
-        </w:rPr>
-        <w:t>Traceability</w:t>
-      </w:r>
-    </w:p>
-    <w:p>
-      <w:pPr>
-        <w:numPr>
-          <w:ilvl w:val="0"/>
-          <w:numId w:val="5"/>
-        </w:numPr>
-        <w:spacing w:after="60"/>
-        <w:rPr>
-          <w:color w:val="2C2C2A"/>
-        </w:rPr>
-      </w:pPr>
-      <w:r>
-        <w:rPr>
-          <w:color w:val="2C2C2A"/>
-        </w:rPr>
-        <w:t>Uncertainty transparency</w:t>
-      </w:r>
-    </w:p>
-    <w:p>
-      <w:pPr>
-        <w:numPr>
-          <w:ilvl w:val="0"/>
-          <w:numId w:val="5"/>
-        </w:numPr>
-        <w:spacing w:after="60"/>
-        <w:rPr>
-          <w:color w:val="2C2C2A"/>
-        </w:rPr>
-      </w:pPr>
-      <w:r>
-        <w:rPr>
-          <w:color w:val="2C2C2A"/>
-        </w:rPr>
-        <w:t>Human primacy</w:t>
-      </w:r>
-    </w:p>
-    <w:p>
-      <w:pPr>
-        <w:numPr>
-          <w:ilvl w:val="0"/>
-          <w:numId w:val="5"/>
-        </w:numPr>
-        <w:spacing w:after="60"/>
-        <w:rPr>
-          <w:color w:val="2C2C2A"/>
-        </w:rPr>
-      </w:pPr>
-      <w:r>
-        <w:rPr>
-          <w:color w:val="2C2C2A"/>
-        </w:rPr>
-        <w:t>Conservative inference bias</w:t>
-      </w:r>
-    </w:p>
-    <w:p>
-      <w:pPr>
-        <w:numPr>
-          <w:ilvl w:val="0"/>
-          <w:numId w:val="5"/>
-        </w:numPr>
-        <w:spacing w:after="60"/>
-        <w:rPr>
-          <w:color w:val="2C2C2A"/>
-        </w:rPr>
-      </w:pPr>
-      <w:r>
-        <w:rPr>
-          <w:color w:val="2C2C2A"/>
-        </w:rPr>
-        <w:t>Long-term knowledge preservation</w:t>
-      </w:r>
-    </w:p>
-    <w:p>
-      <w:pPr>
-        <w:spacing w:after="200"/>
-      </w:pPr>
-    </w:p>
-    <w:p>
-      <w:pPr>
-        <w:pStyle w:val="Heading1"/>
-        <w:pBdr>
-          <w:bottom w:val="single" w:sz="6" w:space="4" w:color="185FA5"/>
-        </w:pBdr>
-      </w:pPr>
-      <w:r>
         <w:t>2.1 Engineer Needs Overview</w:t>
       </w:r>
     </w:p>
@@ -590,9 +550,13 @@
       <w:pPr>
         <w:spacing w:before="60" w:after="120"/>
         <w:jc w:val="both"/>
-      </w:pPr>
-      <w:r>
-        <w:rPr>
+        <w:rPr>
+          <w:rFonts w:ascii="Times New Roman" w:hAnsi="Times New Roman" w:cs="Times New Roman"/>
+        </w:rPr>
+      </w:pPr>
+      <w:r>
+        <w:rPr>
+          <w:rFonts w:ascii="Times New Roman" w:hAnsi="Times New Roman" w:cs="Times New Roman"/>
           <w:color w:val="2C2C2A"/>
         </w:rPr>
         <w:t>The diagram below maps the six identified engineer need areas to the computational RCA tool and its derived capability requirements. Colored nodes represent engineer needs; gray nodes represent specific analytical capabilities derived from those needs.</w:t>
@@ -605,6 +569,7 @@
     </w:p>
     <w:p>
       <w:pPr>
+        <w:keepNext/>
         <w:spacing w:before="80" w:after="80"/>
         <w:jc w:val="center"/>
       </w:pPr>
@@ -654,18 +619,28 @@
     </w:p>
     <w:p>
       <w:pPr>
-        <w:spacing w:after="320"/>
+        <w:pStyle w:val="Caption"/>
         <w:jc w:val="center"/>
       </w:pPr>
       <w:r>
-        <w:rPr>
-          <w:i/>
-          <w:iCs/>
-          <w:color w:val="5F5E5A"/>
-          <w:sz w:val="18"/>
-          <w:szCs w:val="18"/>
-        </w:rPr>
-        <w:t>Figure 1. Engineer needs (colored) mapped to core RCA tool capabilities. Arrows indicate the need drives the capability requirement.</w:t>
+        <w:t xml:space="preserve">Figure </w:t>
+      </w:r>
+      <w:fldSimple w:instr=" SEQ Figure \* ARABIC ">
+        <w:r>
+          <w:rPr>
+            <w:noProof/>
+          </w:rPr>
+          <w:t>1</w:t>
+        </w:r>
+      </w:fldSimple>
+      <w:r>
+        <w:t>.</w:t>
+      </w:r>
+      <w:r>
+        <w:t xml:space="preserve"> </w:t>
+      </w:r>
+      <w:r>
+        <w:t>Engineer needs (colored) mapped to core RCA tool capabilities. Arrows indicate the need drives the capability requirement.</w:t>
       </w:r>
     </w:p>
     <w:p>
@@ -689,12 +664,32 @@
       <w:pPr>
         <w:spacing w:before="60" w:after="120"/>
         <w:jc w:val="both"/>
-      </w:pPr>
-      <w:r>
-        <w:rPr>
+        <w:rPr>
+          <w:rFonts w:ascii="Times New Roman" w:hAnsi="Times New Roman" w:cs="Times New Roman"/>
+        </w:rPr>
+      </w:pPr>
+      <w:r>
+        <w:rPr>
+          <w:rFonts w:ascii="Times New Roman" w:hAnsi="Times New Roman" w:cs="Times New Roman"/>
           <w:color w:val="2C2C2A"/>
         </w:rPr>
-        <w:t>The following sections describe each need area in detail, including the specific pain points that engineers encounter and the computational capabilities required to address them.</w:t>
+        <w:t xml:space="preserve">The following sections describe each need area in detail, including the specific pain points that engineers </w:t>
+      </w:r>
+      <w:proofErr w:type="gramStart"/>
+      <w:r>
+        <w:rPr>
+          <w:rFonts w:ascii="Times New Roman" w:hAnsi="Times New Roman" w:cs="Times New Roman"/>
+          <w:color w:val="2C2C2A"/>
+        </w:rPr>
+        <w:t>encounter</w:t>
+      </w:r>
+      <w:proofErr w:type="gramEnd"/>
+      <w:r>
+        <w:rPr>
+          <w:rFonts w:ascii="Times New Roman" w:hAnsi="Times New Roman" w:cs="Times New Roman"/>
+          <w:color w:val="2C2C2A"/>
+        </w:rPr>
+        <w:t xml:space="preserve"> and the computational capabilities required to address them.</w:t>
       </w:r>
     </w:p>
     <w:p>
@@ -708,25 +703,23 @@
     </w:p>
     <w:p>
       <w:pPr>
-        <w:spacing w:after="60"/>
-        <w:rPr>
-          <w:b/>
-          <w:bCs/>
-        </w:rPr>
-      </w:pPr>
-      <w:r>
-        <w:rPr>
-          <w:b/>
-          <w:bCs/>
-        </w:rPr>
+        <w:pStyle w:val="Heading3"/>
+      </w:pPr>
+      <w:r>
         <w:t>Problem Landscape</w:t>
       </w:r>
     </w:p>
     <w:p>
       <w:pPr>
         <w:spacing w:after="60"/>
-      </w:pPr>
-      <w:r>
+        <w:rPr>
+          <w:rFonts w:ascii="Times New Roman" w:hAnsi="Times New Roman" w:cs="Times New Roman"/>
+        </w:rPr>
+      </w:pPr>
+      <w:r>
+        <w:rPr>
+          <w:rFonts w:ascii="Times New Roman" w:hAnsi="Times New Roman" w:cs="Times New Roman"/>
+        </w:rPr>
         <w:t>Plant-relevant information resides across fragmented systems:</w:t>
       </w:r>
     </w:p>
@@ -737,8 +730,14 @@
           <w:numId w:val="6"/>
         </w:numPr>
         <w:spacing w:after="60"/>
-      </w:pPr>
-      <w:r>
+        <w:rPr>
+          <w:rFonts w:ascii="Times New Roman" w:hAnsi="Times New Roman" w:cs="Times New Roman"/>
+        </w:rPr>
+      </w:pPr>
+      <w:r>
+        <w:rPr>
+          <w:rFonts w:ascii="Times New Roman" w:hAnsi="Times New Roman" w:cs="Times New Roman"/>
+        </w:rPr>
         <w:t>Process historians (high-frequency time series)</w:t>
       </w:r>
     </w:p>
@@ -749,8 +748,14 @@
           <w:numId w:val="6"/>
         </w:numPr>
         <w:spacing w:after="60"/>
-      </w:pPr>
-      <w:r>
+        <w:rPr>
+          <w:rFonts w:ascii="Times New Roman" w:hAnsi="Times New Roman" w:cs="Times New Roman"/>
+        </w:rPr>
+      </w:pPr>
+      <w:r>
+        <w:rPr>
+          <w:rFonts w:ascii="Times New Roman" w:hAnsi="Times New Roman" w:cs="Times New Roman"/>
+        </w:rPr>
         <w:t>Maintenance management systems</w:t>
       </w:r>
     </w:p>
@@ -761,8 +766,50 @@
           <w:numId w:val="6"/>
         </w:numPr>
         <w:spacing w:after="60"/>
-      </w:pPr>
-      <w:r>
+        <w:rPr>
+          <w:rFonts w:ascii="Times New Roman" w:hAnsi="Times New Roman" w:cs="Times New Roman"/>
+        </w:rPr>
+      </w:pPr>
+      <w:r>
+        <w:rPr>
+          <w:rFonts w:ascii="Times New Roman" w:hAnsi="Times New Roman" w:cs="Times New Roman"/>
+        </w:rPr>
+        <w:t>CR databases</w:t>
+      </w:r>
+    </w:p>
+    <w:p>
+      <w:pPr>
+        <w:numPr>
+          <w:ilvl w:val="0"/>
+          <w:numId w:val="6"/>
+        </w:numPr>
+        <w:spacing w:after="60"/>
+        <w:rPr>
+          <w:rFonts w:ascii="Times New Roman" w:hAnsi="Times New Roman" w:cs="Times New Roman"/>
+        </w:rPr>
+      </w:pPr>
+      <w:r>
+        <w:rPr>
+          <w:rFonts w:ascii="Times New Roman" w:hAnsi="Times New Roman" w:cs="Times New Roman"/>
+        </w:rPr>
+        <w:t>Outage databases</w:t>
+      </w:r>
+    </w:p>
+    <w:p>
+      <w:pPr>
+        <w:numPr>
+          <w:ilvl w:val="0"/>
+          <w:numId w:val="6"/>
+        </w:numPr>
+        <w:spacing w:after="60"/>
+        <w:rPr>
+          <w:rFonts w:ascii="Times New Roman" w:hAnsi="Times New Roman" w:cs="Times New Roman"/>
+        </w:rPr>
+      </w:pPr>
+      <w:r>
+        <w:rPr>
+          <w:rFonts w:ascii="Times New Roman" w:hAnsi="Times New Roman" w:cs="Times New Roman"/>
+        </w:rPr>
         <w:t>Surveillance and testing databases</w:t>
       </w:r>
     </w:p>
@@ -773,8 +820,32 @@
           <w:numId w:val="6"/>
         </w:numPr>
         <w:spacing w:after="60"/>
-      </w:pPr>
-      <w:r>
+        <w:rPr>
+          <w:rFonts w:ascii="Times New Roman" w:hAnsi="Times New Roman" w:cs="Times New Roman"/>
+        </w:rPr>
+      </w:pPr>
+      <w:r>
+        <w:rPr>
+          <w:rFonts w:ascii="Times New Roman" w:hAnsi="Times New Roman" w:cs="Times New Roman"/>
+        </w:rPr>
+        <w:t>ECA and RCA databases</w:t>
+      </w:r>
+    </w:p>
+    <w:p>
+      <w:pPr>
+        <w:numPr>
+          <w:ilvl w:val="0"/>
+          <w:numId w:val="6"/>
+        </w:numPr>
+        <w:spacing w:after="60"/>
+        <w:rPr>
+          <w:rFonts w:ascii="Times New Roman" w:hAnsi="Times New Roman" w:cs="Times New Roman"/>
+        </w:rPr>
+      </w:pPr>
+      <w:r>
+        <w:rPr>
+          <w:rFonts w:ascii="Times New Roman" w:hAnsi="Times New Roman" w:cs="Times New Roman"/>
+        </w:rPr>
         <w:t>Corrective Action Program (CAP) databases</w:t>
       </w:r>
     </w:p>
@@ -785,8 +856,14 @@
           <w:numId w:val="6"/>
         </w:numPr>
         <w:spacing w:after="60"/>
-      </w:pPr>
-      <w:r>
+        <w:rPr>
+          <w:rFonts w:ascii="Times New Roman" w:hAnsi="Times New Roman" w:cs="Times New Roman"/>
+        </w:rPr>
+      </w:pPr>
+      <w:r>
+        <w:rPr>
+          <w:rFonts w:ascii="Times New Roman" w:hAnsi="Times New Roman" w:cs="Times New Roman"/>
+        </w:rPr>
         <w:t>Operating experience (OE) repositories</w:t>
       </w:r>
     </w:p>
@@ -797,8 +874,14 @@
           <w:numId w:val="6"/>
         </w:numPr>
         <w:spacing w:after="60"/>
-      </w:pPr>
-      <w:r>
+        <w:rPr>
+          <w:rFonts w:ascii="Times New Roman" w:hAnsi="Times New Roman" w:cs="Times New Roman"/>
+        </w:rPr>
+      </w:pPr>
+      <w:r>
+        <w:rPr>
+          <w:rFonts w:ascii="Times New Roman" w:hAnsi="Times New Roman" w:cs="Times New Roman"/>
+        </w:rPr>
         <w:t>Protection system event logs</w:t>
       </w:r>
     </w:p>
@@ -809,8 +892,14 @@
           <w:numId w:val="6"/>
         </w:numPr>
         <w:spacing w:after="60"/>
-      </w:pPr>
-      <w:r>
+        <w:rPr>
+          <w:rFonts w:ascii="Times New Roman" w:hAnsi="Times New Roman" w:cs="Times New Roman"/>
+        </w:rPr>
+      </w:pPr>
+      <w:r>
+        <w:rPr>
+          <w:rFonts w:ascii="Times New Roman" w:hAnsi="Times New Roman" w:cs="Times New Roman"/>
+        </w:rPr>
         <w:t>Operator narrative logs</w:t>
       </w:r>
     </w:p>
@@ -821,24 +910,54 @@
           <w:numId w:val="6"/>
         </w:numPr>
         <w:spacing w:after="60"/>
-      </w:pPr>
-      <w:r>
+        <w:rPr>
+          <w:rFonts w:ascii="Times New Roman" w:hAnsi="Times New Roman" w:cs="Times New Roman"/>
+        </w:rPr>
+      </w:pPr>
+      <w:r>
+        <w:rPr>
+          <w:rFonts w:ascii="Times New Roman" w:hAnsi="Times New Roman" w:cs="Times New Roman"/>
+        </w:rPr>
         <w:t>Paper and legacy records</w:t>
       </w:r>
     </w:p>
     <w:p>
       <w:pPr>
         <w:spacing w:after="60"/>
-      </w:pPr>
-      <w:r>
-        <w:t>Engineers spend disproportionate time assembling and cleaning data rather than performing causal reasoning.</w:t>
-      </w:r>
-    </w:p>
-    <w:p>
-      <w:pPr>
-        <w:spacing w:after="60"/>
-      </w:pPr>
-      <w:r>
+        <w:rPr>
+          <w:rFonts w:ascii="Times New Roman" w:hAnsi="Times New Roman" w:cs="Times New Roman"/>
+        </w:rPr>
+      </w:pPr>
+      <w:r>
+        <w:rPr>
+          <w:rFonts w:ascii="Times New Roman" w:hAnsi="Times New Roman" w:cs="Times New Roman"/>
+        </w:rPr>
+        <w:t xml:space="preserve">Engineers spend </w:t>
+      </w:r>
+      <w:r>
+        <w:rPr>
+          <w:rFonts w:ascii="Times New Roman" w:hAnsi="Times New Roman" w:cs="Times New Roman"/>
+        </w:rPr>
+        <w:t>large amount of</w:t>
+      </w:r>
+      <w:r>
+        <w:rPr>
+          <w:rFonts w:ascii="Times New Roman" w:hAnsi="Times New Roman" w:cs="Times New Roman"/>
+        </w:rPr>
+        <w:t xml:space="preserve"> time assembling and cleaning data.</w:t>
+      </w:r>
+    </w:p>
+    <w:p>
+      <w:pPr>
+        <w:spacing w:after="60"/>
+        <w:rPr>
+          <w:rFonts w:ascii="Times New Roman" w:hAnsi="Times New Roman" w:cs="Times New Roman"/>
+        </w:rPr>
+      </w:pPr>
+      <w:r>
+        <w:rPr>
+          <w:rFonts w:ascii="Times New Roman" w:hAnsi="Times New Roman" w:cs="Times New Roman"/>
+        </w:rPr>
         <w:t>Key challenges:</w:t>
       </w:r>
     </w:p>
@@ -849,8 +968,14 @@
           <w:numId w:val="7"/>
         </w:numPr>
         <w:spacing w:after="60"/>
-      </w:pPr>
-      <w:r>
+        <w:rPr>
+          <w:rFonts w:ascii="Times New Roman" w:hAnsi="Times New Roman" w:cs="Times New Roman"/>
+        </w:rPr>
+      </w:pPr>
+      <w:r>
+        <w:rPr>
+          <w:rFonts w:ascii="Times New Roman" w:hAnsi="Times New Roman" w:cs="Times New Roman"/>
+        </w:rPr>
         <w:t>Timestamp misalignment</w:t>
       </w:r>
     </w:p>
@@ -861,8 +986,14 @@
           <w:numId w:val="7"/>
         </w:numPr>
         <w:spacing w:after="60"/>
-      </w:pPr>
-      <w:r>
+        <w:rPr>
+          <w:rFonts w:ascii="Times New Roman" w:hAnsi="Times New Roman" w:cs="Times New Roman"/>
+        </w:rPr>
+      </w:pPr>
+      <w:r>
+        <w:rPr>
+          <w:rFonts w:ascii="Times New Roman" w:hAnsi="Times New Roman" w:cs="Times New Roman"/>
+        </w:rPr>
         <w:t>Heterogeneous sampling rates</w:t>
       </w:r>
     </w:p>
@@ -873,8 +1004,14 @@
           <w:numId w:val="7"/>
         </w:numPr>
         <w:spacing w:after="60"/>
-      </w:pPr>
-      <w:r>
+        <w:rPr>
+          <w:rFonts w:ascii="Times New Roman" w:hAnsi="Times New Roman" w:cs="Times New Roman"/>
+        </w:rPr>
+      </w:pPr>
+      <w:r>
+        <w:rPr>
+          <w:rFonts w:ascii="Times New Roman" w:hAnsi="Times New Roman" w:cs="Times New Roman"/>
+        </w:rPr>
         <w:t>Sensor drift, frozen values, rail conditions</w:t>
       </w:r>
     </w:p>
@@ -885,8 +1022,14 @@
           <w:numId w:val="7"/>
         </w:numPr>
         <w:spacing w:after="60"/>
-      </w:pPr>
-      <w:r>
+        <w:rPr>
+          <w:rFonts w:ascii="Times New Roman" w:hAnsi="Times New Roman" w:cs="Times New Roman"/>
+        </w:rPr>
+      </w:pPr>
+      <w:r>
+        <w:rPr>
+          <w:rFonts w:ascii="Times New Roman" w:hAnsi="Times New Roman" w:cs="Times New Roman"/>
+        </w:rPr>
         <w:t>Outage gaps</w:t>
       </w:r>
     </w:p>
@@ -897,8 +1040,14 @@
           <w:numId w:val="7"/>
         </w:numPr>
         <w:spacing w:after="60"/>
-      </w:pPr>
-      <w:r>
+        <w:rPr>
+          <w:rFonts w:ascii="Times New Roman" w:hAnsi="Times New Roman" w:cs="Times New Roman"/>
+        </w:rPr>
+      </w:pPr>
+      <w:r>
+        <w:rPr>
+          <w:rFonts w:ascii="Times New Roman" w:hAnsi="Times New Roman" w:cs="Times New Roman"/>
+        </w:rPr>
         <w:t>Cross-system entity disconnection</w:t>
       </w:r>
     </w:p>
@@ -909,24 +1058,22 @@
           <w:numId w:val="7"/>
         </w:numPr>
         <w:spacing w:after="60"/>
-      </w:pPr>
-      <w:r>
+        <w:rPr>
+          <w:rFonts w:ascii="Times New Roman" w:hAnsi="Times New Roman" w:cs="Times New Roman"/>
+        </w:rPr>
+      </w:pPr>
+      <w:r>
+        <w:rPr>
+          <w:rFonts w:ascii="Times New Roman" w:hAnsi="Times New Roman" w:cs="Times New Roman"/>
+        </w:rPr>
         <w:t>No unified ontology linking equipment, work orders, and CAP records</w:t>
       </w:r>
     </w:p>
     <w:p>
       <w:pPr>
-        <w:spacing w:after="60"/>
-        <w:rPr>
-          <w:b/>
-          <w:bCs/>
-        </w:rPr>
-      </w:pPr>
-      <w:r>
-        <w:rPr>
-          <w:b/>
-          <w:bCs/>
-        </w:rPr>
+        <w:pStyle w:val="Heading3"/>
+      </w:pPr>
+      <w:r>
         <w:t>Required Foundational Capabilities</w:t>
       </w:r>
     </w:p>
@@ -937,8 +1084,14 @@
           <w:numId w:val="8"/>
         </w:numPr>
         <w:spacing w:after="60"/>
-      </w:pPr>
-      <w:r>
+        <w:rPr>
+          <w:rFonts w:ascii="Times New Roman" w:hAnsi="Times New Roman" w:cs="Times New Roman"/>
+        </w:rPr>
+      </w:pPr>
+      <w:r>
+        <w:rPr>
+          <w:rFonts w:ascii="Times New Roman" w:hAnsi="Times New Roman" w:cs="Times New Roman"/>
+        </w:rPr>
         <w:t>Multi-source ingestion framework with provenance tracking</w:t>
       </w:r>
     </w:p>
@@ -949,9 +1102,29 @@
           <w:numId w:val="8"/>
         </w:numPr>
         <w:spacing w:after="60"/>
-      </w:pPr>
-      <w:r>
-        <w:t>Unified timebase alignment across heterogeneous systems</w:t>
+        <w:rPr>
+          <w:rFonts w:ascii="Times New Roman" w:hAnsi="Times New Roman" w:cs="Times New Roman"/>
+        </w:rPr>
+      </w:pPr>
+      <w:r>
+        <w:rPr>
+          <w:rFonts w:ascii="Times New Roman" w:hAnsi="Times New Roman" w:cs="Times New Roman"/>
+        </w:rPr>
+        <w:t xml:space="preserve">Unified </w:t>
+      </w:r>
+      <w:proofErr w:type="spellStart"/>
+      <w:r>
+        <w:rPr>
+          <w:rFonts w:ascii="Times New Roman" w:hAnsi="Times New Roman" w:cs="Times New Roman"/>
+        </w:rPr>
+        <w:t>timebase</w:t>
+      </w:r>
+      <w:proofErr w:type="spellEnd"/>
+      <w:r>
+        <w:rPr>
+          <w:rFonts w:ascii="Times New Roman" w:hAnsi="Times New Roman" w:cs="Times New Roman"/>
+        </w:rPr>
+        <w:t xml:space="preserve"> alignment across heterogeneous systems</w:t>
       </w:r>
     </w:p>
     <w:p>
@@ -961,8 +1134,14 @@
           <w:numId w:val="8"/>
         </w:numPr>
         <w:spacing w:after="60"/>
-      </w:pPr>
-      <w:r>
+        <w:rPr>
+          <w:rFonts w:ascii="Times New Roman" w:hAnsi="Times New Roman" w:cs="Times New Roman"/>
+        </w:rPr>
+      </w:pPr>
+      <w:r>
+        <w:rPr>
+          <w:rFonts w:ascii="Times New Roman" w:hAnsi="Times New Roman" w:cs="Times New Roman"/>
+        </w:rPr>
         <w:t>Automated data quality scoring and bad-actor detection</w:t>
       </w:r>
     </w:p>
@@ -973,8 +1152,14 @@
           <w:numId w:val="8"/>
         </w:numPr>
         <w:spacing w:after="60"/>
-      </w:pPr>
-      <w:r>
+        <w:rPr>
+          <w:rFonts w:ascii="Times New Roman" w:hAnsi="Times New Roman" w:cs="Times New Roman"/>
+        </w:rPr>
+      </w:pPr>
+      <w:r>
+        <w:rPr>
+          <w:rFonts w:ascii="Times New Roman" w:hAnsi="Times New Roman" w:cs="Times New Roman"/>
+        </w:rPr>
         <w:t>Signal health monitoring and sensor reliability indicators</w:t>
       </w:r>
     </w:p>
@@ -985,8 +1170,14 @@
           <w:numId w:val="8"/>
         </w:numPr>
         <w:spacing w:after="60"/>
-      </w:pPr>
-      <w:r>
+        <w:rPr>
+          <w:rFonts w:ascii="Times New Roman" w:hAnsi="Times New Roman" w:cs="Times New Roman"/>
+        </w:rPr>
+      </w:pPr>
+      <w:r>
+        <w:rPr>
+          <w:rFonts w:ascii="Times New Roman" w:hAnsi="Times New Roman" w:cs="Times New Roman"/>
+        </w:rPr>
         <w:t>Cross-system entity resolution (tag → equipment → work order → CAP record)</w:t>
       </w:r>
     </w:p>
@@ -997,8 +1188,14 @@
           <w:numId w:val="8"/>
         </w:numPr>
         <w:spacing w:after="60"/>
-      </w:pPr>
-      <w:r>
+        <w:rPr>
+          <w:rFonts w:ascii="Times New Roman" w:hAnsi="Times New Roman" w:cs="Times New Roman"/>
+        </w:rPr>
+      </w:pPr>
+      <w:r>
+        <w:rPr>
+          <w:rFonts w:ascii="Times New Roman" w:hAnsi="Times New Roman" w:cs="Times New Roman"/>
+        </w:rPr>
         <w:t>Version-controlled data snapshots for RCA defensibility</w:t>
       </w:r>
     </w:p>
@@ -1006,37 +1203,6 @@
       <w:pPr>
         <w:spacing w:after="60"/>
       </w:pPr>
-      <w:r>
-        <w:t xml:space="preserve">This is the </w:t>
-      </w:r>
-      <w:r>
-        <w:rPr>
-          <w:b/>
-          <w:bCs/>
-        </w:rPr>
-        <w:t>non-negotiable Phase 1 foundation</w:t>
-      </w:r>
-      <w:r>
-        <w:t>. No analytical reliability exists without it.</w:t>
-      </w:r>
-    </w:p>
-    <w:p>
-      <w:pPr>
-        <w:spacing w:after="60"/>
-      </w:pPr>
-      <w:r>
-        <w:rPr>
-          <w:noProof/>
-        </w:rPr>
-      </w:r>
-      <w:r>
-        <w:pict w14:anchorId="207FC783">
-          <v:rect id="Horizontal Line 1" o:spid="_x0000_s1040" style="width:486pt;height:1.1pt;visibility:visible;mso-wrap-style:square;mso-left-percent:-10001;mso-top-percent:-10001;mso-position-horizontal:absolute;mso-position-horizontal-relative:char;mso-position-vertical:absolute;mso-position-vertical-relative:line;mso-left-percent:-10001;mso-top-percent:-10001;v-text-anchor:top" o:gfxdata="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" filled="f">
-            <o:lock v:ext="edit" rotation="t" aspectratio="t" verticies="t" text="t" shapetype="t"/>
-            <w10:anchorlock/>
-          </v:rect>
-        </w:pict>
-      </w:r>
     </w:p>
     <w:p>
       <w:pPr>
@@ -1049,26 +1215,42 @@
     </w:p>
     <w:p>
       <w:pPr>
-        <w:spacing w:after="60"/>
-        <w:rPr>
-          <w:b/>
-          <w:bCs/>
-        </w:rPr>
-      </w:pPr>
-      <w:r>
-        <w:rPr>
-          <w:b/>
-          <w:bCs/>
-        </w:rPr>
+        <w:pStyle w:val="Heading3"/>
+      </w:pPr>
+      <w:r>
         <w:t>Problem Landscape</w:t>
       </w:r>
     </w:p>
     <w:p>
       <w:pPr>
         <w:spacing w:after="60"/>
-      </w:pPr>
-      <w:r>
-        <w:t>Nuclear plants are:</w:t>
+        <w:rPr>
+          <w:rFonts w:ascii="Times New Roman" w:hAnsi="Times New Roman" w:cs="Times New Roman"/>
+        </w:rPr>
+      </w:pPr>
+      <w:r>
+        <w:rPr>
+          <w:rFonts w:ascii="Times New Roman" w:hAnsi="Times New Roman" w:cs="Times New Roman"/>
+        </w:rPr>
+        <w:t>Facts related to n</w:t>
+      </w:r>
+      <w:r>
+        <w:rPr>
+          <w:rFonts w:ascii="Times New Roman" w:hAnsi="Times New Roman" w:cs="Times New Roman"/>
+        </w:rPr>
+        <w:t>uclear plant</w:t>
+      </w:r>
+      <w:r>
+        <w:rPr>
+          <w:rFonts w:ascii="Times New Roman" w:hAnsi="Times New Roman" w:cs="Times New Roman"/>
+        </w:rPr>
+        <w:t xml:space="preserve"> systems</w:t>
+      </w:r>
+      <w:r>
+        <w:rPr>
+          <w:rFonts w:ascii="Times New Roman" w:hAnsi="Times New Roman" w:cs="Times New Roman"/>
+        </w:rPr>
+        <w:t>:</w:t>
       </w:r>
     </w:p>
     <w:p>
@@ -1078,8 +1260,14 @@
           <w:numId w:val="9"/>
         </w:numPr>
         <w:spacing w:after="60"/>
-      </w:pPr>
-      <w:r>
+        <w:rPr>
+          <w:rFonts w:ascii="Times New Roman" w:hAnsi="Times New Roman" w:cs="Times New Roman"/>
+        </w:rPr>
+      </w:pPr>
+      <w:r>
+        <w:rPr>
+          <w:rFonts w:ascii="Times New Roman" w:hAnsi="Times New Roman" w:cs="Times New Roman"/>
+        </w:rPr>
         <w:t>Redundant (A/B trains)</w:t>
       </w:r>
     </w:p>
@@ -1090,8 +1278,14 @@
           <w:numId w:val="9"/>
         </w:numPr>
         <w:spacing w:after="60"/>
-      </w:pPr>
-      <w:r>
+        <w:rPr>
+          <w:rFonts w:ascii="Times New Roman" w:hAnsi="Times New Roman" w:cs="Times New Roman"/>
+        </w:rPr>
+      </w:pPr>
+      <w:r>
+        <w:rPr>
+          <w:rFonts w:ascii="Times New Roman" w:hAnsi="Times New Roman" w:cs="Times New Roman"/>
+        </w:rPr>
         <w:t>Cross-tied</w:t>
       </w:r>
     </w:p>
@@ -1102,9 +1296,16 @@
           <w:numId w:val="9"/>
         </w:numPr>
         <w:spacing w:after="60"/>
-      </w:pPr>
-      <w:r>
-        <w:t>Interlocked through permissives and trips</w:t>
+        <w:rPr>
+          <w:rFonts w:ascii="Times New Roman" w:hAnsi="Times New Roman" w:cs="Times New Roman"/>
+        </w:rPr>
+      </w:pPr>
+      <w:r>
+        <w:rPr>
+          <w:rFonts w:ascii="Times New Roman" w:hAnsi="Times New Roman" w:cs="Times New Roman"/>
+        </w:rPr>
+        <w:lastRenderedPageBreak/>
+        <w:t>Supported by shared auxiliary systems</w:t>
       </w:r>
     </w:p>
     <w:p>
@@ -1114,37 +1315,54 @@
           <w:numId w:val="9"/>
         </w:numPr>
         <w:spacing w:after="60"/>
-      </w:pPr>
-      <w:r>
-        <w:t>Supported by shared auxiliary systems</w:t>
-      </w:r>
-    </w:p>
-    <w:p>
-      <w:pPr>
-        <w:numPr>
-          <w:ilvl w:val="0"/>
-          <w:numId w:val="9"/>
-        </w:numPr>
-        <w:spacing w:after="60"/>
-      </w:pPr>
-      <w:r>
+        <w:rPr>
+          <w:rFonts w:ascii="Times New Roman" w:hAnsi="Times New Roman" w:cs="Times New Roman"/>
+        </w:rPr>
+      </w:pPr>
+      <w:r>
+        <w:rPr>
+          <w:rFonts w:ascii="Times New Roman" w:hAnsi="Times New Roman" w:cs="Times New Roman"/>
+        </w:rPr>
         <w:t>Structured around safety functions</w:t>
       </w:r>
     </w:p>
     <w:p>
       <w:pPr>
         <w:spacing w:after="60"/>
-      </w:pPr>
-      <w:r>
-        <w:lastRenderedPageBreak/>
-        <w:t>Symptoms frequently appear far from initiating causes.</w:t>
-      </w:r>
-    </w:p>
-    <w:p>
-      <w:pPr>
-        <w:spacing w:after="60"/>
-      </w:pPr>
-      <w:r>
+        <w:rPr>
+          <w:rFonts w:ascii="Times New Roman" w:hAnsi="Times New Roman" w:cs="Times New Roman"/>
+        </w:rPr>
+      </w:pPr>
+      <w:r>
+        <w:rPr>
+          <w:rFonts w:ascii="Times New Roman" w:hAnsi="Times New Roman" w:cs="Times New Roman"/>
+        </w:rPr>
+        <w:t xml:space="preserve">Symptoms </w:t>
+      </w:r>
+      <w:r>
+        <w:rPr>
+          <w:rFonts w:ascii="Times New Roman" w:hAnsi="Times New Roman" w:cs="Times New Roman"/>
+        </w:rPr>
+        <w:t>might</w:t>
+      </w:r>
+      <w:r>
+        <w:rPr>
+          <w:rFonts w:ascii="Times New Roman" w:hAnsi="Times New Roman" w:cs="Times New Roman"/>
+        </w:rPr>
+        <w:t xml:space="preserve"> appear far from initiating causes.</w:t>
+      </w:r>
+    </w:p>
+    <w:p>
+      <w:pPr>
+        <w:spacing w:after="60"/>
+        <w:rPr>
+          <w:rFonts w:ascii="Times New Roman" w:hAnsi="Times New Roman" w:cs="Times New Roman"/>
+        </w:rPr>
+      </w:pPr>
+      <w:r>
+        <w:rPr>
+          <w:rFonts w:ascii="Times New Roman" w:hAnsi="Times New Roman" w:cs="Times New Roman"/>
+        </w:rPr>
         <w:t>Engineers must reason across:</w:t>
       </w:r>
     </w:p>
@@ -1155,8 +1373,14 @@
           <w:numId w:val="10"/>
         </w:numPr>
         <w:spacing w:after="60"/>
-      </w:pPr>
-      <w:r>
+        <w:rPr>
+          <w:rFonts w:ascii="Times New Roman" w:hAnsi="Times New Roman" w:cs="Times New Roman"/>
+        </w:rPr>
+      </w:pPr>
+      <w:r>
+        <w:rPr>
+          <w:rFonts w:ascii="Times New Roman" w:hAnsi="Times New Roman" w:cs="Times New Roman"/>
+        </w:rPr>
         <w:t>Physical configuration</w:t>
       </w:r>
     </w:p>
@@ -1167,8 +1391,14 @@
           <w:numId w:val="10"/>
         </w:numPr>
         <w:spacing w:after="60"/>
-      </w:pPr>
-      <w:r>
+        <w:rPr>
+          <w:rFonts w:ascii="Times New Roman" w:hAnsi="Times New Roman" w:cs="Times New Roman"/>
+        </w:rPr>
+      </w:pPr>
+      <w:r>
+        <w:rPr>
+          <w:rFonts w:ascii="Times New Roman" w:hAnsi="Times New Roman" w:cs="Times New Roman"/>
+        </w:rPr>
         <w:t>Functional relationships</w:t>
       </w:r>
     </w:p>
@@ -1179,8 +1409,14 @@
           <w:numId w:val="10"/>
         </w:numPr>
         <w:spacing w:after="60"/>
-      </w:pPr>
-      <w:r>
+        <w:rPr>
+          <w:rFonts w:ascii="Times New Roman" w:hAnsi="Times New Roman" w:cs="Times New Roman"/>
+        </w:rPr>
+      </w:pPr>
+      <w:r>
+        <w:rPr>
+          <w:rFonts w:ascii="Times New Roman" w:hAnsi="Times New Roman" w:cs="Times New Roman"/>
+        </w:rPr>
         <w:t>Protection logic</w:t>
       </w:r>
     </w:p>
@@ -1191,24 +1427,22 @@
           <w:numId w:val="10"/>
         </w:numPr>
         <w:spacing w:after="60"/>
-      </w:pPr>
-      <w:r>
+        <w:rPr>
+          <w:rFonts w:ascii="Times New Roman" w:hAnsi="Times New Roman" w:cs="Times New Roman"/>
+        </w:rPr>
+      </w:pPr>
+      <w:r>
+        <w:rPr>
+          <w:rFonts w:ascii="Times New Roman" w:hAnsi="Times New Roman" w:cs="Times New Roman"/>
+        </w:rPr>
         <w:t>Safety barriers</w:t>
       </w:r>
     </w:p>
     <w:p>
       <w:pPr>
-        <w:spacing w:after="60"/>
-        <w:rPr>
-          <w:b/>
-          <w:bCs/>
-        </w:rPr>
-      </w:pPr>
-      <w:r>
-        <w:rPr>
-          <w:b/>
-          <w:bCs/>
-        </w:rPr>
+        <w:pStyle w:val="Heading3"/>
+      </w:pPr>
+      <w:r>
         <w:t>Required Capabilities</w:t>
       </w:r>
     </w:p>
@@ -1219,8 +1453,14 @@
           <w:numId w:val="11"/>
         </w:numPr>
         <w:spacing w:after="60"/>
-      </w:pPr>
-      <w:r>
+        <w:rPr>
+          <w:rFonts w:ascii="Times New Roman" w:hAnsi="Times New Roman" w:cs="Times New Roman"/>
+        </w:rPr>
+      </w:pPr>
+      <w:r>
+        <w:rPr>
+          <w:rFonts w:ascii="Times New Roman" w:hAnsi="Times New Roman" w:cs="Times New Roman"/>
+        </w:rPr>
         <w:t>Graph-based system topology model (equipment, systems, safety functions)</w:t>
       </w:r>
     </w:p>
@@ -1231,8 +1471,14 @@
           <w:numId w:val="11"/>
         </w:numPr>
         <w:spacing w:after="60"/>
-      </w:pPr>
-      <w:r>
+        <w:rPr>
+          <w:rFonts w:ascii="Times New Roman" w:hAnsi="Times New Roman" w:cs="Times New Roman"/>
+        </w:rPr>
+      </w:pPr>
+      <w:r>
+        <w:rPr>
+          <w:rFonts w:ascii="Times New Roman" w:hAnsi="Times New Roman" w:cs="Times New Roman"/>
+        </w:rPr>
         <w:t>Representation of redundancy and independence assumptions</w:t>
       </w:r>
     </w:p>
@@ -1243,9 +1489,29 @@
           <w:numId w:val="11"/>
         </w:numPr>
         <w:spacing w:after="60"/>
-      </w:pPr>
-      <w:r>
-        <w:t>Protection logic modeling (permissives, trips, interlocks)</w:t>
+        <w:rPr>
+          <w:rFonts w:ascii="Times New Roman" w:hAnsi="Times New Roman" w:cs="Times New Roman"/>
+        </w:rPr>
+      </w:pPr>
+      <w:r>
+        <w:rPr>
+          <w:rFonts w:ascii="Times New Roman" w:hAnsi="Times New Roman" w:cs="Times New Roman"/>
+        </w:rPr>
+        <w:t>Protection logic modeling (</w:t>
+      </w:r>
+      <w:proofErr w:type="spellStart"/>
+      <w:r>
+        <w:rPr>
+          <w:rFonts w:ascii="Times New Roman" w:hAnsi="Times New Roman" w:cs="Times New Roman"/>
+        </w:rPr>
+        <w:t>permissives</w:t>
+      </w:r>
+      <w:proofErr w:type="spellEnd"/>
+      <w:r>
+        <w:rPr>
+          <w:rFonts w:ascii="Times New Roman" w:hAnsi="Times New Roman" w:cs="Times New Roman"/>
+        </w:rPr>
+        <w:t>, trips, interlocks)</w:t>
       </w:r>
     </w:p>
     <w:p>
@@ -1255,8 +1521,14 @@
           <w:numId w:val="11"/>
         </w:numPr>
         <w:spacing w:after="60"/>
-      </w:pPr>
-      <w:r>
+        <w:rPr>
+          <w:rFonts w:ascii="Times New Roman" w:hAnsi="Times New Roman" w:cs="Times New Roman"/>
+        </w:rPr>
+      </w:pPr>
+      <w:r>
+        <w:rPr>
+          <w:rFonts w:ascii="Times New Roman" w:hAnsi="Times New Roman" w:cs="Times New Roman"/>
+        </w:rPr>
         <w:t>Automatic mapping of affected safety functions</w:t>
       </w:r>
     </w:p>
@@ -1267,8 +1539,14 @@
           <w:numId w:val="11"/>
         </w:numPr>
         <w:spacing w:after="60"/>
-      </w:pPr>
-      <w:r>
+        <w:rPr>
+          <w:rFonts w:ascii="Times New Roman" w:hAnsi="Times New Roman" w:cs="Times New Roman"/>
+        </w:rPr>
+      </w:pPr>
+      <w:r>
+        <w:rPr>
+          <w:rFonts w:ascii="Times New Roman" w:hAnsi="Times New Roman" w:cs="Times New Roman"/>
+        </w:rPr>
         <w:t>Defense-in-depth barrier identification (which barriers failed, which succeeded)</w:t>
       </w:r>
     </w:p>
@@ -1279,16 +1557,28 @@
           <w:numId w:val="11"/>
         </w:numPr>
         <w:spacing w:after="60"/>
-      </w:pPr>
-      <w:r>
+        <w:rPr>
+          <w:rFonts w:ascii="Times New Roman" w:hAnsi="Times New Roman" w:cs="Times New Roman"/>
+        </w:rPr>
+      </w:pPr>
+      <w:r>
+        <w:rPr>
+          <w:rFonts w:ascii="Times New Roman" w:hAnsi="Times New Roman" w:cs="Times New Roman"/>
+        </w:rPr>
         <w:t>Visualization of degraded defense layers</w:t>
       </w:r>
     </w:p>
     <w:p>
       <w:pPr>
         <w:spacing w:after="60"/>
-      </w:pPr>
-      <w:r>
+        <w:rPr>
+          <w:rFonts w:ascii="Times New Roman" w:hAnsi="Times New Roman" w:cs="Times New Roman"/>
+        </w:rPr>
+      </w:pPr>
+      <w:r>
+        <w:rPr>
+          <w:rFonts w:ascii="Times New Roman" w:hAnsi="Times New Roman" w:cs="Times New Roman"/>
+        </w:rPr>
         <w:t>This enables movement from correlation analysis to causal modeling grounded in plant architecture.</w:t>
       </w:r>
     </w:p>
@@ -1296,19 +1586,6 @@
       <w:pPr>
         <w:spacing w:after="60"/>
       </w:pPr>
-      <w:r>
-        <w:rPr>
-          <w:noProof/>
-        </w:rPr>
-      </w:r>
-      <w:r>
-        <w:pict w14:anchorId="7F7F1151">
-          <v:rect id="Horizontal Line 2" o:spid="_x0000_s1039" style="width:486pt;height:1.1pt;visibility:visible;mso-wrap-style:square;mso-left-percent:-10001;mso-top-percent:-10001;mso-position-horizontal:absolute;mso-position-horizontal-relative:char;mso-position-vertical:absolute;mso-position-vertical-relative:line;mso-left-percent:-10001;mso-top-percent:-10001;v-text-anchor:top" o:gfxdata="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" filled="f">
-            <o:lock v:ext="edit" rotation="t" aspectratio="t" verticies="t" text="t" shapetype="t"/>
-            <w10:anchorlock/>
-          </v:rect>
-        </w:pict>
-      </w:r>
     </w:p>
     <w:p>
       <w:pPr>
@@ -1321,33 +1598,37 @@
     </w:p>
     <w:p>
       <w:pPr>
-        <w:spacing w:after="60"/>
-        <w:rPr>
-          <w:b/>
-          <w:bCs/>
-        </w:rPr>
-      </w:pPr>
-      <w:r>
-        <w:rPr>
-          <w:b/>
-          <w:bCs/>
-        </w:rPr>
+        <w:pStyle w:val="Heading3"/>
+      </w:pPr>
+      <w:r>
         <w:t>Problem Landscape</w:t>
       </w:r>
     </w:p>
     <w:p>
       <w:pPr>
         <w:spacing w:after="60"/>
-      </w:pPr>
-      <w:r>
+        <w:rPr>
+          <w:rFonts w:ascii="Times New Roman" w:hAnsi="Times New Roman" w:cs="Times New Roman"/>
+        </w:rPr>
+      </w:pPr>
+      <w:r>
+        <w:rPr>
+          <w:rFonts w:ascii="Times New Roman" w:hAnsi="Times New Roman" w:cs="Times New Roman"/>
+        </w:rPr>
         <w:t>A single unit may contain 20,000–40,000 instrument channels.</w:t>
       </w:r>
     </w:p>
     <w:p>
       <w:pPr>
         <w:spacing w:after="60"/>
-      </w:pPr>
-      <w:r>
+        <w:rPr>
+          <w:rFonts w:ascii="Times New Roman" w:hAnsi="Times New Roman" w:cs="Times New Roman"/>
+        </w:rPr>
+      </w:pPr>
+      <w:r>
+        <w:rPr>
+          <w:rFonts w:ascii="Times New Roman" w:hAnsi="Times New Roman" w:cs="Times New Roman"/>
+        </w:rPr>
         <w:t>Challenges include:</w:t>
       </w:r>
     </w:p>
@@ -1358,8 +1639,14 @@
           <w:numId w:val="12"/>
         </w:numPr>
         <w:spacing w:after="60"/>
-      </w:pPr>
-      <w:r>
+        <w:rPr>
+          <w:rFonts w:ascii="Times New Roman" w:hAnsi="Times New Roman" w:cs="Times New Roman"/>
+        </w:rPr>
+      </w:pPr>
+      <w:r>
+        <w:rPr>
+          <w:rFonts w:ascii="Times New Roman" w:hAnsi="Times New Roman" w:cs="Times New Roman"/>
+        </w:rPr>
         <w:t>Alarm flooding</w:t>
       </w:r>
     </w:p>
@@ -1370,8 +1657,14 @@
           <w:numId w:val="12"/>
         </w:numPr>
         <w:spacing w:after="60"/>
-      </w:pPr>
-      <w:r>
+        <w:rPr>
+          <w:rFonts w:ascii="Times New Roman" w:hAnsi="Times New Roman" w:cs="Times New Roman"/>
+        </w:rPr>
+      </w:pPr>
+      <w:r>
+        <w:rPr>
+          <w:rFonts w:ascii="Times New Roman" w:hAnsi="Times New Roman" w:cs="Times New Roman"/>
+        </w:rPr>
         <w:t>First-out signal identification</w:t>
       </w:r>
     </w:p>
@@ -1382,8 +1675,14 @@
           <w:numId w:val="12"/>
         </w:numPr>
         <w:spacing w:after="60"/>
-      </w:pPr>
-      <w:r>
+        <w:rPr>
+          <w:rFonts w:ascii="Times New Roman" w:hAnsi="Times New Roman" w:cs="Times New Roman"/>
+        </w:rPr>
+      </w:pPr>
+      <w:r>
+        <w:rPr>
+          <w:rFonts w:ascii="Times New Roman" w:hAnsi="Times New Roman" w:cs="Times New Roman"/>
+        </w:rPr>
         <w:t>Consequential alarm cascades</w:t>
       </w:r>
     </w:p>
@@ -1394,8 +1693,14 @@
           <w:numId w:val="12"/>
         </w:numPr>
         <w:spacing w:after="60"/>
-      </w:pPr>
-      <w:r>
+        <w:rPr>
+          <w:rFonts w:ascii="Times New Roman" w:hAnsi="Times New Roman" w:cs="Times New Roman"/>
+        </w:rPr>
+      </w:pPr>
+      <w:r>
+        <w:rPr>
+          <w:rFonts w:ascii="Times New Roman" w:hAnsi="Times New Roman" w:cs="Times New Roman"/>
+        </w:rPr>
         <w:t>Distinguishing symptoms from causes</w:t>
       </w:r>
     </w:p>
@@ -1406,8 +1711,14 @@
           <w:numId w:val="12"/>
         </w:numPr>
         <w:spacing w:after="60"/>
-      </w:pPr>
-      <w:r>
+        <w:rPr>
+          <w:rFonts w:ascii="Times New Roman" w:hAnsi="Times New Roman" w:cs="Times New Roman"/>
+        </w:rPr>
+      </w:pPr>
+      <w:r>
+        <w:rPr>
+          <w:rFonts w:ascii="Times New Roman" w:hAnsi="Times New Roman" w:cs="Times New Roman"/>
+        </w:rPr>
         <w:t>Rare-event detection</w:t>
       </w:r>
     </w:p>
@@ -1418,16 +1729,28 @@
           <w:numId w:val="12"/>
         </w:numPr>
         <w:spacing w:after="60"/>
-      </w:pPr>
-      <w:r>
+        <w:rPr>
+          <w:rFonts w:ascii="Times New Roman" w:hAnsi="Times New Roman" w:cs="Times New Roman"/>
+        </w:rPr>
+      </w:pPr>
+      <w:r>
+        <w:rPr>
+          <w:rFonts w:ascii="Times New Roman" w:hAnsi="Times New Roman" w:cs="Times New Roman"/>
+        </w:rPr>
         <w:t>Multi-timescale causality (milliseconds to months)</w:t>
       </w:r>
     </w:p>
     <w:p>
       <w:pPr>
         <w:spacing w:after="60"/>
-      </w:pPr>
-      <w:r>
+        <w:rPr>
+          <w:rFonts w:ascii="Times New Roman" w:hAnsi="Times New Roman" w:cs="Times New Roman"/>
+        </w:rPr>
+      </w:pPr>
+      <w:r>
+        <w:rPr>
+          <w:rFonts w:ascii="Times New Roman" w:hAnsi="Times New Roman" w:cs="Times New Roman"/>
+        </w:rPr>
         <w:t>Engineers face:</w:t>
       </w:r>
     </w:p>
@@ -1438,8 +1761,14 @@
           <w:numId w:val="13"/>
         </w:numPr>
         <w:spacing w:after="60"/>
-      </w:pPr>
-      <w:r>
+        <w:rPr>
+          <w:rFonts w:ascii="Times New Roman" w:hAnsi="Times New Roman" w:cs="Times New Roman"/>
+        </w:rPr>
+      </w:pPr>
+      <w:r>
+        <w:rPr>
+          <w:rFonts w:ascii="Times New Roman" w:hAnsi="Times New Roman" w:cs="Times New Roman"/>
+        </w:rPr>
         <w:t>Proximate cause trap</w:t>
       </w:r>
     </w:p>
@@ -1450,8 +1779,14 @@
           <w:numId w:val="13"/>
         </w:numPr>
         <w:spacing w:after="60"/>
-      </w:pPr>
-      <w:r>
+        <w:rPr>
+          <w:rFonts w:ascii="Times New Roman" w:hAnsi="Times New Roman" w:cs="Times New Roman"/>
+        </w:rPr>
+      </w:pPr>
+      <w:r>
+        <w:rPr>
+          <w:rFonts w:ascii="Times New Roman" w:hAnsi="Times New Roman" w:cs="Times New Roman"/>
+        </w:rPr>
         <w:t>Confirmation bias</w:t>
       </w:r>
     </w:p>
@@ -1462,24 +1797,22 @@
           <w:numId w:val="13"/>
         </w:numPr>
         <w:spacing w:after="60"/>
-      </w:pPr>
-      <w:r>
+        <w:rPr>
+          <w:rFonts w:ascii="Times New Roman" w:hAnsi="Times New Roman" w:cs="Times New Roman"/>
+        </w:rPr>
+      </w:pPr>
+      <w:r>
+        <w:rPr>
+          <w:rFonts w:ascii="Times New Roman" w:hAnsi="Times New Roman" w:cs="Times New Roman"/>
+        </w:rPr>
         <w:t>Blindness to common-cause failures (CCF)</w:t>
       </w:r>
     </w:p>
     <w:p>
       <w:pPr>
-        <w:spacing w:after="60"/>
-        <w:rPr>
-          <w:b/>
-          <w:bCs/>
-        </w:rPr>
-      </w:pPr>
-      <w:r>
-        <w:rPr>
-          <w:b/>
-          <w:bCs/>
-        </w:rPr>
+        <w:pStyle w:val="Heading3"/>
+      </w:pPr>
+      <w:r>
         <w:t>Required Capabilities</w:t>
       </w:r>
     </w:p>
@@ -1490,8 +1823,14 @@
           <w:numId w:val="14"/>
         </w:numPr>
         <w:spacing w:after="60"/>
-      </w:pPr>
-      <w:r>
+        <w:rPr>
+          <w:rFonts w:ascii="Times New Roman" w:hAnsi="Times New Roman" w:cs="Times New Roman"/>
+        </w:rPr>
+      </w:pPr>
+      <w:r>
+        <w:rPr>
+          <w:rFonts w:ascii="Times New Roman" w:hAnsi="Times New Roman" w:cs="Times New Roman"/>
+        </w:rPr>
         <w:t>Alarm clustering and cascade suppression</w:t>
       </w:r>
     </w:p>
@@ -1502,8 +1841,14 @@
           <w:numId w:val="14"/>
         </w:numPr>
         <w:spacing w:after="60"/>
-      </w:pPr>
-      <w:r>
+        <w:rPr>
+          <w:rFonts w:ascii="Times New Roman" w:hAnsi="Times New Roman" w:cs="Times New Roman"/>
+        </w:rPr>
+      </w:pPr>
+      <w:r>
+        <w:rPr>
+          <w:rFonts w:ascii="Times New Roman" w:hAnsi="Times New Roman" w:cs="Times New Roman"/>
+        </w:rPr>
         <w:t>First-out event detection logic</w:t>
       </w:r>
     </w:p>
@@ -1514,8 +1859,14 @@
           <w:numId w:val="14"/>
         </w:numPr>
         <w:spacing w:after="60"/>
-      </w:pPr>
-      <w:r>
+        <w:rPr>
+          <w:rFonts w:ascii="Times New Roman" w:hAnsi="Times New Roman" w:cs="Times New Roman"/>
+        </w:rPr>
+      </w:pPr>
+      <w:r>
+        <w:rPr>
+          <w:rFonts w:ascii="Times New Roman" w:hAnsi="Times New Roman" w:cs="Times New Roman"/>
+        </w:rPr>
         <w:t>Statistical Process Control (SPC)</w:t>
       </w:r>
     </w:p>
@@ -1526,8 +1877,14 @@
           <w:numId w:val="14"/>
         </w:numPr>
         <w:spacing w:after="60"/>
-      </w:pPr>
-      <w:r>
+        <w:rPr>
+          <w:rFonts w:ascii="Times New Roman" w:hAnsi="Times New Roman" w:cs="Times New Roman"/>
+        </w:rPr>
+      </w:pPr>
+      <w:r>
+        <w:rPr>
+          <w:rFonts w:ascii="Times New Roman" w:hAnsi="Times New Roman" w:cs="Times New Roman"/>
+        </w:rPr>
         <w:t>CUSUM for slow drift detection</w:t>
       </w:r>
     </w:p>
@@ -1538,8 +1895,14 @@
           <w:numId w:val="14"/>
         </w:numPr>
         <w:spacing w:after="60"/>
-      </w:pPr>
-      <w:r>
+        <w:rPr>
+          <w:rFonts w:ascii="Times New Roman" w:hAnsi="Times New Roman" w:cs="Times New Roman"/>
+        </w:rPr>
+      </w:pPr>
+      <w:r>
+        <w:rPr>
+          <w:rFonts w:ascii="Times New Roman" w:hAnsi="Times New Roman" w:cs="Times New Roman"/>
+        </w:rPr>
         <w:t>Changepoint detection</w:t>
       </w:r>
     </w:p>
@@ -1550,8 +1913,14 @@
           <w:numId w:val="14"/>
         </w:numPr>
         <w:spacing w:after="60"/>
-      </w:pPr>
-      <w:r>
+        <w:rPr>
+          <w:rFonts w:ascii="Times New Roman" w:hAnsi="Times New Roman" w:cs="Times New Roman"/>
+        </w:rPr>
+      </w:pPr>
+      <w:r>
+        <w:rPr>
+          <w:rFonts w:ascii="Times New Roman" w:hAnsi="Times New Roman" w:cs="Times New Roman"/>
+        </w:rPr>
         <w:t>Cross-channel correlation analysis</w:t>
       </w:r>
     </w:p>
@@ -1562,8 +1931,14 @@
           <w:numId w:val="14"/>
         </w:numPr>
         <w:spacing w:after="60"/>
-      </w:pPr>
-      <w:r>
+        <w:rPr>
+          <w:rFonts w:ascii="Times New Roman" w:hAnsi="Times New Roman" w:cs="Times New Roman"/>
+        </w:rPr>
+      </w:pPr>
+      <w:r>
+        <w:rPr>
+          <w:rFonts w:ascii="Times New Roman" w:hAnsi="Times New Roman" w:cs="Times New Roman"/>
+        </w:rPr>
         <w:t>Granger causality exploration (with caution)</w:t>
       </w:r>
     </w:p>
@@ -1574,8 +1949,14 @@
           <w:numId w:val="14"/>
         </w:numPr>
         <w:spacing w:after="60"/>
-      </w:pPr>
-      <w:r>
+        <w:rPr>
+          <w:rFonts w:ascii="Times New Roman" w:hAnsi="Times New Roman" w:cs="Times New Roman"/>
+        </w:rPr>
+      </w:pPr>
+      <w:r>
+        <w:rPr>
+          <w:rFonts w:ascii="Times New Roman" w:hAnsi="Times New Roman" w:cs="Times New Roman"/>
+        </w:rPr>
         <w:t>CCF screening against independence assumptions</w:t>
       </w:r>
     </w:p>
@@ -1586,16 +1967,29 @@
           <w:numId w:val="14"/>
         </w:numPr>
         <w:spacing w:after="60"/>
-      </w:pPr>
-      <w:r>
+        <w:rPr>
+          <w:rFonts w:ascii="Times New Roman" w:hAnsi="Times New Roman" w:cs="Times New Roman"/>
+        </w:rPr>
+      </w:pPr>
+      <w:r>
+        <w:rPr>
+          <w:rFonts w:ascii="Times New Roman" w:hAnsi="Times New Roman" w:cs="Times New Roman"/>
+        </w:rPr>
+        <w:lastRenderedPageBreak/>
         <w:t>Multi-timescale pattern detection</w:t>
       </w:r>
     </w:p>
     <w:p>
       <w:pPr>
         <w:spacing w:after="60"/>
-      </w:pPr>
-      <w:r>
+        <w:rPr>
+          <w:rFonts w:ascii="Times New Roman" w:hAnsi="Times New Roman" w:cs="Times New Roman"/>
+        </w:rPr>
+      </w:pPr>
+      <w:r>
+        <w:rPr>
+          <w:rFonts w:ascii="Times New Roman" w:hAnsi="Times New Roman" w:cs="Times New Roman"/>
+        </w:rPr>
         <w:t>The system must reduce cognitive overload without hiding critical signals.</w:t>
       </w:r>
     </w:p>
@@ -1603,19 +1997,6 @@
       <w:pPr>
         <w:spacing w:after="60"/>
       </w:pPr>
-      <w:r>
-        <w:rPr>
-          <w:noProof/>
-        </w:rPr>
-      </w:r>
-      <w:r>
-        <w:pict w14:anchorId="217DE808">
-          <v:rect id="Horizontal Line 3" o:spid="_x0000_s1038" style="width:486pt;height:1.1pt;visibility:visible;mso-wrap-style:square;mso-left-percent:-10001;mso-top-percent:-10001;mso-position-horizontal:absolute;mso-position-horizontal-relative:char;mso-position-vertical:absolute;mso-position-vertical-relative:line;mso-left-percent:-10001;mso-top-percent:-10001;v-text-anchor:top" o:gfxdata="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" filled="f">
-            <o:lock v:ext="edit" rotation="t" aspectratio="t" verticies="t" text="t" shapetype="t"/>
-            <w10:anchorlock/>
-          </v:rect>
-        </w:pict>
-      </w:r>
     </w:p>
     <w:p>
       <w:pPr>
@@ -1623,39 +2004,42 @@
         <w:spacing w:before="0" w:after="60"/>
       </w:pPr>
       <w:r>
-        <w:lastRenderedPageBreak/>
         <w:t>3.4 Temporal Reconstruction &amp; Timeline Intelligence</w:t>
       </w:r>
     </w:p>
     <w:p>
       <w:pPr>
-        <w:spacing w:after="60"/>
-        <w:rPr>
-          <w:b/>
-          <w:bCs/>
-        </w:rPr>
-      </w:pPr>
-      <w:r>
-        <w:rPr>
-          <w:b/>
-          <w:bCs/>
-        </w:rPr>
+        <w:pStyle w:val="Heading3"/>
+      </w:pPr>
+      <w:r>
         <w:t>Problem Landscape</w:t>
       </w:r>
     </w:p>
     <w:p>
       <w:pPr>
         <w:spacing w:after="60"/>
-      </w:pPr>
-      <w:r>
+        <w:rPr>
+          <w:rFonts w:ascii="Times New Roman" w:hAnsi="Times New Roman" w:cs="Times New Roman"/>
+        </w:rPr>
+      </w:pPr>
+      <w:r>
+        <w:rPr>
+          <w:rFonts w:ascii="Times New Roman" w:hAnsi="Times New Roman" w:cs="Times New Roman"/>
+        </w:rPr>
         <w:t>Causality is temporal.</w:t>
       </w:r>
     </w:p>
     <w:p>
       <w:pPr>
         <w:spacing w:after="60"/>
-      </w:pPr>
-      <w:r>
+        <w:rPr>
+          <w:rFonts w:ascii="Times New Roman" w:hAnsi="Times New Roman" w:cs="Times New Roman"/>
+        </w:rPr>
+      </w:pPr>
+      <w:r>
+        <w:rPr>
+          <w:rFonts w:ascii="Times New Roman" w:hAnsi="Times New Roman" w:cs="Times New Roman"/>
+        </w:rPr>
         <w:t>Engineers often manually reconstruct:</w:t>
       </w:r>
     </w:p>
@@ -1666,8 +2050,14 @@
           <w:numId w:val="15"/>
         </w:numPr>
         <w:spacing w:after="60"/>
-      </w:pPr>
-      <w:r>
+        <w:rPr>
+          <w:rFonts w:ascii="Times New Roman" w:hAnsi="Times New Roman" w:cs="Times New Roman"/>
+        </w:rPr>
+      </w:pPr>
+      <w:r>
+        <w:rPr>
+          <w:rFonts w:ascii="Times New Roman" w:hAnsi="Times New Roman" w:cs="Times New Roman"/>
+        </w:rPr>
         <w:t>Event chronology</w:t>
       </w:r>
     </w:p>
@@ -1678,8 +2068,14 @@
           <w:numId w:val="15"/>
         </w:numPr>
         <w:spacing w:after="60"/>
-      </w:pPr>
-      <w:r>
+        <w:rPr>
+          <w:rFonts w:ascii="Times New Roman" w:hAnsi="Times New Roman" w:cs="Times New Roman"/>
+        </w:rPr>
+      </w:pPr>
+      <w:r>
+        <w:rPr>
+          <w:rFonts w:ascii="Times New Roman" w:hAnsi="Times New Roman" w:cs="Times New Roman"/>
+        </w:rPr>
         <w:t>Protection actuations</w:t>
       </w:r>
     </w:p>
@@ -1690,8 +2086,14 @@
           <w:numId w:val="15"/>
         </w:numPr>
         <w:spacing w:after="60"/>
-      </w:pPr>
-      <w:r>
+        <w:rPr>
+          <w:rFonts w:ascii="Times New Roman" w:hAnsi="Times New Roman" w:cs="Times New Roman"/>
+        </w:rPr>
+      </w:pPr>
+      <w:r>
+        <w:rPr>
+          <w:rFonts w:ascii="Times New Roman" w:hAnsi="Times New Roman" w:cs="Times New Roman"/>
+        </w:rPr>
         <w:t>Operator actions</w:t>
       </w:r>
     </w:p>
@@ -1702,8 +2104,14 @@
           <w:numId w:val="15"/>
         </w:numPr>
         <w:spacing w:after="60"/>
-      </w:pPr>
-      <w:r>
+        <w:rPr>
+          <w:rFonts w:ascii="Times New Roman" w:hAnsi="Times New Roman" w:cs="Times New Roman"/>
+        </w:rPr>
+      </w:pPr>
+      <w:r>
+        <w:rPr>
+          <w:rFonts w:ascii="Times New Roman" w:hAnsi="Times New Roman" w:cs="Times New Roman"/>
+        </w:rPr>
         <w:t>Maintenance overlaps</w:t>
       </w:r>
     </w:p>
@@ -1714,32 +2122,36 @@
           <w:numId w:val="15"/>
         </w:numPr>
         <w:spacing w:after="60"/>
-      </w:pPr>
-      <w:r>
+        <w:rPr>
+          <w:rFonts w:ascii="Times New Roman" w:hAnsi="Times New Roman" w:cs="Times New Roman"/>
+        </w:rPr>
+      </w:pPr>
+      <w:r>
+        <w:rPr>
+          <w:rFonts w:ascii="Times New Roman" w:hAnsi="Times New Roman" w:cs="Times New Roman"/>
+        </w:rPr>
         <w:t>Repeated intermittent failures</w:t>
       </w:r>
     </w:p>
     <w:p>
       <w:pPr>
         <w:spacing w:after="60"/>
-      </w:pPr>
-      <w:r>
+        <w:rPr>
+          <w:rFonts w:ascii="Times New Roman" w:hAnsi="Times New Roman" w:cs="Times New Roman"/>
+        </w:rPr>
+      </w:pPr>
+      <w:r>
+        <w:rPr>
+          <w:rFonts w:ascii="Times New Roman" w:hAnsi="Times New Roman" w:cs="Times New Roman"/>
+        </w:rPr>
         <w:t>This is time-intensive and error-prone.</w:t>
       </w:r>
     </w:p>
     <w:p>
       <w:pPr>
-        <w:spacing w:after="60"/>
-        <w:rPr>
-          <w:b/>
-          <w:bCs/>
-        </w:rPr>
-      </w:pPr>
-      <w:r>
-        <w:rPr>
-          <w:b/>
-          <w:bCs/>
-        </w:rPr>
+        <w:pStyle w:val="Heading3"/>
+      </w:pPr>
+      <w:r>
         <w:t>Required Capabilities</w:t>
       </w:r>
     </w:p>
@@ -1750,8 +2162,14 @@
           <w:numId w:val="16"/>
         </w:numPr>
         <w:spacing w:after="60"/>
-      </w:pPr>
-      <w:r>
+        <w:rPr>
+          <w:rFonts w:ascii="Times New Roman" w:hAnsi="Times New Roman" w:cs="Times New Roman"/>
+        </w:rPr>
+      </w:pPr>
+      <w:r>
+        <w:rPr>
+          <w:rFonts w:ascii="Times New Roman" w:hAnsi="Times New Roman" w:cs="Times New Roman"/>
+        </w:rPr>
         <w:t>Automated multi-source event timeline construction</w:t>
       </w:r>
     </w:p>
@@ -1762,8 +2180,14 @@
           <w:numId w:val="16"/>
         </w:numPr>
         <w:spacing w:after="60"/>
-      </w:pPr>
-      <w:r>
+        <w:rPr>
+          <w:rFonts w:ascii="Times New Roman" w:hAnsi="Times New Roman" w:cs="Times New Roman"/>
+        </w:rPr>
+      </w:pPr>
+      <w:r>
+        <w:rPr>
+          <w:rFonts w:ascii="Times New Roman" w:hAnsi="Times New Roman" w:cs="Times New Roman"/>
+        </w:rPr>
         <w:t>Millisecond-resolution sequence reconstruction (where data allows)</w:t>
       </w:r>
     </w:p>
@@ -1774,8 +2198,14 @@
           <w:numId w:val="16"/>
         </w:numPr>
         <w:spacing w:after="60"/>
-      </w:pPr>
-      <w:r>
+        <w:rPr>
+          <w:rFonts w:ascii="Times New Roman" w:hAnsi="Times New Roman" w:cs="Times New Roman"/>
+        </w:rPr>
+      </w:pPr>
+      <w:r>
+        <w:rPr>
+          <w:rFonts w:ascii="Times New Roman" w:hAnsi="Times New Roman" w:cs="Times New Roman"/>
+        </w:rPr>
         <w:t>Slow degradation visualization across weeks/months</w:t>
       </w:r>
     </w:p>
@@ -1786,8 +2216,14 @@
           <w:numId w:val="16"/>
         </w:numPr>
         <w:spacing w:after="60"/>
-      </w:pPr>
-      <w:r>
+        <w:rPr>
+          <w:rFonts w:ascii="Times New Roman" w:hAnsi="Times New Roman" w:cs="Times New Roman"/>
+        </w:rPr>
+      </w:pPr>
+      <w:r>
+        <w:rPr>
+          <w:rFonts w:ascii="Times New Roman" w:hAnsi="Times New Roman" w:cs="Times New Roman"/>
+        </w:rPr>
         <w:t>Comparative timeline matching with historical events</w:t>
       </w:r>
     </w:p>
@@ -1798,8 +2234,14 @@
           <w:numId w:val="16"/>
         </w:numPr>
         <w:spacing w:after="60"/>
-      </w:pPr>
-      <w:r>
+        <w:rPr>
+          <w:rFonts w:ascii="Times New Roman" w:hAnsi="Times New Roman" w:cs="Times New Roman"/>
+        </w:rPr>
+      </w:pPr>
+      <w:r>
+        <w:rPr>
+          <w:rFonts w:ascii="Times New Roman" w:hAnsi="Times New Roman" w:cs="Times New Roman"/>
+        </w:rPr>
         <w:t>Highlighting of precursor signatures</w:t>
       </w:r>
     </w:p>
@@ -1807,27 +2249,6 @@
       <w:pPr>
         <w:spacing w:after="60"/>
       </w:pPr>
-      <w:r>
-        <w:t>Timeline reconstruction is one of the highest near-term ROI capabilities.</w:t>
-      </w:r>
-    </w:p>
-    <w:p>
-      <w:pPr>
-        <w:spacing w:after="60"/>
-      </w:pPr>
-      <w:r>
-        <w:rPr>
-          <w:noProof/>
-        </w:rPr>
-      </w:r>
-      <w:r>
-        <w:pict w14:anchorId="74D34F80">
-          <v:rect id="Horizontal Line 4" o:spid="_x0000_s1037" style="width:486pt;height:1.1pt;visibility:visible;mso-wrap-style:square;mso-left-percent:-10001;mso-top-percent:-10001;mso-position-horizontal:absolute;mso-position-horizontal-relative:char;mso-position-vertical:absolute;mso-position-vertical-relative:line;mso-left-percent:-10001;mso-top-percent:-10001;v-text-anchor:top" o:gfxdata="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" filled="f">
-            <o:lock v:ext="edit" rotation="t" aspectratio="t" verticies="t" text="t" shapetype="t"/>
-            <w10:anchorlock/>
-          </v:rect>
-        </w:pict>
-      </w:r>
     </w:p>
     <w:p>
       <w:pPr>
@@ -1840,33 +2261,37 @@
     </w:p>
     <w:p>
       <w:pPr>
-        <w:spacing w:after="60"/>
-        <w:rPr>
-          <w:b/>
-          <w:bCs/>
-        </w:rPr>
-      </w:pPr>
-      <w:r>
-        <w:rPr>
-          <w:b/>
-          <w:bCs/>
-        </w:rPr>
+        <w:pStyle w:val="Heading3"/>
+      </w:pPr>
+      <w:r>
         <w:t>Problem Landscape</w:t>
       </w:r>
     </w:p>
     <w:p>
       <w:pPr>
         <w:spacing w:after="60"/>
-      </w:pPr>
-      <w:r>
+        <w:rPr>
+          <w:rFonts w:ascii="Times New Roman" w:hAnsi="Times New Roman" w:cs="Times New Roman"/>
+        </w:rPr>
+      </w:pPr>
+      <w:r>
+        <w:rPr>
+          <w:rFonts w:ascii="Times New Roman" w:hAnsi="Times New Roman" w:cs="Times New Roman"/>
+        </w:rPr>
         <w:t>Nuclear plants operate in high reliability regimes.</w:t>
       </w:r>
     </w:p>
     <w:p>
       <w:pPr>
         <w:spacing w:after="60"/>
-      </w:pPr>
-      <w:r>
+        <w:rPr>
+          <w:rFonts w:ascii="Times New Roman" w:hAnsi="Times New Roman" w:cs="Times New Roman"/>
+        </w:rPr>
+      </w:pPr>
+      <w:r>
+        <w:rPr>
+          <w:rFonts w:ascii="Times New Roman" w:hAnsi="Times New Roman" w:cs="Times New Roman"/>
+        </w:rPr>
         <w:t>Traditional ML struggles because:</w:t>
       </w:r>
     </w:p>
@@ -1877,8 +2302,14 @@
           <w:numId w:val="17"/>
         </w:numPr>
         <w:spacing w:after="60"/>
-      </w:pPr>
-      <w:r>
+        <w:rPr>
+          <w:rFonts w:ascii="Times New Roman" w:hAnsi="Times New Roman" w:cs="Times New Roman"/>
+        </w:rPr>
+      </w:pPr>
+      <w:r>
+        <w:rPr>
+          <w:rFonts w:ascii="Times New Roman" w:hAnsi="Times New Roman" w:cs="Times New Roman"/>
+        </w:rPr>
         <w:t>Labeled failure data is sparse</w:t>
       </w:r>
     </w:p>
@@ -1889,24 +2320,22 @@
           <w:numId w:val="17"/>
         </w:numPr>
         <w:spacing w:after="60"/>
-      </w:pPr>
-      <w:r>
+        <w:rPr>
+          <w:rFonts w:ascii="Times New Roman" w:hAnsi="Times New Roman" w:cs="Times New Roman"/>
+        </w:rPr>
+      </w:pPr>
+      <w:r>
+        <w:rPr>
+          <w:rFonts w:ascii="Times New Roman" w:hAnsi="Times New Roman" w:cs="Times New Roman"/>
+        </w:rPr>
         <w:t>Many failure modes are rare or novel</w:t>
       </w:r>
     </w:p>
     <w:p>
       <w:pPr>
-        <w:spacing w:after="60"/>
-        <w:rPr>
-          <w:b/>
-          <w:bCs/>
-        </w:rPr>
-      </w:pPr>
-      <w:r>
-        <w:rPr>
-          <w:b/>
-          <w:bCs/>
-        </w:rPr>
+        <w:pStyle w:val="Heading3"/>
+      </w:pPr>
+      <w:r>
         <w:t>Required Capabilities</w:t>
       </w:r>
     </w:p>
@@ -1917,8 +2346,14 @@
           <w:numId w:val="18"/>
         </w:numPr>
         <w:spacing w:after="60"/>
-      </w:pPr>
-      <w:r>
+        <w:rPr>
+          <w:rFonts w:ascii="Times New Roman" w:hAnsi="Times New Roman" w:cs="Times New Roman"/>
+        </w:rPr>
+      </w:pPr>
+      <w:r>
+        <w:rPr>
+          <w:rFonts w:ascii="Times New Roman" w:hAnsi="Times New Roman" w:cs="Times New Roman"/>
+        </w:rPr>
         <w:t>Hybrid physics-informed + statistical modeling</w:t>
       </w:r>
     </w:p>
@@ -1929,8 +2364,14 @@
           <w:numId w:val="18"/>
         </w:numPr>
         <w:spacing w:after="60"/>
-      </w:pPr>
-      <w:r>
+        <w:rPr>
+          <w:rFonts w:ascii="Times New Roman" w:hAnsi="Times New Roman" w:cs="Times New Roman"/>
+        </w:rPr>
+      </w:pPr>
+      <w:r>
+        <w:rPr>
+          <w:rFonts w:ascii="Times New Roman" w:hAnsi="Times New Roman" w:cs="Times New Roman"/>
+        </w:rPr>
         <w:t>Bayesian inference frameworks</w:t>
       </w:r>
     </w:p>
@@ -1941,8 +2382,14 @@
           <w:numId w:val="18"/>
         </w:numPr>
         <w:spacing w:after="60"/>
-      </w:pPr>
-      <w:r>
+        <w:rPr>
+          <w:rFonts w:ascii="Times New Roman" w:hAnsi="Times New Roman" w:cs="Times New Roman"/>
+        </w:rPr>
+      </w:pPr>
+      <w:r>
+        <w:rPr>
+          <w:rFonts w:ascii="Times New Roman" w:hAnsi="Times New Roman" w:cs="Times New Roman"/>
+        </w:rPr>
         <w:t>Anomaly detection over classification reliance</w:t>
       </w:r>
     </w:p>
@@ -1953,8 +2400,14 @@
           <w:numId w:val="18"/>
         </w:numPr>
         <w:spacing w:after="60"/>
-      </w:pPr>
-      <w:r>
+        <w:rPr>
+          <w:rFonts w:ascii="Times New Roman" w:hAnsi="Times New Roman" w:cs="Times New Roman"/>
+        </w:rPr>
+      </w:pPr>
+      <w:r>
+        <w:rPr>
+          <w:rFonts w:ascii="Times New Roman" w:hAnsi="Times New Roman" w:cs="Times New Roman"/>
+        </w:rPr>
         <w:t>Transfer learning across fleet data</w:t>
       </w:r>
     </w:p>
@@ -1965,8 +2418,14 @@
           <w:numId w:val="18"/>
         </w:numPr>
         <w:spacing w:after="60"/>
-      </w:pPr>
-      <w:r>
+        <w:rPr>
+          <w:rFonts w:ascii="Times New Roman" w:hAnsi="Times New Roman" w:cs="Times New Roman"/>
+        </w:rPr>
+      </w:pPr>
+      <w:r>
+        <w:rPr>
+          <w:rFonts w:ascii="Times New Roman" w:hAnsi="Times New Roman" w:cs="Times New Roman"/>
+        </w:rPr>
         <w:t>Explicit uncertainty quantification</w:t>
       </w:r>
     </w:p>
@@ -1977,31 +2436,40 @@
           <w:numId w:val="18"/>
         </w:numPr>
         <w:spacing w:after="60"/>
-      </w:pPr>
-      <w:r>
+        <w:jc w:val="both"/>
+        <w:rPr>
+          <w:rFonts w:ascii="Times New Roman" w:hAnsi="Times New Roman" w:cs="Times New Roman"/>
+        </w:rPr>
+      </w:pPr>
+      <w:r>
+        <w:rPr>
+          <w:rFonts w:ascii="Times New Roman" w:hAnsi="Times New Roman" w:cs="Times New Roman"/>
+        </w:rPr>
         <w:t>Conservative bias in sparse-data contexts</w:t>
       </w:r>
     </w:p>
     <w:p>
       <w:pPr>
         <w:spacing w:after="60"/>
-      </w:pPr>
-      <w:r>
+        <w:jc w:val="both"/>
+        <w:rPr>
+          <w:rFonts w:ascii="Times New Roman" w:hAnsi="Times New Roman" w:cs="Times New Roman"/>
+        </w:rPr>
+      </w:pPr>
+      <w:r>
+        <w:rPr>
+          <w:rFonts w:ascii="Times New Roman" w:hAnsi="Times New Roman" w:cs="Times New Roman"/>
+        </w:rPr>
         <w:t>Black-box inferences shall not be used for safety-significant conclusions without traceable evidence pathways.</w:t>
       </w:r>
-      <w:r>
-        <w:rPr>
-          <w:noProof/>
-        </w:rPr>
-      </w:r>
-      <w:r>
-        <w:pict w14:anchorId="6AD1F733">
-          <v:rect id="Horizontal Line 5" o:spid="_x0000_s1036" style="width:486pt;height:1.1pt;visibility:visible;mso-wrap-style:square;mso-left-percent:-10001;mso-top-percent:-10001;mso-position-horizontal:absolute;mso-position-horizontal-relative:char;mso-position-vertical:absolute;mso-position-vertical-relative:line;mso-left-percent:-10001;mso-top-percent:-10001;v-text-anchor:top" o:gfxdata="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" filled="f">
-            <o:lock v:ext="edit" rotation="t" aspectratio="t" verticies="t" text="t" shapetype="t"/>
-            <w10:anchorlock/>
-          </v:rect>
-        </w:pict>
-      </w:r>
+    </w:p>
+    <w:p>
+      <w:pPr>
+        <w:spacing w:after="60"/>
+        <w:rPr>
+          <w:rFonts w:ascii="Times New Roman" w:hAnsi="Times New Roman" w:cs="Times New Roman"/>
+        </w:rPr>
+      </w:pPr>
     </w:p>
     <w:p>
       <w:pPr>
@@ -2014,25 +2482,23 @@
     </w:p>
     <w:p>
       <w:pPr>
-        <w:spacing w:after="60"/>
-        <w:rPr>
-          <w:b/>
-          <w:bCs/>
-        </w:rPr>
-      </w:pPr>
-      <w:r>
-        <w:rPr>
-          <w:b/>
-          <w:bCs/>
-        </w:rPr>
+        <w:pStyle w:val="Heading3"/>
+      </w:pPr>
+      <w:r>
         <w:t>Problem Landscape</w:t>
       </w:r>
     </w:p>
     <w:p>
       <w:pPr>
         <w:spacing w:after="60"/>
-      </w:pPr>
-      <w:r>
+        <w:rPr>
+          <w:rFonts w:ascii="Times New Roman" w:hAnsi="Times New Roman" w:cs="Times New Roman"/>
+        </w:rPr>
+      </w:pPr>
+      <w:r>
+        <w:rPr>
+          <w:rFonts w:ascii="Times New Roman" w:hAnsi="Times New Roman" w:cs="Times New Roman"/>
+        </w:rPr>
         <w:t>Gradual degradation precedes many failures:</w:t>
       </w:r>
     </w:p>
@@ -2043,8 +2509,15 @@
           <w:numId w:val="19"/>
         </w:numPr>
         <w:spacing w:after="60"/>
-      </w:pPr>
-      <w:r>
+        <w:rPr>
+          <w:rFonts w:ascii="Times New Roman" w:hAnsi="Times New Roman" w:cs="Times New Roman"/>
+        </w:rPr>
+      </w:pPr>
+      <w:r>
+        <w:rPr>
+          <w:rFonts w:ascii="Times New Roman" w:hAnsi="Times New Roman" w:cs="Times New Roman"/>
+        </w:rPr>
+        <w:lastRenderedPageBreak/>
         <w:t>Fouling</w:t>
       </w:r>
     </w:p>
@@ -2055,8 +2528,14 @@
           <w:numId w:val="19"/>
         </w:numPr>
         <w:spacing w:after="60"/>
-      </w:pPr>
-      <w:r>
+        <w:rPr>
+          <w:rFonts w:ascii="Times New Roman" w:hAnsi="Times New Roman" w:cs="Times New Roman"/>
+        </w:rPr>
+      </w:pPr>
+      <w:r>
+        <w:rPr>
+          <w:rFonts w:ascii="Times New Roman" w:hAnsi="Times New Roman" w:cs="Times New Roman"/>
+        </w:rPr>
         <w:t>Calibration drift</w:t>
       </w:r>
     </w:p>
@@ -2067,8 +2546,14 @@
           <w:numId w:val="19"/>
         </w:numPr>
         <w:spacing w:after="60"/>
-      </w:pPr>
-      <w:r>
+        <w:rPr>
+          <w:rFonts w:ascii="Times New Roman" w:hAnsi="Times New Roman" w:cs="Times New Roman"/>
+        </w:rPr>
+      </w:pPr>
+      <w:r>
+        <w:rPr>
+          <w:rFonts w:ascii="Times New Roman" w:hAnsi="Times New Roman" w:cs="Times New Roman"/>
+        </w:rPr>
         <w:t>Valve stiction</w:t>
       </w:r>
     </w:p>
@@ -2079,8 +2564,14 @@
           <w:numId w:val="19"/>
         </w:numPr>
         <w:spacing w:after="60"/>
-      </w:pPr>
-      <w:r>
+        <w:rPr>
+          <w:rFonts w:ascii="Times New Roman" w:hAnsi="Times New Roman" w:cs="Times New Roman"/>
+        </w:rPr>
+      </w:pPr>
+      <w:r>
+        <w:rPr>
+          <w:rFonts w:ascii="Times New Roman" w:hAnsi="Times New Roman" w:cs="Times New Roman"/>
+        </w:rPr>
         <w:t>Aging cable insulation</w:t>
       </w:r>
     </w:p>
@@ -2091,33 +2582,36 @@
           <w:numId w:val="19"/>
         </w:numPr>
         <w:spacing w:after="60"/>
-      </w:pPr>
-      <w:r>
-        <w:lastRenderedPageBreak/>
+        <w:rPr>
+          <w:rFonts w:ascii="Times New Roman" w:hAnsi="Times New Roman" w:cs="Times New Roman"/>
+        </w:rPr>
+      </w:pPr>
+      <w:r>
+        <w:rPr>
+          <w:rFonts w:ascii="Times New Roman" w:hAnsi="Times New Roman" w:cs="Times New Roman"/>
+        </w:rPr>
         <w:t>Procedural erosion</w:t>
       </w:r>
     </w:p>
     <w:p>
       <w:pPr>
         <w:spacing w:after="60"/>
-      </w:pPr>
-      <w:r>
+        <w:rPr>
+          <w:rFonts w:ascii="Times New Roman" w:hAnsi="Times New Roman" w:cs="Times New Roman"/>
+        </w:rPr>
+      </w:pPr>
+      <w:r>
+        <w:rPr>
+          <w:rFonts w:ascii="Times New Roman" w:hAnsi="Times New Roman" w:cs="Times New Roman"/>
+        </w:rPr>
         <w:t>These signals are often weak and long-term.</w:t>
       </w:r>
     </w:p>
     <w:p>
       <w:pPr>
-        <w:spacing w:after="60"/>
-        <w:rPr>
-          <w:b/>
-          <w:bCs/>
-        </w:rPr>
-      </w:pPr>
-      <w:r>
-        <w:rPr>
-          <w:b/>
-          <w:bCs/>
-        </w:rPr>
+        <w:pStyle w:val="Heading3"/>
+      </w:pPr>
+      <w:r>
         <w:t>Required Capabilities</w:t>
       </w:r>
     </w:p>
@@ -2128,8 +2622,14 @@
           <w:numId w:val="20"/>
         </w:numPr>
         <w:spacing w:after="60"/>
-      </w:pPr>
-      <w:r>
+        <w:rPr>
+          <w:rFonts w:ascii="Times New Roman" w:hAnsi="Times New Roman" w:cs="Times New Roman"/>
+        </w:rPr>
+      </w:pPr>
+      <w:r>
+        <w:rPr>
+          <w:rFonts w:ascii="Times New Roman" w:hAnsi="Times New Roman" w:cs="Times New Roman"/>
+        </w:rPr>
         <w:t>Long-horizon trend analysis</w:t>
       </w:r>
     </w:p>
@@ -2140,8 +2640,14 @@
           <w:numId w:val="20"/>
         </w:numPr>
         <w:spacing w:after="60"/>
-      </w:pPr>
-      <w:r>
+        <w:rPr>
+          <w:rFonts w:ascii="Times New Roman" w:hAnsi="Times New Roman" w:cs="Times New Roman"/>
+        </w:rPr>
+      </w:pPr>
+      <w:r>
+        <w:rPr>
+          <w:rFonts w:ascii="Times New Roman" w:hAnsi="Times New Roman" w:cs="Times New Roman"/>
+        </w:rPr>
         <w:t>Cross-cycle comparison</w:t>
       </w:r>
     </w:p>
@@ -2152,8 +2658,14 @@
           <w:numId w:val="20"/>
         </w:numPr>
         <w:spacing w:after="60"/>
-      </w:pPr>
-      <w:r>
+        <w:rPr>
+          <w:rFonts w:ascii="Times New Roman" w:hAnsi="Times New Roman" w:cs="Times New Roman"/>
+        </w:rPr>
+      </w:pPr>
+      <w:r>
+        <w:rPr>
+          <w:rFonts w:ascii="Times New Roman" w:hAnsi="Times New Roman" w:cs="Times New Roman"/>
+        </w:rPr>
         <w:t>Fleet-wide pattern mining</w:t>
       </w:r>
     </w:p>
@@ -2164,8 +2676,14 @@
           <w:numId w:val="20"/>
         </w:numPr>
         <w:spacing w:after="60"/>
-      </w:pPr>
-      <w:r>
+        <w:rPr>
+          <w:rFonts w:ascii="Times New Roman" w:hAnsi="Times New Roman" w:cs="Times New Roman"/>
+        </w:rPr>
+      </w:pPr>
+      <w:r>
+        <w:rPr>
+          <w:rFonts w:ascii="Times New Roman" w:hAnsi="Times New Roman" w:cs="Times New Roman"/>
+        </w:rPr>
         <w:t>Change detection under noisy conditions</w:t>
       </w:r>
     </w:p>
@@ -2176,36 +2694,41 @@
           <w:numId w:val="20"/>
         </w:numPr>
         <w:spacing w:after="60"/>
-      </w:pPr>
-      <w:r>
+        <w:rPr>
+          <w:rFonts w:ascii="Times New Roman" w:hAnsi="Times New Roman" w:cs="Times New Roman"/>
+        </w:rPr>
+      </w:pPr>
+      <w:r>
+        <w:rPr>
+          <w:rFonts w:ascii="Times New Roman" w:hAnsi="Times New Roman" w:cs="Times New Roman"/>
+        </w:rPr>
         <w:t>Early weak-signal amplification</w:t>
       </w:r>
     </w:p>
     <w:p>
       <w:pPr>
         <w:spacing w:after="60"/>
-      </w:pPr>
-      <w:r>
-        <w:t>This supports preventive correction rather than post-failure RCA only.</w:t>
-      </w:r>
-    </w:p>
-    <w:p>
-      <w:pPr>
-        <w:spacing w:after="60"/>
-      </w:pPr>
-      <w:r>
-        <w:rPr>
-          <w:noProof/>
-        </w:rPr>
-      </w:r>
-      <w:r>
-        <w:pict w14:anchorId="21C4069D">
-          <v:rect id="Horizontal Line 6" o:spid="_x0000_s1035" style="width:486pt;height:1.1pt;visibility:visible;mso-wrap-style:square;mso-left-percent:-10001;mso-top-percent:-10001;mso-position-horizontal:absolute;mso-position-horizontal-relative:char;mso-position-vertical:absolute;mso-position-vertical-relative:line;mso-left-percent:-10001;mso-top-percent:-10001;v-text-anchor:top" o:gfxdata="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" filled="f">
-            <o:lock v:ext="edit" rotation="t" aspectratio="t" verticies="t" text="t" shapetype="t"/>
-            <w10:anchorlock/>
-          </v:rect>
-        </w:pict>
-      </w:r>
+        <w:rPr>
+          <w:rFonts w:ascii="Times New Roman" w:hAnsi="Times New Roman" w:cs="Times New Roman"/>
+        </w:rPr>
+      </w:pPr>
+      <w:r>
+        <w:rPr>
+          <w:rFonts w:ascii="Times New Roman" w:hAnsi="Times New Roman" w:cs="Times New Roman"/>
+        </w:rPr>
+        <w:t>Note that t</w:t>
+      </w:r>
+      <w:r>
+        <w:rPr>
+          <w:rFonts w:ascii="Times New Roman" w:hAnsi="Times New Roman" w:cs="Times New Roman"/>
+        </w:rPr>
+        <w:t>his supports preventive correction rather than post-failure RCA only.</w:t>
+      </w:r>
+    </w:p>
+    <w:p>
+      <w:pPr>
+        <w:spacing w:after="60"/>
+      </w:pPr>
     </w:p>
     <w:p>
       <w:pPr>
@@ -2218,25 +2741,23 @@
     </w:p>
     <w:p>
       <w:pPr>
-        <w:spacing w:after="60"/>
-        <w:rPr>
-          <w:b/>
-          <w:bCs/>
-        </w:rPr>
-      </w:pPr>
-      <w:r>
-        <w:rPr>
-          <w:b/>
-          <w:bCs/>
-        </w:rPr>
+        <w:pStyle w:val="Heading3"/>
+      </w:pPr>
+      <w:r>
         <w:t>Problem Landscape</w:t>
       </w:r>
     </w:p>
     <w:p>
       <w:pPr>
         <w:spacing w:after="60"/>
-      </w:pPr>
-      <w:r>
+        <w:rPr>
+          <w:rFonts w:ascii="Times New Roman" w:hAnsi="Times New Roman" w:cs="Times New Roman"/>
+        </w:rPr>
+      </w:pPr>
+      <w:r>
+        <w:rPr>
+          <w:rFonts w:ascii="Times New Roman" w:hAnsi="Times New Roman" w:cs="Times New Roman"/>
+        </w:rPr>
         <w:t>Critical knowledge exists in:</w:t>
       </w:r>
     </w:p>
@@ -2247,8 +2768,14 @@
           <w:numId w:val="21"/>
         </w:numPr>
         <w:spacing w:after="60"/>
-      </w:pPr>
-      <w:r>
+        <w:rPr>
+          <w:rFonts w:ascii="Times New Roman" w:hAnsi="Times New Roman" w:cs="Times New Roman"/>
+        </w:rPr>
+      </w:pPr>
+      <w:r>
+        <w:rPr>
+          <w:rFonts w:ascii="Times New Roman" w:hAnsi="Times New Roman" w:cs="Times New Roman"/>
+        </w:rPr>
         <w:t>CAP narratives</w:t>
       </w:r>
     </w:p>
@@ -2259,8 +2786,14 @@
           <w:numId w:val="21"/>
         </w:numPr>
         <w:spacing w:after="60"/>
-      </w:pPr>
-      <w:r>
+        <w:rPr>
+          <w:rFonts w:ascii="Times New Roman" w:hAnsi="Times New Roman" w:cs="Times New Roman"/>
+        </w:rPr>
+      </w:pPr>
+      <w:r>
+        <w:rPr>
+          <w:rFonts w:ascii="Times New Roman" w:hAnsi="Times New Roman" w:cs="Times New Roman"/>
+        </w:rPr>
         <w:t>Industry OE reports</w:t>
       </w:r>
     </w:p>
@@ -2271,9 +2804,27 @@
           <w:numId w:val="21"/>
         </w:numPr>
         <w:spacing w:after="60"/>
-      </w:pPr>
-      <w:r>
-        <w:t>Historical RCAs</w:t>
+        <w:rPr>
+          <w:rFonts w:ascii="Times New Roman" w:hAnsi="Times New Roman" w:cs="Times New Roman"/>
+        </w:rPr>
+      </w:pPr>
+      <w:r>
+        <w:rPr>
+          <w:rFonts w:ascii="Times New Roman" w:hAnsi="Times New Roman" w:cs="Times New Roman"/>
+        </w:rPr>
+        <w:t xml:space="preserve">Historical </w:t>
+      </w:r>
+      <w:r>
+        <w:rPr>
+          <w:rFonts w:ascii="Times New Roman" w:hAnsi="Times New Roman" w:cs="Times New Roman"/>
+        </w:rPr>
+        <w:t xml:space="preserve">ECAs, </w:t>
+      </w:r>
+      <w:r>
+        <w:rPr>
+          <w:rFonts w:ascii="Times New Roman" w:hAnsi="Times New Roman" w:cs="Times New Roman"/>
+        </w:rPr>
+        <w:t>RCAs</w:t>
       </w:r>
     </w:p>
     <w:p>
@@ -2283,32 +2834,36 @@
           <w:numId w:val="21"/>
         </w:numPr>
         <w:spacing w:after="60"/>
-      </w:pPr>
-      <w:r>
+        <w:rPr>
+          <w:rFonts w:ascii="Times New Roman" w:hAnsi="Times New Roman" w:cs="Times New Roman"/>
+        </w:rPr>
+      </w:pPr>
+      <w:r>
+        <w:rPr>
+          <w:rFonts w:ascii="Times New Roman" w:hAnsi="Times New Roman" w:cs="Times New Roman"/>
+        </w:rPr>
         <w:t>Informal expert experience</w:t>
       </w:r>
     </w:p>
     <w:p>
       <w:pPr>
         <w:spacing w:after="60"/>
-      </w:pPr>
-      <w:r>
+        <w:rPr>
+          <w:rFonts w:ascii="Times New Roman" w:hAnsi="Times New Roman" w:cs="Times New Roman"/>
+        </w:rPr>
+      </w:pPr>
+      <w:r>
+        <w:rPr>
+          <w:rFonts w:ascii="Times New Roman" w:hAnsi="Times New Roman" w:cs="Times New Roman"/>
+        </w:rPr>
         <w:t>Much of this is unstructured text and difficult to retrieve.</w:t>
       </w:r>
     </w:p>
     <w:p>
       <w:pPr>
-        <w:spacing w:after="60"/>
-        <w:rPr>
-          <w:b/>
-          <w:bCs/>
-        </w:rPr>
-      </w:pPr>
-      <w:r>
-        <w:rPr>
-          <w:b/>
-          <w:bCs/>
-        </w:rPr>
+        <w:pStyle w:val="Heading3"/>
+      </w:pPr>
+      <w:r>
         <w:t>Required Capabilities</w:t>
       </w:r>
     </w:p>
@@ -2319,8 +2874,14 @@
           <w:numId w:val="22"/>
         </w:numPr>
         <w:spacing w:after="60"/>
-      </w:pPr>
-      <w:r>
+        <w:rPr>
+          <w:rFonts w:ascii="Times New Roman" w:hAnsi="Times New Roman" w:cs="Times New Roman"/>
+        </w:rPr>
+      </w:pPr>
+      <w:r>
+        <w:rPr>
+          <w:rFonts w:ascii="Times New Roman" w:hAnsi="Times New Roman" w:cs="Times New Roman"/>
+        </w:rPr>
         <w:t>NLP-based semantic search across CAP and OE records</w:t>
       </w:r>
     </w:p>
@@ -2331,8 +2892,14 @@
           <w:numId w:val="22"/>
         </w:numPr>
         <w:spacing w:after="60"/>
-      </w:pPr>
-      <w:r>
+        <w:rPr>
+          <w:rFonts w:ascii="Times New Roman" w:hAnsi="Times New Roman" w:cs="Times New Roman"/>
+        </w:rPr>
+      </w:pPr>
+      <w:r>
+        <w:rPr>
+          <w:rFonts w:ascii="Times New Roman" w:hAnsi="Times New Roman" w:cs="Times New Roman"/>
+        </w:rPr>
         <w:t>Similarity matching between current symptoms and historical cases</w:t>
       </w:r>
     </w:p>
@@ -2343,8 +2910,14 @@
           <w:numId w:val="22"/>
         </w:numPr>
         <w:spacing w:after="60"/>
-      </w:pPr>
-      <w:r>
+        <w:rPr>
+          <w:rFonts w:ascii="Times New Roman" w:hAnsi="Times New Roman" w:cs="Times New Roman"/>
+        </w:rPr>
+      </w:pPr>
+      <w:r>
+        <w:rPr>
+          <w:rFonts w:ascii="Times New Roman" w:hAnsi="Times New Roman" w:cs="Times New Roman"/>
+        </w:rPr>
         <w:t>Structured encoding of prior RCA findings</w:t>
       </w:r>
     </w:p>
@@ -2355,8 +2928,14 @@
           <w:numId w:val="22"/>
         </w:numPr>
         <w:spacing w:after="60"/>
-      </w:pPr>
-      <w:r>
+        <w:rPr>
+          <w:rFonts w:ascii="Times New Roman" w:hAnsi="Times New Roman" w:cs="Times New Roman"/>
+        </w:rPr>
+      </w:pPr>
+      <w:r>
+        <w:rPr>
+          <w:rFonts w:ascii="Times New Roman" w:hAnsi="Times New Roman" w:cs="Times New Roman"/>
+        </w:rPr>
         <w:t>Knowledge graph linking failure modes, contributors, corrective actions</w:t>
       </w:r>
     </w:p>
@@ -2367,36 +2946,59 @@
           <w:numId w:val="22"/>
         </w:numPr>
         <w:spacing w:after="60"/>
-      </w:pPr>
-      <w:r>
+        <w:rPr>
+          <w:rFonts w:ascii="Times New Roman" w:hAnsi="Times New Roman" w:cs="Times New Roman"/>
+        </w:rPr>
+      </w:pPr>
+      <w:r>
+        <w:rPr>
+          <w:rFonts w:ascii="Times New Roman" w:hAnsi="Times New Roman" w:cs="Times New Roman"/>
+        </w:rPr>
         <w:t>Retirement-resilient knowledge capture</w:t>
       </w:r>
     </w:p>
     <w:p>
       <w:pPr>
         <w:spacing w:after="60"/>
-      </w:pPr>
-      <w:r>
-        <w:t>The system becomes a long-term institutional memory.</w:t>
-      </w:r>
-    </w:p>
-    <w:p>
-      <w:pPr>
-        <w:spacing w:after="60"/>
-      </w:pPr>
-      <w:r>
-        <w:rPr>
-          <w:noProof/>
-        </w:rPr>
-      </w:r>
-      <w:r>
-        <w:pict w14:anchorId="419A8621">
-          <v:rect id="Horizontal Line 7" o:spid="_x0000_s1034" style="width:486pt;height:1.1pt;visibility:visible;mso-wrap-style:square;mso-left-percent:-10001;mso-top-percent:-10001;mso-position-horizontal:absolute;mso-position-horizontal-relative:char;mso-position-vertical:absolute;mso-position-vertical-relative:line;mso-left-percent:-10001;mso-top-percent:-10001;v-text-anchor:top" o:gfxdata="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" filled="f">
-            <o:lock v:ext="edit" rotation="t" aspectratio="t" verticies="t" text="t" shapetype="t"/>
-            <w10:anchorlock/>
-          </v:rect>
-        </w:pict>
-      </w:r>
+        <w:rPr>
+          <w:rFonts w:ascii="Times New Roman" w:hAnsi="Times New Roman" w:cs="Times New Roman"/>
+        </w:rPr>
+      </w:pPr>
+      <w:r>
+        <w:rPr>
+          <w:rFonts w:ascii="Times New Roman" w:hAnsi="Times New Roman" w:cs="Times New Roman"/>
+        </w:rPr>
+        <w:t xml:space="preserve">The </w:t>
+      </w:r>
+      <w:r>
+        <w:rPr>
+          <w:rFonts w:ascii="Times New Roman" w:hAnsi="Times New Roman" w:cs="Times New Roman"/>
+        </w:rPr>
+        <w:t>envisioned RCA workflow</w:t>
+      </w:r>
+      <w:r>
+        <w:rPr>
+          <w:rFonts w:ascii="Times New Roman" w:hAnsi="Times New Roman" w:cs="Times New Roman"/>
+        </w:rPr>
+        <w:t xml:space="preserve"> becomes a long-term institutional </w:t>
+      </w:r>
+      <w:r>
+        <w:rPr>
+          <w:rFonts w:ascii="Times New Roman" w:hAnsi="Times New Roman" w:cs="Times New Roman"/>
+        </w:rPr>
+        <w:t>librarian</w:t>
+      </w:r>
+      <w:r>
+        <w:rPr>
+          <w:rFonts w:ascii="Times New Roman" w:hAnsi="Times New Roman" w:cs="Times New Roman"/>
+        </w:rPr>
+        <w:t>.</w:t>
+      </w:r>
+    </w:p>
+    <w:p>
+      <w:pPr>
+        <w:spacing w:after="60"/>
+      </w:pPr>
     </w:p>
     <w:p>
       <w:pPr>
@@ -2410,32 +3012,36 @@
     <w:p>
       <w:pPr>
         <w:spacing w:after="60"/>
-      </w:pPr>
-      <w:r>
+        <w:rPr>
+          <w:rFonts w:ascii="Times New Roman" w:hAnsi="Times New Roman" w:cs="Times New Roman"/>
+        </w:rPr>
+      </w:pPr>
+      <w:r>
+        <w:rPr>
+          <w:rFonts w:ascii="Times New Roman" w:hAnsi="Times New Roman" w:cs="Times New Roman"/>
+        </w:rPr>
         <w:t>Methodology frameworks shall be dynamically linked to the underlying system topology and safety function model.</w:t>
       </w:r>
     </w:p>
     <w:p>
       <w:pPr>
-        <w:spacing w:after="60"/>
-        <w:rPr>
-          <w:b/>
-          <w:bCs/>
-        </w:rPr>
-      </w:pPr>
-      <w:r>
-        <w:rPr>
-          <w:b/>
-          <w:bCs/>
-        </w:rPr>
+        <w:pStyle w:val="Heading3"/>
+      </w:pPr>
+      <w:r>
         <w:t>Problem Landscape</w:t>
       </w:r>
     </w:p>
     <w:p>
       <w:pPr>
         <w:spacing w:after="60"/>
-      </w:pPr>
-      <w:r>
+        <w:rPr>
+          <w:rFonts w:ascii="Times New Roman" w:hAnsi="Times New Roman" w:cs="Times New Roman"/>
+        </w:rPr>
+      </w:pPr>
+      <w:r>
+        <w:rPr>
+          <w:rFonts w:ascii="Times New Roman" w:hAnsi="Times New Roman" w:cs="Times New Roman"/>
+        </w:rPr>
         <w:t>RCA must follow structured methods:</w:t>
       </w:r>
     </w:p>
@@ -2446,10 +3052,70 @@
           <w:numId w:val="23"/>
         </w:numPr>
         <w:spacing w:after="60"/>
-      </w:pPr>
-      <w:r>
+        <w:rPr>
+          <w:rFonts w:ascii="Times New Roman" w:hAnsi="Times New Roman" w:cs="Times New Roman"/>
+        </w:rPr>
+      </w:pPr>
+      <w:r>
+        <w:rPr>
+          <w:rFonts w:ascii="Times New Roman" w:hAnsi="Times New Roman" w:cs="Times New Roman"/>
+        </w:rPr>
+        <w:t>Barrier analysis</w:t>
+      </w:r>
+    </w:p>
+    <w:p>
+      <w:pPr>
+        <w:numPr>
+          <w:ilvl w:val="0"/>
+          <w:numId w:val="23"/>
+        </w:numPr>
+        <w:spacing w:after="60"/>
+        <w:rPr>
+          <w:rFonts w:ascii="Times New Roman" w:hAnsi="Times New Roman" w:cs="Times New Roman"/>
+        </w:rPr>
+      </w:pPr>
+      <w:r>
+        <w:rPr>
+          <w:rFonts w:ascii="Times New Roman" w:hAnsi="Times New Roman" w:cs="Times New Roman"/>
+        </w:rPr>
+        <w:t>Change analysis</w:t>
+      </w:r>
+    </w:p>
+    <w:p>
+      <w:pPr>
+        <w:numPr>
+          <w:ilvl w:val="0"/>
+          <w:numId w:val="23"/>
+        </w:numPr>
+        <w:spacing w:after="60"/>
+        <w:rPr>
+          <w:rFonts w:ascii="Times New Roman" w:hAnsi="Times New Roman" w:cs="Times New Roman"/>
+        </w:rPr>
+      </w:pPr>
+      <w:r>
+        <w:rPr>
+          <w:rFonts w:ascii="Times New Roman" w:hAnsi="Times New Roman" w:cs="Times New Roman"/>
+        </w:rPr>
         <w:t>Fault trees</w:t>
       </w:r>
+      <w:r>
+        <w:rPr>
+          <w:rFonts w:ascii="Times New Roman" w:hAnsi="Times New Roman" w:cs="Times New Roman"/>
+        </w:rPr>
+        <w:t>(</w:t>
+      </w:r>
+      <w:r>
+        <w:rPr>
+          <w:rFonts w:ascii="Times New Roman" w:hAnsi="Times New Roman" w:cs="Times New Roman"/>
+        </w:rPr>
+        <w:t>?</w:t>
+      </w:r>
+      <w:r>
+        <w:rPr>
+          <w:rFonts w:ascii="Times New Roman" w:hAnsi="Times New Roman" w:cs="Times New Roman"/>
+        </w:rPr>
+        <w:t>)</w:t>
+      </w:r>
     </w:p>
     <w:p>
       <w:pPr>
@@ -2458,80 +3124,23 @@
           <w:numId w:val="23"/>
         </w:numPr>
         <w:spacing w:after="60"/>
-      </w:pPr>
-      <w:r>
-        <w:t>Barrier analysis</w:t>
-      </w:r>
-    </w:p>
-    <w:p>
-      <w:pPr>
-        <w:numPr>
-          <w:ilvl w:val="0"/>
-          <w:numId w:val="23"/>
-        </w:numPr>
-        <w:spacing w:after="60"/>
-      </w:pPr>
-      <w:r>
-        <w:t>Change analysis</w:t>
-      </w:r>
-    </w:p>
-    <w:p>
-      <w:pPr>
-        <w:numPr>
-          <w:ilvl w:val="0"/>
-          <w:numId w:val="23"/>
-        </w:numPr>
-        <w:spacing w:after="60"/>
-      </w:pPr>
-      <w:r>
+        <w:rPr>
+          <w:rFonts w:ascii="Times New Roman" w:hAnsi="Times New Roman" w:cs="Times New Roman"/>
+        </w:rPr>
+      </w:pPr>
+      <w:r>
+        <w:rPr>
+          <w:rFonts w:ascii="Times New Roman" w:hAnsi="Times New Roman" w:cs="Times New Roman"/>
+        </w:rPr>
         <w:t>Event and causal factor charting</w:t>
       </w:r>
     </w:p>
     <w:p>
       <w:pPr>
-        <w:spacing w:after="60"/>
-      </w:pPr>
-      <w:r>
-        <w:t>However:</w:t>
-      </w:r>
-    </w:p>
-    <w:p>
-      <w:pPr>
-        <w:numPr>
-          <w:ilvl w:val="0"/>
-          <w:numId w:val="24"/>
-        </w:numPr>
-        <w:spacing w:after="60"/>
-      </w:pPr>
-      <w:r>
-        <w:t>Over-rigidity may obscure novel failure modes</w:t>
-      </w:r>
-    </w:p>
-    <w:p>
-      <w:pPr>
-        <w:numPr>
-          <w:ilvl w:val="0"/>
-          <w:numId w:val="24"/>
-        </w:numPr>
-        <w:spacing w:after="60"/>
-      </w:pPr>
-      <w:r>
-        <w:t>Regulatory defensibility is mandatory</w:t>
-      </w:r>
-    </w:p>
-    <w:p>
-      <w:pPr>
-        <w:spacing w:after="60"/>
-        <w:rPr>
-          <w:b/>
-          <w:bCs/>
-        </w:rPr>
-      </w:pPr>
-      <w:r>
-        <w:rPr>
-          <w:b/>
-          <w:bCs/>
-        </w:rPr>
+        <w:pStyle w:val="Heading3"/>
+      </w:pPr>
+      <w:r>
+        <w:lastRenderedPageBreak/>
         <w:t>Required Capabilities</w:t>
       </w:r>
     </w:p>
@@ -2542,10 +3151,84 @@
           <w:numId w:val="25"/>
         </w:numPr>
         <w:spacing w:after="60"/>
-      </w:pPr>
-      <w:r>
+        <w:rPr>
+          <w:rFonts w:ascii="Times New Roman" w:hAnsi="Times New Roman" w:cs="Times New Roman"/>
+        </w:rPr>
+      </w:pPr>
+      <w:r>
+        <w:rPr>
+          <w:rFonts w:ascii="Times New Roman" w:hAnsi="Times New Roman" w:cs="Times New Roman"/>
+        </w:rPr>
+        <w:t xml:space="preserve">Audit trail from raw data to </w:t>
+      </w:r>
+      <w:proofErr w:type="gramStart"/>
+      <w:r>
+        <w:rPr>
+          <w:rFonts w:ascii="Times New Roman" w:hAnsi="Times New Roman" w:cs="Times New Roman"/>
+        </w:rPr>
+        <w:t>final conclusion</w:t>
+      </w:r>
+      <w:proofErr w:type="gramEnd"/>
+    </w:p>
+    <w:p>
+      <w:pPr>
+        <w:numPr>
+          <w:ilvl w:val="0"/>
+          <w:numId w:val="25"/>
+        </w:numPr>
+        <w:spacing w:after="60"/>
+        <w:rPr>
+          <w:rFonts w:ascii="Times New Roman" w:hAnsi="Times New Roman" w:cs="Times New Roman"/>
+        </w:rPr>
+      </w:pPr>
+      <w:r>
+        <w:rPr>
+          <w:rFonts w:ascii="Times New Roman" w:hAnsi="Times New Roman" w:cs="Times New Roman"/>
+        </w:rPr>
+        <w:t>CAP-ready documentation export</w:t>
+      </w:r>
+    </w:p>
+    <w:p>
+      <w:pPr>
+        <w:numPr>
+          <w:ilvl w:val="0"/>
+          <w:numId w:val="25"/>
+        </w:numPr>
+        <w:spacing w:after="60"/>
+        <w:rPr>
+          <w:rFonts w:ascii="Times New Roman" w:hAnsi="Times New Roman" w:cs="Times New Roman"/>
+        </w:rPr>
+      </w:pPr>
+      <w:r>
+        <w:rPr>
+          <w:rFonts w:ascii="Times New Roman" w:hAnsi="Times New Roman" w:cs="Times New Roman"/>
+        </w:rPr>
+        <w:t>Evidence traceability for every inference</w:t>
+      </w:r>
+    </w:p>
+    <w:p>
+      <w:pPr>
+        <w:numPr>
+          <w:ilvl w:val="0"/>
+          <w:numId w:val="25"/>
+        </w:numPr>
+        <w:spacing w:after="60"/>
+        <w:rPr>
+          <w:rFonts w:ascii="Times New Roman" w:hAnsi="Times New Roman" w:cs="Times New Roman"/>
+        </w:rPr>
+      </w:pPr>
+      <w:r>
+        <w:rPr>
+          <w:rFonts w:ascii="Times New Roman" w:hAnsi="Times New Roman" w:cs="Times New Roman"/>
+        </w:rPr>
         <w:t>Computer-aided fault tree construction</w:t>
       </w:r>
+      <w:r>
+        <w:rPr>
+          <w:rFonts w:ascii="Times New Roman" w:hAnsi="Times New Roman" w:cs="Times New Roman"/>
+        </w:rPr>
+        <w:t xml:space="preserve"> (?)</w:t>
+      </w:r>
     </w:p>
     <w:p>
       <w:pPr>
@@ -2554,8 +3237,14 @@
           <w:numId w:val="25"/>
         </w:numPr>
         <w:spacing w:after="60"/>
-      </w:pPr>
-      <w:r>
+        <w:rPr>
+          <w:rFonts w:ascii="Times New Roman" w:hAnsi="Times New Roman" w:cs="Times New Roman"/>
+        </w:rPr>
+      </w:pPr>
+      <w:r>
+        <w:rPr>
+          <w:rFonts w:ascii="Times New Roman" w:hAnsi="Times New Roman" w:cs="Times New Roman"/>
+        </w:rPr>
         <w:t>Barrier analysis templates integrated with system topology</w:t>
       </w:r>
     </w:p>
@@ -2566,53 +3255,28 @@
           <w:numId w:val="25"/>
         </w:numPr>
         <w:spacing w:after="60"/>
-      </w:pPr>
-      <w:r>
-        <w:lastRenderedPageBreak/>
+        <w:rPr>
+          <w:rFonts w:ascii="Times New Roman" w:hAnsi="Times New Roman" w:cs="Times New Roman"/>
+        </w:rPr>
+      </w:pPr>
+      <w:r>
+        <w:rPr>
+          <w:rFonts w:ascii="Times New Roman" w:hAnsi="Times New Roman" w:cs="Times New Roman"/>
+        </w:rPr>
         <w:t>Change analysis workflow support</w:t>
       </w:r>
     </w:p>
     <w:p>
       <w:pPr>
-        <w:numPr>
-          <w:ilvl w:val="0"/>
-          <w:numId w:val="25"/>
-        </w:numPr>
-        <w:spacing w:after="60"/>
-      </w:pPr>
-      <w:r>
-        <w:t>Audit trail from raw data to final conclusion</w:t>
-      </w:r>
-    </w:p>
-    <w:p>
-      <w:pPr>
-        <w:numPr>
-          <w:ilvl w:val="0"/>
-          <w:numId w:val="25"/>
-        </w:numPr>
-        <w:spacing w:after="60"/>
-      </w:pPr>
-      <w:r>
-        <w:t>CAP-ready documentation export</w:t>
-      </w:r>
-    </w:p>
-    <w:p>
-      <w:pPr>
-        <w:numPr>
-          <w:ilvl w:val="0"/>
-          <w:numId w:val="25"/>
-        </w:numPr>
-        <w:spacing w:after="60"/>
-      </w:pPr>
-      <w:r>
-        <w:t>Evidence traceability for every inference</w:t>
-      </w:r>
-    </w:p>
-    <w:p>
-      <w:pPr>
-        <w:spacing w:after="60"/>
-      </w:pPr>
-      <w:r>
+        <w:spacing w:after="60"/>
+        <w:rPr>
+          <w:rFonts w:ascii="Times New Roman" w:hAnsi="Times New Roman" w:cs="Times New Roman"/>
+        </w:rPr>
+      </w:pPr>
+      <w:r>
+        <w:rPr>
+          <w:rFonts w:ascii="Times New Roman" w:hAnsi="Times New Roman" w:cs="Times New Roman"/>
+        </w:rPr>
         <w:t>The tool must enhance rigor without constraining exploration.</w:t>
       </w:r>
     </w:p>
@@ -2620,19 +3284,6 @@
       <w:pPr>
         <w:spacing w:after="60"/>
       </w:pPr>
-      <w:r>
-        <w:rPr>
-          <w:noProof/>
-        </w:rPr>
-      </w:r>
-      <w:r>
-        <w:pict w14:anchorId="3C2CE69A">
-          <v:rect id="Horizontal Line 8" o:spid="_x0000_s1033" style="width:486pt;height:1.1pt;visibility:visible;mso-wrap-style:square;mso-left-percent:-10001;mso-top-percent:-10001;mso-position-horizontal:absolute;mso-position-horizontal-relative:char;mso-position-vertical:absolute;mso-position-vertical-relative:line;mso-left-percent:-10001;mso-top-percent:-10001;v-text-anchor:top" o:gfxdata="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" filled="f">
-            <o:lock v:ext="edit" rotation="t" aspectratio="t" verticies="t" text="t" shapetype="t"/>
-            <w10:anchorlock/>
-          </v:rect>
-        </w:pict>
-      </w:r>
     </w:p>
     <w:p>
       <w:pPr>
@@ -2645,41 +3296,51 @@
     </w:p>
     <w:p>
       <w:pPr>
-        <w:spacing w:after="60"/>
-        <w:rPr>
-          <w:b/>
-          <w:bCs/>
-        </w:rPr>
-      </w:pPr>
-      <w:r>
-        <w:rPr>
-          <w:b/>
-          <w:bCs/>
-        </w:rPr>
+        <w:pStyle w:val="Heading3"/>
+      </w:pPr>
+      <w:r>
         <w:t>Problem Landscape</w:t>
       </w:r>
     </w:p>
     <w:p>
       <w:pPr>
         <w:spacing w:after="60"/>
-      </w:pPr>
-      <w:r>
+        <w:rPr>
+          <w:rFonts w:ascii="Times New Roman" w:hAnsi="Times New Roman" w:cs="Times New Roman"/>
+        </w:rPr>
+      </w:pPr>
+      <w:r>
+        <w:rPr>
+          <w:rFonts w:ascii="Times New Roman" w:hAnsi="Times New Roman" w:cs="Times New Roman"/>
+        </w:rPr>
         <w:t>Evidence is often incomplete or degraded.</w:t>
       </w:r>
     </w:p>
     <w:p>
       <w:pPr>
         <w:spacing w:after="60"/>
-      </w:pPr>
-      <w:r>
+        <w:rPr>
+          <w:rFonts w:ascii="Times New Roman" w:hAnsi="Times New Roman" w:cs="Times New Roman"/>
+        </w:rPr>
+      </w:pPr>
+      <w:r>
+        <w:rPr>
+          <w:rFonts w:ascii="Times New Roman" w:hAnsi="Times New Roman" w:cs="Times New Roman"/>
+        </w:rPr>
         <w:t>Current RCA practice frequently forces binary conclusions.</w:t>
       </w:r>
     </w:p>
     <w:p>
       <w:pPr>
         <w:spacing w:after="60"/>
-      </w:pPr>
-      <w:r>
+        <w:rPr>
+          <w:rFonts w:ascii="Times New Roman" w:hAnsi="Times New Roman" w:cs="Times New Roman"/>
+        </w:rPr>
+      </w:pPr>
+      <w:r>
+        <w:rPr>
+          <w:rFonts w:ascii="Times New Roman" w:hAnsi="Times New Roman" w:cs="Times New Roman"/>
+        </w:rPr>
         <w:t>Risks:</w:t>
       </w:r>
     </w:p>
@@ -2690,8 +3351,14 @@
           <w:numId w:val="26"/>
         </w:numPr>
         <w:spacing w:after="60"/>
-      </w:pPr>
-      <w:r>
+        <w:rPr>
+          <w:rFonts w:ascii="Times New Roman" w:hAnsi="Times New Roman" w:cs="Times New Roman"/>
+        </w:rPr>
+      </w:pPr>
+      <w:r>
+        <w:rPr>
+          <w:rFonts w:ascii="Times New Roman" w:hAnsi="Times New Roman" w:cs="Times New Roman"/>
+        </w:rPr>
         <w:t>Overstated certainty → under-scoped corrective actions</w:t>
       </w:r>
     </w:p>
@@ -2702,24 +3369,22 @@
           <w:numId w:val="26"/>
         </w:numPr>
         <w:spacing w:after="60"/>
-      </w:pPr>
-      <w:r>
+        <w:rPr>
+          <w:rFonts w:ascii="Times New Roman" w:hAnsi="Times New Roman" w:cs="Times New Roman"/>
+        </w:rPr>
+      </w:pPr>
+      <w:r>
+        <w:rPr>
+          <w:rFonts w:ascii="Times New Roman" w:hAnsi="Times New Roman" w:cs="Times New Roman"/>
+        </w:rPr>
         <w:t>Over-broad actions → wasted resources</w:t>
       </w:r>
     </w:p>
     <w:p>
       <w:pPr>
-        <w:spacing w:after="60"/>
-        <w:rPr>
-          <w:b/>
-          <w:bCs/>
-        </w:rPr>
-      </w:pPr>
-      <w:r>
-        <w:rPr>
-          <w:b/>
-          <w:bCs/>
-        </w:rPr>
+        <w:pStyle w:val="Heading3"/>
+      </w:pPr>
+      <w:r>
         <w:t>Required Capabilities</w:t>
       </w:r>
     </w:p>
@@ -2730,8 +3395,14 @@
           <w:numId w:val="27"/>
         </w:numPr>
         <w:spacing w:after="60"/>
-      </w:pPr>
-      <w:r>
+        <w:rPr>
+          <w:rFonts w:ascii="Times New Roman" w:hAnsi="Times New Roman" w:cs="Times New Roman"/>
+        </w:rPr>
+      </w:pPr>
+      <w:r>
+        <w:rPr>
+          <w:rFonts w:ascii="Times New Roman" w:hAnsi="Times New Roman" w:cs="Times New Roman"/>
+        </w:rPr>
         <w:t>Probabilistic confidence scoring</w:t>
       </w:r>
     </w:p>
@@ -2742,8 +3413,14 @@
           <w:numId w:val="27"/>
         </w:numPr>
         <w:spacing w:after="60"/>
-      </w:pPr>
-      <w:r>
+        <w:rPr>
+          <w:rFonts w:ascii="Times New Roman" w:hAnsi="Times New Roman" w:cs="Times New Roman"/>
+        </w:rPr>
+      </w:pPr>
+      <w:r>
+        <w:rPr>
+          <w:rFonts w:ascii="Times New Roman" w:hAnsi="Times New Roman" w:cs="Times New Roman"/>
+        </w:rPr>
         <w:t>Explicit evidence-gap representation</w:t>
       </w:r>
     </w:p>
@@ -2754,8 +3431,14 @@
           <w:numId w:val="27"/>
         </w:numPr>
         <w:spacing w:after="60"/>
-      </w:pPr>
-      <w:r>
+        <w:rPr>
+          <w:rFonts w:ascii="Times New Roman" w:hAnsi="Times New Roman" w:cs="Times New Roman"/>
+        </w:rPr>
+      </w:pPr>
+      <w:r>
+        <w:rPr>
+          <w:rFonts w:ascii="Times New Roman" w:hAnsi="Times New Roman" w:cs="Times New Roman"/>
+        </w:rPr>
         <w:t>Alternative hypothesis ranking</w:t>
       </w:r>
     </w:p>
@@ -2766,8 +3449,14 @@
           <w:numId w:val="27"/>
         </w:numPr>
         <w:spacing w:after="60"/>
-      </w:pPr>
-      <w:r>
+        <w:rPr>
+          <w:rFonts w:ascii="Times New Roman" w:hAnsi="Times New Roman" w:cs="Times New Roman"/>
+        </w:rPr>
+      </w:pPr>
+      <w:r>
+        <w:rPr>
+          <w:rFonts w:ascii="Times New Roman" w:hAnsi="Times New Roman" w:cs="Times New Roman"/>
+        </w:rPr>
         <w:t>Divergence explanation between hypotheses</w:t>
       </w:r>
     </w:p>
@@ -2778,8 +3467,14 @@
           <w:numId w:val="27"/>
         </w:numPr>
         <w:spacing w:after="60"/>
-      </w:pPr>
-      <w:r>
+        <w:rPr>
+          <w:rFonts w:ascii="Times New Roman" w:hAnsi="Times New Roman" w:cs="Times New Roman"/>
+        </w:rPr>
+      </w:pPr>
+      <w:r>
+        <w:rPr>
+          <w:rFonts w:ascii="Times New Roman" w:hAnsi="Times New Roman" w:cs="Times New Roman"/>
+        </w:rPr>
         <w:t>Sensitivity analysis under data-quality assumptions</w:t>
       </w:r>
     </w:p>
@@ -2790,36 +3485,35 @@
           <w:numId w:val="27"/>
         </w:numPr>
         <w:spacing w:after="60"/>
-      </w:pPr>
-      <w:r>
+        <w:rPr>
+          <w:rFonts w:ascii="Times New Roman" w:hAnsi="Times New Roman" w:cs="Times New Roman"/>
+        </w:rPr>
+      </w:pPr>
+      <w:r>
+        <w:rPr>
+          <w:rFonts w:ascii="Times New Roman" w:hAnsi="Times New Roman" w:cs="Times New Roman"/>
+        </w:rPr>
         <w:t>Distinction between “evidence against” and “insufficient data”</w:t>
       </w:r>
     </w:p>
     <w:p>
       <w:pPr>
         <w:spacing w:after="60"/>
-      </w:pPr>
-      <w:r>
-        <w:t>Uncertainty must be visible, not hidden.</w:t>
-      </w:r>
-    </w:p>
-    <w:p>
-      <w:pPr>
-        <w:spacing w:after="60"/>
-      </w:pPr>
-      <w:r>
-        <w:rPr>
-          <w:noProof/>
-        </w:rPr>
-      </w:r>
-      <w:r>
-        <w:pict w14:anchorId="605605C9">
-          <v:rect id="Horizontal Line 9" o:spid="_x0000_s1032" style="width:486pt;height:1.1pt;visibility:visible;mso-wrap-style:square;mso-left-percent:-10001;mso-top-percent:-10001;mso-position-horizontal:absolute;mso-position-horizontal-relative:char;mso-position-vertical:absolute;mso-position-vertical-relative:line;mso-left-percent:-10001;mso-top-percent:-10001;v-text-anchor:top" o:gfxdata="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" filled="f">
-            <o:lock v:ext="edit" rotation="t" aspectratio="t" verticies="t" text="t" shapetype="t"/>
-            <w10:anchorlock/>
-          </v:rect>
-        </w:pict>
-      </w:r>
+        <w:rPr>
+          <w:rFonts w:ascii="Times New Roman" w:hAnsi="Times New Roman" w:cs="Times New Roman"/>
+        </w:rPr>
+      </w:pPr>
+      <w:r>
+        <w:rPr>
+          <w:rFonts w:ascii="Times New Roman" w:hAnsi="Times New Roman" w:cs="Times New Roman"/>
+        </w:rPr>
+        <w:t>Uncertainty must be visible.</w:t>
+      </w:r>
+    </w:p>
+    <w:p>
+      <w:pPr>
+        <w:spacing w:after="60"/>
+      </w:pPr>
     </w:p>
     <w:p>
       <w:pPr>
@@ -2832,25 +3526,23 @@
     </w:p>
     <w:p>
       <w:pPr>
-        <w:spacing w:after="60"/>
-        <w:rPr>
-          <w:b/>
-          <w:bCs/>
-        </w:rPr>
-      </w:pPr>
-      <w:r>
-        <w:rPr>
-          <w:b/>
-          <w:bCs/>
-        </w:rPr>
+        <w:pStyle w:val="Heading3"/>
+      </w:pPr>
+      <w:r>
         <w:t>Problem Landscape</w:t>
       </w:r>
     </w:p>
     <w:p>
       <w:pPr>
         <w:spacing w:after="60"/>
-      </w:pPr>
-      <w:r>
+        <w:rPr>
+          <w:rFonts w:ascii="Times New Roman" w:hAnsi="Times New Roman" w:cs="Times New Roman"/>
+        </w:rPr>
+      </w:pPr>
+      <w:r>
+        <w:rPr>
+          <w:rFonts w:ascii="Times New Roman" w:hAnsi="Times New Roman" w:cs="Times New Roman"/>
+        </w:rPr>
         <w:t>Engineers are subject to:</w:t>
       </w:r>
     </w:p>
@@ -2861,8 +3553,14 @@
           <w:numId w:val="28"/>
         </w:numPr>
         <w:spacing w:after="60"/>
-      </w:pPr>
-      <w:r>
+        <w:rPr>
+          <w:rFonts w:ascii="Times New Roman" w:hAnsi="Times New Roman" w:cs="Times New Roman"/>
+        </w:rPr>
+      </w:pPr>
+      <w:r>
+        <w:rPr>
+          <w:rFonts w:ascii="Times New Roman" w:hAnsi="Times New Roman" w:cs="Times New Roman"/>
+        </w:rPr>
         <w:t>Anchoring</w:t>
       </w:r>
     </w:p>
@@ -2873,8 +3571,14 @@
           <w:numId w:val="28"/>
         </w:numPr>
         <w:spacing w:after="60"/>
-      </w:pPr>
-      <w:r>
+        <w:rPr>
+          <w:rFonts w:ascii="Times New Roman" w:hAnsi="Times New Roman" w:cs="Times New Roman"/>
+        </w:rPr>
+      </w:pPr>
+      <w:r>
+        <w:rPr>
+          <w:rFonts w:ascii="Times New Roman" w:hAnsi="Times New Roman" w:cs="Times New Roman"/>
+        </w:rPr>
         <w:t>Confirmation bias</w:t>
       </w:r>
     </w:p>
@@ -2885,8 +3589,14 @@
           <w:numId w:val="28"/>
         </w:numPr>
         <w:spacing w:after="60"/>
-      </w:pPr>
-      <w:r>
+        <w:rPr>
+          <w:rFonts w:ascii="Times New Roman" w:hAnsi="Times New Roman" w:cs="Times New Roman"/>
+        </w:rPr>
+      </w:pPr>
+      <w:r>
+        <w:rPr>
+          <w:rFonts w:ascii="Times New Roman" w:hAnsi="Times New Roman" w:cs="Times New Roman"/>
+        </w:rPr>
         <w:t>Availability bias</w:t>
       </w:r>
     </w:p>
@@ -2897,32 +3607,36 @@
           <w:numId w:val="28"/>
         </w:numPr>
         <w:spacing w:after="60"/>
-      </w:pPr>
-      <w:r>
+        <w:rPr>
+          <w:rFonts w:ascii="Times New Roman" w:hAnsi="Times New Roman" w:cs="Times New Roman"/>
+        </w:rPr>
+      </w:pPr>
+      <w:r>
+        <w:rPr>
+          <w:rFonts w:ascii="Times New Roman" w:hAnsi="Times New Roman" w:cs="Times New Roman"/>
+        </w:rPr>
         <w:t>Authority bias</w:t>
       </w:r>
     </w:p>
     <w:p>
       <w:pPr>
         <w:spacing w:after="60"/>
-      </w:pPr>
-      <w:r>
+        <w:rPr>
+          <w:rFonts w:ascii="Times New Roman" w:hAnsi="Times New Roman" w:cs="Times New Roman"/>
+        </w:rPr>
+      </w:pPr>
+      <w:r>
+        <w:rPr>
+          <w:rFonts w:ascii="Times New Roman" w:hAnsi="Times New Roman" w:cs="Times New Roman"/>
+        </w:rPr>
         <w:t>These can truncate causal exploration prematurely.</w:t>
       </w:r>
     </w:p>
     <w:p>
       <w:pPr>
-        <w:spacing w:after="60"/>
-        <w:rPr>
-          <w:b/>
-          <w:bCs/>
-        </w:rPr>
-      </w:pPr>
-      <w:r>
-        <w:rPr>
-          <w:b/>
-          <w:bCs/>
-        </w:rPr>
+        <w:pStyle w:val="Heading3"/>
+      </w:pPr>
+      <w:r>
         <w:t>Required Capabilities</w:t>
       </w:r>
     </w:p>
@@ -2933,8 +3647,14 @@
           <w:numId w:val="29"/>
         </w:numPr>
         <w:spacing w:after="60"/>
-      </w:pPr>
-      <w:r>
+        <w:rPr>
+          <w:rFonts w:ascii="Times New Roman" w:hAnsi="Times New Roman" w:cs="Times New Roman"/>
+        </w:rPr>
+      </w:pPr>
+      <w:r>
+        <w:rPr>
+          <w:rFonts w:ascii="Times New Roman" w:hAnsi="Times New Roman" w:cs="Times New Roman"/>
+        </w:rPr>
         <w:t>Automatic generation of alternative hypotheses</w:t>
       </w:r>
     </w:p>
@@ -2945,8 +3665,14 @@
           <w:numId w:val="29"/>
         </w:numPr>
         <w:spacing w:after="60"/>
-      </w:pPr>
-      <w:r>
+        <w:rPr>
+          <w:rFonts w:ascii="Times New Roman" w:hAnsi="Times New Roman" w:cs="Times New Roman"/>
+        </w:rPr>
+      </w:pPr>
+      <w:r>
+        <w:rPr>
+          <w:rFonts w:ascii="Times New Roman" w:hAnsi="Times New Roman" w:cs="Times New Roman"/>
+        </w:rPr>
         <w:t>Structured “disconfirming evidence” surfacing</w:t>
       </w:r>
     </w:p>
@@ -2957,8 +3683,14 @@
           <w:numId w:val="29"/>
         </w:numPr>
         <w:spacing w:after="60"/>
-      </w:pPr>
-      <w:r>
+        <w:rPr>
+          <w:rFonts w:ascii="Times New Roman" w:hAnsi="Times New Roman" w:cs="Times New Roman"/>
+        </w:rPr>
+      </w:pPr>
+      <w:r>
+        <w:rPr>
+          <w:rFonts w:ascii="Times New Roman" w:hAnsi="Times New Roman" w:cs="Times New Roman"/>
+        </w:rPr>
         <w:t>Hypothesis comparison dashboards</w:t>
       </w:r>
     </w:p>
@@ -2969,36 +3701,59 @@
           <w:numId w:val="29"/>
         </w:numPr>
         <w:spacing w:after="60"/>
-      </w:pPr>
-      <w:r>
+        <w:rPr>
+          <w:rFonts w:ascii="Times New Roman" w:hAnsi="Times New Roman" w:cs="Times New Roman"/>
+        </w:rPr>
+      </w:pPr>
+      <w:r>
+        <w:rPr>
+          <w:rFonts w:ascii="Times New Roman" w:hAnsi="Times New Roman" w:cs="Times New Roman"/>
+        </w:rPr>
         <w:t>Blind analysis modes where appropriate</w:t>
       </w:r>
     </w:p>
     <w:p>
       <w:pPr>
         <w:spacing w:after="60"/>
-      </w:pPr>
-      <w:r>
-        <w:t>The system should act as a cognitive challenger.</w:t>
-      </w:r>
-    </w:p>
-    <w:p>
-      <w:pPr>
-        <w:spacing w:after="60"/>
-      </w:pPr>
-      <w:r>
-        <w:rPr>
-          <w:noProof/>
-        </w:rPr>
-      </w:r>
-      <w:r>
-        <w:pict w14:anchorId="442B6392">
-          <v:rect id="Horizontal Line 10" o:spid="_x0000_s1031" style="width:486pt;height:1.1pt;visibility:visible;mso-wrap-style:square;mso-left-percent:-10001;mso-top-percent:-10001;mso-position-horizontal:absolute;mso-position-horizontal-relative:char;mso-position-vertical:absolute;mso-position-vertical-relative:line;mso-left-percent:-10001;mso-top-percent:-10001;v-text-anchor:top" o:gfxdata="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" filled="f">
-            <o:lock v:ext="edit" rotation="t" aspectratio="t" verticies="t" text="t" shapetype="t"/>
-            <w10:anchorlock/>
-          </v:rect>
-        </w:pict>
-      </w:r>
+        <w:rPr>
+          <w:rFonts w:ascii="Times New Roman" w:hAnsi="Times New Roman" w:cs="Times New Roman"/>
+        </w:rPr>
+      </w:pPr>
+      <w:r>
+        <w:rPr>
+          <w:rFonts w:ascii="Times New Roman" w:hAnsi="Times New Roman" w:cs="Times New Roman"/>
+        </w:rPr>
+        <w:t xml:space="preserve">The system should act as a </w:t>
+      </w:r>
+      <w:r>
+        <w:rPr>
+          <w:rFonts w:ascii="Times New Roman" w:hAnsi="Times New Roman" w:cs="Times New Roman"/>
+        </w:rPr>
+        <w:t>co-pilot</w:t>
+      </w:r>
+      <w:r>
+        <w:rPr>
+          <w:rFonts w:ascii="Times New Roman" w:hAnsi="Times New Roman" w:cs="Times New Roman"/>
+        </w:rPr>
+        <w:t xml:space="preserve"> </w:t>
+      </w:r>
+      <w:r>
+        <w:rPr>
+          <w:rFonts w:ascii="Times New Roman" w:hAnsi="Times New Roman" w:cs="Times New Roman"/>
+        </w:rPr>
+        <w:t>to system engineers</w:t>
+      </w:r>
+      <w:r>
+        <w:rPr>
+          <w:rFonts w:ascii="Times New Roman" w:hAnsi="Times New Roman" w:cs="Times New Roman"/>
+        </w:rPr>
+        <w:t>.</w:t>
+      </w:r>
+    </w:p>
+    <w:p>
+      <w:pPr>
+        <w:spacing w:after="60"/>
+      </w:pPr>
     </w:p>
     <w:p>
       <w:pPr>
@@ -3011,25 +3766,23 @@
     </w:p>
     <w:p>
       <w:pPr>
-        <w:spacing w:after="60"/>
-        <w:rPr>
-          <w:b/>
-          <w:bCs/>
-        </w:rPr>
-      </w:pPr>
-      <w:r>
-        <w:rPr>
-          <w:b/>
-          <w:bCs/>
-        </w:rPr>
+        <w:pStyle w:val="Heading3"/>
+      </w:pPr>
+      <w:r>
         <w:t>Problem Landscape</w:t>
       </w:r>
     </w:p>
     <w:p>
       <w:pPr>
         <w:spacing w:after="60"/>
-      </w:pPr>
-      <w:r>
+        <w:rPr>
+          <w:rFonts w:ascii="Times New Roman" w:hAnsi="Times New Roman" w:cs="Times New Roman"/>
+        </w:rPr>
+      </w:pPr>
+      <w:r>
+        <w:rPr>
+          <w:rFonts w:ascii="Times New Roman" w:hAnsi="Times New Roman" w:cs="Times New Roman"/>
+        </w:rPr>
         <w:t>RCA spans:</w:t>
       </w:r>
     </w:p>
@@ -3040,8 +3793,14 @@
           <w:numId w:val="30"/>
         </w:numPr>
         <w:spacing w:after="60"/>
-      </w:pPr>
-      <w:r>
+        <w:rPr>
+          <w:rFonts w:ascii="Times New Roman" w:hAnsi="Times New Roman" w:cs="Times New Roman"/>
+        </w:rPr>
+      </w:pPr>
+      <w:r>
+        <w:rPr>
+          <w:rFonts w:ascii="Times New Roman" w:hAnsi="Times New Roman" w:cs="Times New Roman"/>
+        </w:rPr>
         <w:t>Mechanical</w:t>
       </w:r>
     </w:p>
@@ -3052,9 +3811,14 @@
           <w:numId w:val="30"/>
         </w:numPr>
         <w:spacing w:after="60"/>
-      </w:pPr>
-      <w:r>
-        <w:lastRenderedPageBreak/>
+        <w:rPr>
+          <w:rFonts w:ascii="Times New Roman" w:hAnsi="Times New Roman" w:cs="Times New Roman"/>
+        </w:rPr>
+      </w:pPr>
+      <w:r>
+        <w:rPr>
+          <w:rFonts w:ascii="Times New Roman" w:hAnsi="Times New Roman" w:cs="Times New Roman"/>
+        </w:rPr>
         <w:t>Electrical</w:t>
       </w:r>
     </w:p>
@@ -3065,8 +3829,14 @@
           <w:numId w:val="30"/>
         </w:numPr>
         <w:spacing w:after="60"/>
-      </w:pPr>
-      <w:r>
+        <w:rPr>
+          <w:rFonts w:ascii="Times New Roman" w:hAnsi="Times New Roman" w:cs="Times New Roman"/>
+        </w:rPr>
+      </w:pPr>
+      <w:r>
+        <w:rPr>
+          <w:rFonts w:ascii="Times New Roman" w:hAnsi="Times New Roman" w:cs="Times New Roman"/>
+        </w:rPr>
         <w:t>I&amp;C</w:t>
       </w:r>
     </w:p>
@@ -3077,8 +3847,14 @@
           <w:numId w:val="30"/>
         </w:numPr>
         <w:spacing w:after="60"/>
-      </w:pPr>
-      <w:r>
+        <w:rPr>
+          <w:rFonts w:ascii="Times New Roman" w:hAnsi="Times New Roman" w:cs="Times New Roman"/>
+        </w:rPr>
+      </w:pPr>
+      <w:r>
+        <w:rPr>
+          <w:rFonts w:ascii="Times New Roman" w:hAnsi="Times New Roman" w:cs="Times New Roman"/>
+        </w:rPr>
         <w:t>Operations</w:t>
       </w:r>
     </w:p>
@@ -3089,8 +3865,14 @@
           <w:numId w:val="30"/>
         </w:numPr>
         <w:spacing w:after="60"/>
-      </w:pPr>
-      <w:r>
+        <w:rPr>
+          <w:rFonts w:ascii="Times New Roman" w:hAnsi="Times New Roman" w:cs="Times New Roman"/>
+        </w:rPr>
+      </w:pPr>
+      <w:r>
+        <w:rPr>
+          <w:rFonts w:ascii="Times New Roman" w:hAnsi="Times New Roman" w:cs="Times New Roman"/>
+        </w:rPr>
         <w:t>Human performance</w:t>
       </w:r>
     </w:p>
@@ -3101,32 +3883,22 @@
           <w:numId w:val="30"/>
         </w:numPr>
         <w:spacing w:after="60"/>
-      </w:pPr>
-      <w:r>
+        <w:rPr>
+          <w:rFonts w:ascii="Times New Roman" w:hAnsi="Times New Roman" w:cs="Times New Roman"/>
+        </w:rPr>
+      </w:pPr>
+      <w:r>
+        <w:rPr>
+          <w:rFonts w:ascii="Times New Roman" w:hAnsi="Times New Roman" w:cs="Times New Roman"/>
+        </w:rPr>
         <w:t>Chemistry</w:t>
       </w:r>
     </w:p>
     <w:p>
       <w:pPr>
-        <w:spacing w:after="60"/>
-      </w:pPr>
-      <w:r>
-        <w:t>Current collaboration is fragmented.</w:t>
-      </w:r>
-    </w:p>
-    <w:p>
-      <w:pPr>
-        <w:spacing w:after="60"/>
-        <w:rPr>
-          <w:b/>
-          <w:bCs/>
-        </w:rPr>
-      </w:pPr>
-      <w:r>
-        <w:rPr>
-          <w:b/>
-          <w:bCs/>
-        </w:rPr>
+        <w:pStyle w:val="Heading3"/>
+      </w:pPr>
+      <w:r>
         <w:t>Required Capabilities</w:t>
       </w:r>
     </w:p>
@@ -3137,8 +3909,14 @@
           <w:numId w:val="31"/>
         </w:numPr>
         <w:spacing w:after="60"/>
-      </w:pPr>
-      <w:r>
+        <w:rPr>
+          <w:rFonts w:ascii="Times New Roman" w:hAnsi="Times New Roman" w:cs="Times New Roman"/>
+        </w:rPr>
+      </w:pPr>
+      <w:r>
+        <w:rPr>
+          <w:rFonts w:ascii="Times New Roman" w:hAnsi="Times New Roman" w:cs="Times New Roman"/>
+        </w:rPr>
         <w:t>Shared hypothesis workspace</w:t>
       </w:r>
     </w:p>
@@ -3149,8 +3927,14 @@
           <w:numId w:val="31"/>
         </w:numPr>
         <w:spacing w:after="60"/>
-      </w:pPr>
-      <w:r>
+        <w:rPr>
+          <w:rFonts w:ascii="Times New Roman" w:hAnsi="Times New Roman" w:cs="Times New Roman"/>
+        </w:rPr>
+      </w:pPr>
+      <w:r>
+        <w:rPr>
+          <w:rFonts w:ascii="Times New Roman" w:hAnsi="Times New Roman" w:cs="Times New Roman"/>
+        </w:rPr>
         <w:t>Hypothesis ownership tracking</w:t>
       </w:r>
     </w:p>
@@ -3161,8 +3945,14 @@
           <w:numId w:val="31"/>
         </w:numPr>
         <w:spacing w:after="60"/>
-      </w:pPr>
-      <w:r>
+        <w:rPr>
+          <w:rFonts w:ascii="Times New Roman" w:hAnsi="Times New Roman" w:cs="Times New Roman"/>
+        </w:rPr>
+      </w:pPr>
+      <w:r>
+        <w:rPr>
+          <w:rFonts w:ascii="Times New Roman" w:hAnsi="Times New Roman" w:cs="Times New Roman"/>
+        </w:rPr>
         <w:t>Version control of causal branches</w:t>
       </w:r>
     </w:p>
@@ -3173,8 +3963,14 @@
           <w:numId w:val="31"/>
         </w:numPr>
         <w:spacing w:after="60"/>
-      </w:pPr>
-      <w:r>
+        <w:rPr>
+          <w:rFonts w:ascii="Times New Roman" w:hAnsi="Times New Roman" w:cs="Times New Roman"/>
+        </w:rPr>
+      </w:pPr>
+      <w:r>
+        <w:rPr>
+          <w:rFonts w:ascii="Times New Roman" w:hAnsi="Times New Roman" w:cs="Times New Roman"/>
+        </w:rPr>
         <w:t>Structured dissent/comment capability</w:t>
       </w:r>
     </w:p>
@@ -3185,8 +3981,14 @@
           <w:numId w:val="31"/>
         </w:numPr>
         <w:spacing w:after="60"/>
-      </w:pPr>
-      <w:r>
+        <w:rPr>
+          <w:rFonts w:ascii="Times New Roman" w:hAnsi="Times New Roman" w:cs="Times New Roman"/>
+        </w:rPr>
+      </w:pPr>
+      <w:r>
+        <w:rPr>
+          <w:rFonts w:ascii="Times New Roman" w:hAnsi="Times New Roman" w:cs="Times New Roman"/>
+        </w:rPr>
         <w:t>Engineer override logging with rationale capture</w:t>
       </w:r>
     </w:p>
@@ -3194,27 +3996,6 @@
       <w:pPr>
         <w:spacing w:after="60"/>
       </w:pPr>
-      <w:r>
-        <w:t>Collaboration strengthens institutional learning.</w:t>
-      </w:r>
-    </w:p>
-    <w:p>
-      <w:pPr>
-        <w:spacing w:after="60"/>
-      </w:pPr>
-      <w:r>
-        <w:rPr>
-          <w:noProof/>
-        </w:rPr>
-      </w:r>
-      <w:r>
-        <w:pict w14:anchorId="4DCC9EFC">
-          <v:rect id="Horizontal Line 11" o:spid="_x0000_s1030" style="width:486pt;height:1.1pt;visibility:visible;mso-wrap-style:square;mso-left-percent:-10001;mso-top-percent:-10001;mso-position-horizontal:absolute;mso-position-horizontal-relative:char;mso-position-vertical:absolute;mso-position-vertical-relative:line;mso-left-percent:-10001;mso-top-percent:-10001;v-text-anchor:top" o:gfxdata="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" filled="f">
-            <o:lock v:ext="edit" rotation="t" aspectratio="t" verticies="t" text="t" shapetype="t"/>
-            <w10:anchorlock/>
-          </v:rect>
-        </w:pict>
-      </w:r>
     </w:p>
     <w:p>
       <w:pPr>
@@ -3222,30 +4003,34 @@
         <w:spacing w:before="0" w:after="60"/>
       </w:pPr>
       <w:r>
-        <w:t>3.12 Risk Significance &amp; PRA Integration (Strategic)</w:t>
-      </w:r>
-    </w:p>
-    <w:p>
-      <w:pPr>
-        <w:spacing w:after="60"/>
-        <w:rPr>
-          <w:b/>
-          <w:bCs/>
-        </w:rPr>
-      </w:pPr>
-      <w:r>
-        <w:rPr>
-          <w:b/>
-          <w:bCs/>
-        </w:rPr>
+        <w:t>3.12 Risk Significance &amp; PRA Integration (</w:t>
+      </w:r>
+      <w:r>
+        <w:t>Future Development</w:t>
+      </w:r>
+      <w:r>
+        <w:t>)</w:t>
+      </w:r>
+    </w:p>
+    <w:p>
+      <w:pPr>
+        <w:pStyle w:val="Heading3"/>
+      </w:pPr>
+      <w:r>
         <w:t>Problem Landscape</w:t>
       </w:r>
     </w:p>
     <w:p>
       <w:pPr>
         <w:spacing w:after="60"/>
-      </w:pPr>
-      <w:r>
+        <w:rPr>
+          <w:rFonts w:ascii="Times New Roman" w:hAnsi="Times New Roman" w:cs="Times New Roman"/>
+        </w:rPr>
+      </w:pPr>
+      <w:r>
+        <w:rPr>
+          <w:rFonts w:ascii="Times New Roman" w:hAnsi="Times New Roman" w:cs="Times New Roman"/>
+        </w:rPr>
         <w:t>Beyond cause identification, plants must evaluate:</w:t>
       </w:r>
     </w:p>
@@ -3256,8 +4041,14 @@
           <w:numId w:val="32"/>
         </w:numPr>
         <w:spacing w:after="60"/>
-      </w:pPr>
-      <w:r>
+        <w:rPr>
+          <w:rFonts w:ascii="Times New Roman" w:hAnsi="Times New Roman" w:cs="Times New Roman"/>
+        </w:rPr>
+      </w:pPr>
+      <w:r>
+        <w:rPr>
+          <w:rFonts w:ascii="Times New Roman" w:hAnsi="Times New Roman" w:cs="Times New Roman"/>
+        </w:rPr>
         <w:t>Safety function impact</w:t>
       </w:r>
     </w:p>
@@ -3268,8 +4059,14 @@
           <w:numId w:val="32"/>
         </w:numPr>
         <w:spacing w:after="60"/>
-      </w:pPr>
-      <w:r>
+        <w:rPr>
+          <w:rFonts w:ascii="Times New Roman" w:hAnsi="Times New Roman" w:cs="Times New Roman"/>
+        </w:rPr>
+      </w:pPr>
+      <w:r>
+        <w:rPr>
+          <w:rFonts w:ascii="Times New Roman" w:hAnsi="Times New Roman" w:cs="Times New Roman"/>
+        </w:rPr>
         <w:t>Barrier effectiveness</w:t>
       </w:r>
     </w:p>
@@ -3280,32 +4077,50 @@
           <w:numId w:val="32"/>
         </w:numPr>
         <w:spacing w:after="60"/>
-      </w:pPr>
-      <w:r>
+        <w:rPr>
+          <w:rFonts w:ascii="Times New Roman" w:hAnsi="Times New Roman" w:cs="Times New Roman"/>
+        </w:rPr>
+      </w:pPr>
+      <w:r>
+        <w:rPr>
+          <w:rFonts w:ascii="Times New Roman" w:hAnsi="Times New Roman" w:cs="Times New Roman"/>
+        </w:rPr>
         <w:t>Risk significance</w:t>
       </w:r>
     </w:p>
     <w:p>
       <w:pPr>
         <w:spacing w:after="60"/>
-      </w:pPr>
-      <w:r>
-        <w:t>Corrective actions are often risk-informed.</w:t>
-      </w:r>
-    </w:p>
-    <w:p>
-      <w:pPr>
-        <w:spacing w:after="60"/>
-        <w:rPr>
-          <w:b/>
-          <w:bCs/>
-        </w:rPr>
-      </w:pPr>
-      <w:r>
-        <w:rPr>
-          <w:b/>
-          <w:bCs/>
-        </w:rPr>
+        <w:rPr>
+          <w:rFonts w:ascii="Times New Roman" w:hAnsi="Times New Roman" w:cs="Times New Roman"/>
+        </w:rPr>
+      </w:pPr>
+      <w:r>
+        <w:rPr>
+          <w:rFonts w:ascii="Times New Roman" w:hAnsi="Times New Roman" w:cs="Times New Roman"/>
+        </w:rPr>
+        <w:t xml:space="preserve">Corrective actions are often </w:t>
+      </w:r>
+      <w:proofErr w:type="gramStart"/>
+      <w:r>
+        <w:rPr>
+          <w:rFonts w:ascii="Times New Roman" w:hAnsi="Times New Roman" w:cs="Times New Roman"/>
+        </w:rPr>
+        <w:t>risk-informed</w:t>
+      </w:r>
+      <w:proofErr w:type="gramEnd"/>
+      <w:r>
+        <w:rPr>
+          <w:rFonts w:ascii="Times New Roman" w:hAnsi="Times New Roman" w:cs="Times New Roman"/>
+        </w:rPr>
+        <w:t>.</w:t>
+      </w:r>
+    </w:p>
+    <w:p>
+      <w:pPr>
+        <w:pStyle w:val="Heading3"/>
+      </w:pPr>
+      <w:r>
         <w:t>Required Capabilities (Long-Term)</w:t>
       </w:r>
     </w:p>
@@ -3316,8 +4131,14 @@
           <w:numId w:val="33"/>
         </w:numPr>
         <w:spacing w:after="60"/>
-      </w:pPr>
-      <w:r>
+        <w:rPr>
+          <w:rFonts w:ascii="Times New Roman" w:hAnsi="Times New Roman" w:cs="Times New Roman"/>
+        </w:rPr>
+      </w:pPr>
+      <w:r>
+        <w:rPr>
+          <w:rFonts w:ascii="Times New Roman" w:hAnsi="Times New Roman" w:cs="Times New Roman"/>
+        </w:rPr>
         <w:t>Mapping of event impacts to safety functions</w:t>
       </w:r>
     </w:p>
@@ -3328,8 +4149,14 @@
           <w:numId w:val="33"/>
         </w:numPr>
         <w:spacing w:after="60"/>
-      </w:pPr>
-      <w:r>
+        <w:rPr>
+          <w:rFonts w:ascii="Times New Roman" w:hAnsi="Times New Roman" w:cs="Times New Roman"/>
+        </w:rPr>
+      </w:pPr>
+      <w:r>
+        <w:rPr>
+          <w:rFonts w:ascii="Times New Roman" w:hAnsi="Times New Roman" w:cs="Times New Roman"/>
+        </w:rPr>
         <w:t>Interface capability with PRA models</w:t>
       </w:r>
     </w:p>
@@ -3340,8 +4167,14 @@
           <w:numId w:val="33"/>
         </w:numPr>
         <w:spacing w:after="60"/>
-      </w:pPr>
-      <w:r>
+        <w:rPr>
+          <w:rFonts w:ascii="Times New Roman" w:hAnsi="Times New Roman" w:cs="Times New Roman"/>
+        </w:rPr>
+      </w:pPr>
+      <w:r>
+        <w:rPr>
+          <w:rFonts w:ascii="Times New Roman" w:hAnsi="Times New Roman" w:cs="Times New Roman"/>
+        </w:rPr>
         <w:t>Qualitative risk significance scoring</w:t>
       </w:r>
     </w:p>
@@ -3352,8 +4185,14 @@
           <w:numId w:val="33"/>
         </w:numPr>
         <w:spacing w:after="60"/>
-      </w:pPr>
-      <w:r>
+        <w:rPr>
+          <w:rFonts w:ascii="Times New Roman" w:hAnsi="Times New Roman" w:cs="Times New Roman"/>
+        </w:rPr>
+      </w:pPr>
+      <w:r>
+        <w:rPr>
+          <w:rFonts w:ascii="Times New Roman" w:hAnsi="Times New Roman" w:cs="Times New Roman"/>
+        </w:rPr>
         <w:t>Identification of barrier weaknesses</w:t>
       </w:r>
     </w:p>
@@ -3364,61 +4203,47 @@
           <w:numId w:val="33"/>
         </w:numPr>
         <w:spacing w:after="60"/>
-      </w:pPr>
-      <w:r>
+        <w:rPr>
+          <w:rFonts w:ascii="Times New Roman" w:hAnsi="Times New Roman" w:cs="Times New Roman"/>
+        </w:rPr>
+      </w:pPr>
+      <w:r>
+        <w:rPr>
+          <w:rFonts w:ascii="Times New Roman" w:hAnsi="Times New Roman" w:cs="Times New Roman"/>
+        </w:rPr>
         <w:t>Risk-informed corrective action prioritization</w:t>
       </w:r>
     </w:p>
     <w:p>
       <w:pPr>
-        <w:spacing w:after="60"/>
-      </w:pPr>
-      <w:r>
-        <w:t>This is likely Phase 3+ but should inform architecture from the beginning.</w:t>
-      </w:r>
-    </w:p>
-    <w:p>
-      <w:pPr>
-        <w:spacing w:after="60"/>
-      </w:pPr>
-    </w:p>
-    <w:p>
-      <w:pPr>
-        <w:spacing w:after="60"/>
-        <w:rPr>
-          <w:b/>
-          <w:bCs/>
-        </w:rPr>
-      </w:pPr>
-      <w:r>
-        <w:rPr>
-          <w:b/>
-          <w:bCs/>
-        </w:rPr>
+        <w:pStyle w:val="Heading1"/>
+      </w:pPr>
+      <w:r>
         <w:t>4. Human–Machine Collaboration &amp; Trust Calibration</w:t>
       </w:r>
-    </w:p>
-    <w:p>
-      <w:pPr>
-        <w:spacing w:after="60"/>
-      </w:pPr>
-      <w:r>
+      <w:r>
+        <w:t xml:space="preserve"> </w:t>
+      </w:r>
+    </w:p>
+    <w:p>
+      <w:pPr>
+        <w:spacing w:after="60"/>
+        <w:rPr>
+          <w:rFonts w:ascii="Times New Roman" w:hAnsi="Times New Roman" w:cs="Times New Roman"/>
+        </w:rPr>
+      </w:pPr>
+      <w:r>
+        <w:rPr>
+          <w:rFonts w:ascii="Times New Roman" w:hAnsi="Times New Roman" w:cs="Times New Roman"/>
+        </w:rPr>
         <w:t>Transversal requirement across all domains.</w:t>
       </w:r>
     </w:p>
     <w:p>
       <w:pPr>
-        <w:spacing w:after="60"/>
-        <w:rPr>
-          <w:b/>
-          <w:bCs/>
-        </w:rPr>
-      </w:pPr>
-      <w:r>
-        <w:rPr>
-          <w:b/>
-          <w:bCs/>
-        </w:rPr>
+        <w:pStyle w:val="Heading3"/>
+      </w:pPr>
+      <w:r>
         <w:t>Design Principles</w:t>
       </w:r>
     </w:p>
@@ -3429,8 +4254,14 @@
           <w:numId w:val="34"/>
         </w:numPr>
         <w:spacing w:after="60"/>
-      </w:pPr>
-      <w:r>
+        <w:rPr>
+          <w:rFonts w:ascii="Times New Roman" w:hAnsi="Times New Roman" w:cs="Times New Roman"/>
+        </w:rPr>
+      </w:pPr>
+      <w:r>
+        <w:rPr>
+          <w:rFonts w:ascii="Times New Roman" w:hAnsi="Times New Roman" w:cs="Times New Roman"/>
+        </w:rPr>
         <w:t>Human primacy: engineer directs analysis</w:t>
       </w:r>
     </w:p>
@@ -3441,8 +4272,14 @@
           <w:numId w:val="34"/>
         </w:numPr>
         <w:spacing w:after="60"/>
-      </w:pPr>
-      <w:r>
+        <w:rPr>
+          <w:rFonts w:ascii="Times New Roman" w:hAnsi="Times New Roman" w:cs="Times New Roman"/>
+        </w:rPr>
+      </w:pPr>
+      <w:r>
+        <w:rPr>
+          <w:rFonts w:ascii="Times New Roman" w:hAnsi="Times New Roman" w:cs="Times New Roman"/>
+        </w:rPr>
         <w:t>Interrogability: “Why are you suggesting this?”</w:t>
       </w:r>
     </w:p>
@@ -3453,8 +4290,14 @@
           <w:numId w:val="34"/>
         </w:numPr>
         <w:spacing w:after="60"/>
-      </w:pPr>
-      <w:r>
+        <w:rPr>
+          <w:rFonts w:ascii="Times New Roman" w:hAnsi="Times New Roman" w:cs="Times New Roman"/>
+        </w:rPr>
+      </w:pPr>
+      <w:r>
+        <w:rPr>
+          <w:rFonts w:ascii="Times New Roman" w:hAnsi="Times New Roman" w:cs="Times New Roman"/>
+        </w:rPr>
         <w:t>Transparent uncertainty</w:t>
       </w:r>
     </w:p>
@@ -3465,8 +4308,14 @@
           <w:numId w:val="34"/>
         </w:numPr>
         <w:spacing w:after="60"/>
-      </w:pPr>
-      <w:r>
+        <w:rPr>
+          <w:rFonts w:ascii="Times New Roman" w:hAnsi="Times New Roman" w:cs="Times New Roman"/>
+        </w:rPr>
+      </w:pPr>
+      <w:r>
+        <w:rPr>
+          <w:rFonts w:ascii="Times New Roman" w:hAnsi="Times New Roman" w:cs="Times New Roman"/>
+        </w:rPr>
         <w:t>Clear boundaries of competence</w:t>
       </w:r>
     </w:p>
@@ -3477,8 +4326,15 @@
           <w:numId w:val="34"/>
         </w:numPr>
         <w:spacing w:after="60"/>
-      </w:pPr>
-      <w:r>
+        <w:rPr>
+          <w:rFonts w:ascii="Times New Roman" w:hAnsi="Times New Roman" w:cs="Times New Roman"/>
+        </w:rPr>
+      </w:pPr>
+      <w:r>
+        <w:rPr>
+          <w:rFonts w:ascii="Times New Roman" w:hAnsi="Times New Roman" w:cs="Times New Roman"/>
+        </w:rPr>
+        <w:lastRenderedPageBreak/>
         <w:t>Conservative inference bias</w:t>
       </w:r>
     </w:p>
@@ -3489,24 +4345,22 @@
           <w:numId w:val="34"/>
         </w:numPr>
         <w:spacing w:after="60"/>
-      </w:pPr>
-      <w:r>
+        <w:rPr>
+          <w:rFonts w:ascii="Times New Roman" w:hAnsi="Times New Roman" w:cs="Times New Roman"/>
+        </w:rPr>
+      </w:pPr>
+      <w:r>
+        <w:rPr>
+          <w:rFonts w:ascii="Times New Roman" w:hAnsi="Times New Roman" w:cs="Times New Roman"/>
+        </w:rPr>
         <w:t>Graceful degradation under missing data</w:t>
       </w:r>
     </w:p>
     <w:p>
       <w:pPr>
-        <w:spacing w:after="60"/>
-        <w:rPr>
-          <w:b/>
-          <w:bCs/>
-        </w:rPr>
-      </w:pPr>
-      <w:r>
-        <w:rPr>
-          <w:b/>
-          <w:bCs/>
-        </w:rPr>
+        <w:pStyle w:val="Heading3"/>
+      </w:pPr>
+      <w:r>
         <w:t>Required Interface Capabilities</w:t>
       </w:r>
     </w:p>
@@ -3517,8 +4371,14 @@
           <w:numId w:val="35"/>
         </w:numPr>
         <w:spacing w:after="60"/>
-      </w:pPr>
-      <w:r>
+        <w:rPr>
+          <w:rFonts w:ascii="Times New Roman" w:hAnsi="Times New Roman" w:cs="Times New Roman"/>
+        </w:rPr>
+      </w:pPr>
+      <w:r>
+        <w:rPr>
+          <w:rFonts w:ascii="Times New Roman" w:hAnsi="Times New Roman" w:cs="Times New Roman"/>
+        </w:rPr>
         <w:t>Drill-down evidence chains</w:t>
       </w:r>
     </w:p>
@@ -3529,8 +4389,14 @@
           <w:numId w:val="35"/>
         </w:numPr>
         <w:spacing w:after="60"/>
-      </w:pPr>
-      <w:r>
+        <w:rPr>
+          <w:rFonts w:ascii="Times New Roman" w:hAnsi="Times New Roman" w:cs="Times New Roman"/>
+        </w:rPr>
+      </w:pPr>
+      <w:r>
+        <w:rPr>
+          <w:rFonts w:ascii="Times New Roman" w:hAnsi="Times New Roman" w:cs="Times New Roman"/>
+        </w:rPr>
         <w:t>Plain-language explanation summaries</w:t>
       </w:r>
     </w:p>
@@ -3541,605 +4407,601 @@
           <w:numId w:val="35"/>
         </w:numPr>
         <w:spacing w:after="60"/>
+        <w:rPr>
+          <w:rFonts w:ascii="Times New Roman" w:hAnsi="Times New Roman" w:cs="Times New Roman"/>
+        </w:rPr>
+      </w:pPr>
+      <w:r>
+        <w:rPr>
+          <w:rFonts w:ascii="Times New Roman" w:hAnsi="Times New Roman" w:cs="Times New Roman"/>
+        </w:rPr>
+        <w:t>Hypothesis workspace manipulation</w:t>
+      </w:r>
+    </w:p>
+    <w:p>
+      <w:pPr>
+        <w:numPr>
+          <w:ilvl w:val="0"/>
+          <w:numId w:val="35"/>
+        </w:numPr>
+        <w:spacing w:after="60"/>
+        <w:rPr>
+          <w:rFonts w:ascii="Times New Roman" w:hAnsi="Times New Roman" w:cs="Times New Roman"/>
+        </w:rPr>
+      </w:pPr>
+      <w:r>
+        <w:rPr>
+          <w:rFonts w:ascii="Times New Roman" w:hAnsi="Times New Roman" w:cs="Times New Roman"/>
+        </w:rPr>
+        <w:t>Explicit confidence labeling</w:t>
+      </w:r>
+    </w:p>
+    <w:p>
+      <w:pPr>
+        <w:numPr>
+          <w:ilvl w:val="0"/>
+          <w:numId w:val="35"/>
+        </w:numPr>
+        <w:spacing w:after="60"/>
+        <w:rPr>
+          <w:rFonts w:ascii="Times New Roman" w:hAnsi="Times New Roman" w:cs="Times New Roman"/>
+        </w:rPr>
+      </w:pPr>
+      <w:r>
+        <w:rPr>
+          <w:rFonts w:ascii="Times New Roman" w:hAnsi="Times New Roman" w:cs="Times New Roman"/>
+        </w:rPr>
+        <w:t>Override logging for continuous model improvement</w:t>
+      </w:r>
+    </w:p>
+    <w:p>
+      <w:pPr>
+        <w:spacing w:after="60"/>
+        <w:rPr>
+          <w:rFonts w:ascii="Times New Roman" w:hAnsi="Times New Roman" w:cs="Times New Roman"/>
+        </w:rPr>
+      </w:pPr>
+      <w:r>
+        <w:rPr>
+          <w:rFonts w:ascii="Times New Roman" w:hAnsi="Times New Roman" w:cs="Times New Roman"/>
+        </w:rPr>
+        <w:t>Trust must be earned through transparency.</w:t>
+      </w:r>
+    </w:p>
+    <w:p>
+      <w:pPr>
+        <w:pStyle w:val="Heading1"/>
+      </w:pPr>
+      <w:r>
+        <w:t>5. Analytical Operating Modes</w:t>
+      </w:r>
+    </w:p>
+    <w:p>
+      <w:pPr>
+        <w:spacing w:after="60"/>
+        <w:rPr>
+          <w:rFonts w:ascii="Times New Roman" w:hAnsi="Times New Roman" w:cs="Times New Roman"/>
+        </w:rPr>
+      </w:pPr>
+      <w:r>
+        <w:rPr>
+          <w:rFonts w:ascii="Times New Roman" w:hAnsi="Times New Roman" w:cs="Times New Roman"/>
+        </w:rPr>
+        <w:t>The system must support distinct modes:</w:t>
+      </w:r>
+    </w:p>
+    <w:p>
+      <w:pPr>
+        <w:pStyle w:val="Heading3"/>
+      </w:pPr>
+      <w:r>
+        <w:t>Deep Forensic RCA Mode</w:t>
+      </w:r>
+    </w:p>
+    <w:p>
+      <w:pPr>
+        <w:numPr>
+          <w:ilvl w:val="0"/>
+          <w:numId w:val="37"/>
+        </w:numPr>
+        <w:spacing w:after="60"/>
+        <w:rPr>
+          <w:rFonts w:ascii="Times New Roman" w:hAnsi="Times New Roman" w:cs="Times New Roman"/>
+        </w:rPr>
+      </w:pPr>
+      <w:r>
+        <w:rPr>
+          <w:rFonts w:ascii="Times New Roman" w:hAnsi="Times New Roman" w:cs="Times New Roman"/>
+        </w:rPr>
+        <w:t>Structured methodology integration</w:t>
+      </w:r>
+    </w:p>
+    <w:p>
+      <w:pPr>
+        <w:numPr>
+          <w:ilvl w:val="0"/>
+          <w:numId w:val="37"/>
+        </w:numPr>
+        <w:spacing w:after="60"/>
+        <w:rPr>
+          <w:rFonts w:ascii="Times New Roman" w:hAnsi="Times New Roman" w:cs="Times New Roman"/>
+        </w:rPr>
+      </w:pPr>
+      <w:r>
+        <w:rPr>
+          <w:rFonts w:ascii="Times New Roman" w:hAnsi="Times New Roman" w:cs="Times New Roman"/>
+        </w:rPr>
+        <w:t>Full uncertainty representation</w:t>
+      </w:r>
+    </w:p>
+    <w:p>
+      <w:pPr>
+        <w:numPr>
+          <w:ilvl w:val="0"/>
+          <w:numId w:val="37"/>
+        </w:numPr>
+        <w:spacing w:after="60"/>
+        <w:rPr>
+          <w:rFonts w:ascii="Times New Roman" w:hAnsi="Times New Roman" w:cs="Times New Roman"/>
+        </w:rPr>
+      </w:pPr>
+      <w:r>
+        <w:rPr>
+          <w:rFonts w:ascii="Times New Roman" w:hAnsi="Times New Roman" w:cs="Times New Roman"/>
+        </w:rPr>
+        <w:t>Documentation support</w:t>
+      </w:r>
+    </w:p>
+    <w:p>
+      <w:pPr>
+        <w:numPr>
+          <w:ilvl w:val="0"/>
+          <w:numId w:val="37"/>
+        </w:numPr>
+        <w:spacing w:after="60"/>
+        <w:rPr>
+          <w:rFonts w:ascii="Times New Roman" w:hAnsi="Times New Roman" w:cs="Times New Roman"/>
+        </w:rPr>
+      </w:pPr>
+      <w:r>
+        <w:rPr>
+          <w:rFonts w:ascii="Times New Roman" w:hAnsi="Times New Roman" w:cs="Times New Roman"/>
+        </w:rPr>
+        <w:t>Regulatory defensibility outputs</w:t>
+      </w:r>
+    </w:p>
+    <w:p>
+      <w:pPr>
+        <w:pStyle w:val="Heading3"/>
+      </w:pPr>
+      <w:r>
+        <w:t>Online abnormal situation management (Future)</w:t>
+      </w:r>
+    </w:p>
+    <w:p>
+      <w:pPr>
+        <w:numPr>
+          <w:ilvl w:val="0"/>
+          <w:numId w:val="36"/>
+        </w:numPr>
+        <w:spacing w:after="60"/>
+        <w:rPr>
+          <w:rFonts w:ascii="Times New Roman" w:hAnsi="Times New Roman" w:cs="Times New Roman"/>
+        </w:rPr>
+      </w:pPr>
+      <w:r>
+        <w:rPr>
+          <w:rFonts w:ascii="Times New Roman" w:hAnsi="Times New Roman" w:cs="Times New Roman"/>
+        </w:rPr>
+        <w:t>Immediate troubleshooting</w:t>
+      </w:r>
+    </w:p>
+    <w:p>
+      <w:pPr>
+        <w:numPr>
+          <w:ilvl w:val="0"/>
+          <w:numId w:val="36"/>
+        </w:numPr>
+        <w:spacing w:after="60"/>
+        <w:rPr>
+          <w:rFonts w:ascii="Times New Roman" w:hAnsi="Times New Roman" w:cs="Times New Roman"/>
+        </w:rPr>
+      </w:pPr>
+      <w:r>
+        <w:rPr>
+          <w:rFonts w:ascii="Times New Roman" w:hAnsi="Times New Roman" w:cs="Times New Roman"/>
+        </w:rPr>
+        <w:t>Alarm prioritization</w:t>
+      </w:r>
+    </w:p>
+    <w:p>
+      <w:pPr>
+        <w:numPr>
+          <w:ilvl w:val="0"/>
+          <w:numId w:val="36"/>
+        </w:numPr>
+        <w:spacing w:after="60"/>
+        <w:rPr>
+          <w:rFonts w:ascii="Times New Roman" w:hAnsi="Times New Roman" w:cs="Times New Roman"/>
+        </w:rPr>
+      </w:pPr>
+      <w:r>
+        <w:rPr>
+          <w:rFonts w:ascii="Times New Roman" w:hAnsi="Times New Roman" w:cs="Times New Roman"/>
+        </w:rPr>
+        <w:t>First-out identification</w:t>
+      </w:r>
+    </w:p>
+    <w:p>
+      <w:pPr>
+        <w:numPr>
+          <w:ilvl w:val="0"/>
+          <w:numId w:val="36"/>
+        </w:numPr>
+        <w:spacing w:after="60"/>
+        <w:rPr>
+          <w:rFonts w:ascii="Times New Roman" w:hAnsi="Times New Roman" w:cs="Times New Roman"/>
+        </w:rPr>
+      </w:pPr>
+      <w:r>
+        <w:rPr>
+          <w:rFonts w:ascii="Times New Roman" w:hAnsi="Times New Roman" w:cs="Times New Roman"/>
+        </w:rPr>
+        <w:t>Preliminary hypothesis surfacing</w:t>
+      </w:r>
+    </w:p>
+    <w:p>
+      <w:pPr>
+        <w:pStyle w:val="Heading1"/>
+      </w:pPr>
+      <w:r>
+        <w:t>6. Lifecycle Management</w:t>
+      </w:r>
+    </w:p>
+    <w:p>
+      <w:pPr>
+        <w:numPr>
+          <w:ilvl w:val="0"/>
+          <w:numId w:val="38"/>
+        </w:numPr>
+        <w:spacing w:after="60"/>
+        <w:rPr>
+          <w:rFonts w:ascii="Times New Roman" w:hAnsi="Times New Roman" w:cs="Times New Roman"/>
+        </w:rPr>
+      </w:pPr>
+      <w:r>
+        <w:rPr>
+          <w:rFonts w:ascii="Times New Roman" w:hAnsi="Times New Roman" w:cs="Times New Roman"/>
+        </w:rPr>
+        <w:t>Algorithm version control required</w:t>
+      </w:r>
+    </w:p>
+    <w:p>
+      <w:pPr>
+        <w:numPr>
+          <w:ilvl w:val="0"/>
+          <w:numId w:val="38"/>
+        </w:numPr>
+        <w:spacing w:after="60"/>
+        <w:rPr>
+          <w:rFonts w:ascii="Times New Roman" w:hAnsi="Times New Roman" w:cs="Times New Roman"/>
+        </w:rPr>
+      </w:pPr>
+      <w:r>
+        <w:rPr>
+          <w:rFonts w:ascii="Times New Roman" w:hAnsi="Times New Roman" w:cs="Times New Roman"/>
+        </w:rPr>
+        <w:t>Configuration management</w:t>
+      </w:r>
+    </w:p>
+    <w:p>
+      <w:pPr>
+        <w:numPr>
+          <w:ilvl w:val="0"/>
+          <w:numId w:val="38"/>
+        </w:numPr>
+        <w:spacing w:after="60"/>
+        <w:rPr>
+          <w:rFonts w:ascii="Times New Roman" w:hAnsi="Times New Roman" w:cs="Times New Roman"/>
+        </w:rPr>
+      </w:pPr>
+      <w:r>
+        <w:rPr>
+          <w:rFonts w:ascii="Times New Roman" w:hAnsi="Times New Roman" w:cs="Times New Roman"/>
+        </w:rPr>
+        <w:t>Model validation &amp; periodic re-validation</w:t>
+      </w:r>
+    </w:p>
+    <w:p>
+      <w:pPr>
+        <w:numPr>
+          <w:ilvl w:val="0"/>
+          <w:numId w:val="38"/>
+        </w:numPr>
+        <w:spacing w:after="60"/>
+        <w:rPr>
+          <w:rFonts w:ascii="Times New Roman" w:hAnsi="Times New Roman" w:cs="Times New Roman"/>
+        </w:rPr>
+      </w:pPr>
+      <w:r>
+        <w:rPr>
+          <w:rFonts w:ascii="Times New Roman" w:hAnsi="Times New Roman" w:cs="Times New Roman"/>
+        </w:rPr>
+        <w:t>Performance monitoring for drift</w:t>
+      </w:r>
+    </w:p>
+    <w:p>
+      <w:pPr>
+        <w:numPr>
+          <w:ilvl w:val="0"/>
+          <w:numId w:val="38"/>
+        </w:numPr>
+        <w:spacing w:after="60"/>
+        <w:rPr>
+          <w:rFonts w:ascii="Times New Roman" w:hAnsi="Times New Roman" w:cs="Times New Roman"/>
+        </w:rPr>
+      </w:pPr>
+      <w:r>
+        <w:rPr>
+          <w:rFonts w:ascii="Times New Roman" w:hAnsi="Times New Roman" w:cs="Times New Roman"/>
+        </w:rPr>
+        <w:t>Controlled update mechanisms</w:t>
+      </w:r>
+    </w:p>
+    <w:p>
+      <w:pPr>
+        <w:numPr>
+          <w:ilvl w:val="0"/>
+          <w:numId w:val="38"/>
+        </w:numPr>
+        <w:spacing w:after="60"/>
+        <w:rPr>
+          <w:rFonts w:ascii="Times New Roman" w:hAnsi="Times New Roman" w:cs="Times New Roman"/>
+        </w:rPr>
+      </w:pPr>
+      <w:r>
+        <w:rPr>
+          <w:rFonts w:ascii="Times New Roman" w:hAnsi="Times New Roman" w:cs="Times New Roman"/>
+        </w:rPr>
+        <w:t>Full audit logging of model changes</w:t>
+      </w:r>
+    </w:p>
+    <w:p>
+      <w:pPr>
+        <w:pStyle w:val="Heading1"/>
+      </w:pPr>
+      <w:r>
+        <w:t>7. Cross-Cutting Non-Negotiables</w:t>
+      </w:r>
+    </w:p>
+    <w:p>
+      <w:pPr>
+        <w:spacing w:after="60"/>
+        <w:rPr>
+          <w:rFonts w:ascii="Times New Roman" w:hAnsi="Times New Roman" w:cs="Times New Roman"/>
+        </w:rPr>
+      </w:pPr>
+      <w:r>
+        <w:rPr>
+          <w:rFonts w:ascii="Times New Roman" w:hAnsi="Times New Roman" w:cs="Times New Roman"/>
+        </w:rPr>
+        <w:t xml:space="preserve">Interpretability </w:t>
+      </w:r>
+      <w:r>
+        <w:rPr>
+          <w:rFonts w:ascii="Times New Roman" w:hAnsi="Times New Roman" w:cs="Times New Roman"/>
+        </w:rPr>
+        <w:t>should</w:t>
+      </w:r>
+      <w:r>
+        <w:rPr>
+          <w:rFonts w:ascii="Times New Roman" w:hAnsi="Times New Roman" w:cs="Times New Roman"/>
+        </w:rPr>
+        <w:t xml:space="preserve"> take precedence</w:t>
+      </w:r>
+    </w:p>
+    <w:p>
+      <w:pPr>
+        <w:numPr>
+          <w:ilvl w:val="0"/>
+          <w:numId w:val="39"/>
+        </w:numPr>
+        <w:spacing w:after="60"/>
+        <w:rPr>
+          <w:rFonts w:ascii="Times New Roman" w:hAnsi="Times New Roman" w:cs="Times New Roman"/>
+        </w:rPr>
+      </w:pPr>
+      <w:r>
+        <w:rPr>
+          <w:rFonts w:ascii="Times New Roman" w:hAnsi="Times New Roman" w:cs="Times New Roman"/>
+        </w:rPr>
+        <w:t>Regulatory defensibility</w:t>
+      </w:r>
+    </w:p>
+    <w:p>
+      <w:pPr>
+        <w:numPr>
+          <w:ilvl w:val="0"/>
+          <w:numId w:val="39"/>
+        </w:numPr>
+        <w:spacing w:after="60"/>
+        <w:rPr>
+          <w:rFonts w:ascii="Times New Roman" w:hAnsi="Times New Roman" w:cs="Times New Roman"/>
+        </w:rPr>
+      </w:pPr>
+      <w:r>
+        <w:rPr>
+          <w:rFonts w:ascii="Times New Roman" w:hAnsi="Times New Roman" w:cs="Times New Roman"/>
+        </w:rPr>
+        <w:t xml:space="preserve">Explainability over black-box </w:t>
+      </w:r>
+      <w:r>
+        <w:rPr>
+          <w:rFonts w:ascii="Times New Roman" w:hAnsi="Times New Roman" w:cs="Times New Roman"/>
+        </w:rPr>
+        <w:t>analysis</w:t>
+      </w:r>
+    </w:p>
+    <w:p>
+      <w:pPr>
+        <w:numPr>
+          <w:ilvl w:val="0"/>
+          <w:numId w:val="39"/>
+        </w:numPr>
+        <w:spacing w:after="60"/>
+        <w:rPr>
+          <w:rFonts w:ascii="Times New Roman" w:hAnsi="Times New Roman" w:cs="Times New Roman"/>
+        </w:rPr>
+      </w:pPr>
+      <w:r>
+        <w:rPr>
+          <w:rFonts w:ascii="Times New Roman" w:hAnsi="Times New Roman" w:cs="Times New Roman"/>
+        </w:rPr>
+        <w:t>Auditability of all system actions</w:t>
+      </w:r>
+    </w:p>
+    <w:p>
+      <w:pPr>
+        <w:numPr>
+          <w:ilvl w:val="0"/>
+          <w:numId w:val="39"/>
+        </w:numPr>
+        <w:spacing w:after="60"/>
+        <w:rPr>
+          <w:rFonts w:ascii="Times New Roman" w:hAnsi="Times New Roman" w:cs="Times New Roman"/>
+        </w:rPr>
+      </w:pPr>
+      <w:r>
+        <w:rPr>
+          <w:rFonts w:ascii="Times New Roman" w:hAnsi="Times New Roman" w:cs="Times New Roman"/>
+        </w:rPr>
+        <w:t>Conservative bias in sparse-data contexts</w:t>
+      </w:r>
+    </w:p>
+    <w:p>
+      <w:pPr>
+        <w:pStyle w:val="Heading1"/>
       </w:pPr>
       <w:r>
         <w:lastRenderedPageBreak/>
-        <w:t>Hypothesis workspace manipulation</w:t>
-      </w:r>
-    </w:p>
-    <w:p>
-      <w:pPr>
-        <w:numPr>
-          <w:ilvl w:val="0"/>
-          <w:numId w:val="35"/>
-        </w:numPr>
-        <w:spacing w:after="60"/>
-      </w:pPr>
-      <w:r>
-        <w:t>Explicit confidence labeling</w:t>
-      </w:r>
-    </w:p>
-    <w:p>
-      <w:pPr>
-        <w:numPr>
-          <w:ilvl w:val="0"/>
-          <w:numId w:val="35"/>
-        </w:numPr>
-        <w:spacing w:after="60"/>
-      </w:pPr>
-      <w:r>
-        <w:t>Override logging for continuous model improvement</w:t>
-      </w:r>
-    </w:p>
-    <w:p>
-      <w:pPr>
-        <w:spacing w:after="60"/>
-      </w:pPr>
-      <w:r>
-        <w:t>Trust must be earned through transparency.</w:t>
-      </w:r>
-    </w:p>
-    <w:p>
-      <w:pPr>
-        <w:spacing w:after="60"/>
-      </w:pPr>
-      <w:r>
-        <w:rPr>
-          <w:noProof/>
-        </w:rPr>
-      </w:r>
-      <w:r>
-        <w:pict w14:anchorId="6710BCBF">
-          <v:rect id="Horizontal Line 12" o:spid="_x0000_s1029" style="width:486pt;height:1.1pt;visibility:visible;mso-wrap-style:square;mso-left-percent:-10001;mso-top-percent:-10001;mso-position-horizontal:absolute;mso-position-horizontal-relative:char;mso-position-vertical:absolute;mso-position-vertical-relative:line;mso-left-percent:-10001;mso-top-percent:-10001;v-text-anchor:top" o:gfxdata="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" filled="f">
-            <o:lock v:ext="edit" rotation="t" aspectratio="t" verticies="t" text="t" shapetype="t"/>
-            <w10:anchorlock/>
-          </v:rect>
-        </w:pict>
-      </w:r>
-    </w:p>
-    <w:p>
-      <w:pPr>
-        <w:spacing w:after="60"/>
-        <w:rPr>
-          <w:b/>
-          <w:bCs/>
-        </w:rPr>
-      </w:pPr>
-      <w:r>
-        <w:rPr>
-          <w:b/>
-          <w:bCs/>
-        </w:rPr>
-        <w:t>5. Analytical Operating Modes</w:t>
-      </w:r>
-    </w:p>
-    <w:p>
-      <w:pPr>
-        <w:spacing w:after="60"/>
-      </w:pPr>
-      <w:r>
-        <w:t>The system must support distinct modes:</w:t>
-      </w:r>
-    </w:p>
-    <w:p>
-      <w:pPr>
-        <w:spacing w:after="60"/>
-        <w:rPr>
-          <w:b/>
-          <w:bCs/>
-        </w:rPr>
-      </w:pPr>
-      <w:r>
-        <w:rPr>
-          <w:b/>
-          <w:bCs/>
-        </w:rPr>
-        <w:t>Rapid Triage Mode</w:t>
-      </w:r>
-    </w:p>
-    <w:p>
-      <w:pPr>
-        <w:numPr>
-          <w:ilvl w:val="0"/>
-          <w:numId w:val="36"/>
-        </w:numPr>
-        <w:spacing w:after="60"/>
-      </w:pPr>
-      <w:r>
-        <w:t>Immediate troubleshooting</w:t>
-      </w:r>
-    </w:p>
-    <w:p>
-      <w:pPr>
-        <w:numPr>
-          <w:ilvl w:val="0"/>
-          <w:numId w:val="36"/>
-        </w:numPr>
-        <w:spacing w:after="60"/>
-      </w:pPr>
-      <w:r>
-        <w:t>Alarm prioritization</w:t>
-      </w:r>
-    </w:p>
-    <w:p>
-      <w:pPr>
-        <w:numPr>
-          <w:ilvl w:val="0"/>
-          <w:numId w:val="36"/>
-        </w:numPr>
-        <w:spacing w:after="60"/>
-      </w:pPr>
-      <w:r>
-        <w:t>First-out identification</w:t>
-      </w:r>
-    </w:p>
-    <w:p>
-      <w:pPr>
-        <w:numPr>
-          <w:ilvl w:val="0"/>
-          <w:numId w:val="36"/>
-        </w:numPr>
-        <w:spacing w:after="60"/>
-      </w:pPr>
-      <w:r>
-        <w:t>Preliminary hypothesis surfacing</w:t>
-      </w:r>
-    </w:p>
-    <w:p>
-      <w:pPr>
-        <w:spacing w:after="60"/>
-        <w:rPr>
-          <w:b/>
-          <w:bCs/>
-        </w:rPr>
-      </w:pPr>
-      <w:r>
-        <w:rPr>
-          <w:b/>
-          <w:bCs/>
-        </w:rPr>
-        <w:t>Deep Forensic RCA Mode</w:t>
-      </w:r>
-    </w:p>
-    <w:p>
-      <w:pPr>
-        <w:numPr>
-          <w:ilvl w:val="0"/>
-          <w:numId w:val="37"/>
-        </w:numPr>
-        <w:spacing w:after="60"/>
-      </w:pPr>
-      <w:r>
-        <w:t>Structured methodology integration</w:t>
-      </w:r>
-    </w:p>
-    <w:p>
-      <w:pPr>
-        <w:numPr>
-          <w:ilvl w:val="0"/>
-          <w:numId w:val="37"/>
-        </w:numPr>
-        <w:spacing w:after="60"/>
-      </w:pPr>
-      <w:r>
-        <w:t>Full uncertainty representation</w:t>
-      </w:r>
-    </w:p>
-    <w:p>
-      <w:pPr>
-        <w:numPr>
-          <w:ilvl w:val="0"/>
-          <w:numId w:val="37"/>
-        </w:numPr>
-        <w:spacing w:after="60"/>
-      </w:pPr>
-      <w:r>
-        <w:t>Documentation support</w:t>
-      </w:r>
-    </w:p>
-    <w:p>
-      <w:pPr>
-        <w:numPr>
-          <w:ilvl w:val="0"/>
-          <w:numId w:val="37"/>
-        </w:numPr>
-        <w:spacing w:after="60"/>
-      </w:pPr>
-      <w:r>
-        <w:t>Regulatory defensibility outputs</w:t>
-      </w:r>
-    </w:p>
-    <w:p>
-      <w:pPr>
-        <w:spacing w:after="60"/>
-      </w:pPr>
-      <w:r>
-        <w:t>Architecture should allow progressive analytical refinement.</w:t>
+        <w:t>8. Architectur</w:t>
+      </w:r>
+      <w:r>
+        <w:t>al Pillars</w:t>
+      </w:r>
+    </w:p>
+    <w:p>
+      <w:pPr>
+        <w:numPr>
+          <w:ilvl w:val="0"/>
+          <w:numId w:val="40"/>
+        </w:numPr>
+        <w:spacing w:after="60"/>
+        <w:rPr>
+          <w:rFonts w:ascii="Times New Roman" w:hAnsi="Times New Roman" w:cs="Times New Roman"/>
+        </w:rPr>
+      </w:pPr>
+      <w:r>
+        <w:rPr>
+          <w:rFonts w:ascii="Times New Roman" w:hAnsi="Times New Roman" w:cs="Times New Roman"/>
+        </w:rPr>
+        <w:t>Data Fusion &amp; Quality Layer</w:t>
+      </w:r>
+    </w:p>
+    <w:p>
+      <w:pPr>
+        <w:numPr>
+          <w:ilvl w:val="0"/>
+          <w:numId w:val="40"/>
+        </w:numPr>
+        <w:spacing w:after="60"/>
+        <w:rPr>
+          <w:rFonts w:ascii="Times New Roman" w:hAnsi="Times New Roman" w:cs="Times New Roman"/>
+        </w:rPr>
+      </w:pPr>
+      <w:r>
+        <w:rPr>
+          <w:rFonts w:ascii="Times New Roman" w:hAnsi="Times New Roman" w:cs="Times New Roman"/>
+        </w:rPr>
+        <w:t>Plant Topology &amp; Functional Knowledge Graph</w:t>
+      </w:r>
+    </w:p>
+    <w:p>
+      <w:pPr>
+        <w:numPr>
+          <w:ilvl w:val="0"/>
+          <w:numId w:val="40"/>
+        </w:numPr>
+        <w:spacing w:after="60"/>
+        <w:rPr>
+          <w:rFonts w:ascii="Times New Roman" w:hAnsi="Times New Roman" w:cs="Times New Roman"/>
+        </w:rPr>
+      </w:pPr>
+      <w:r>
+        <w:rPr>
+          <w:rFonts w:ascii="Times New Roman" w:hAnsi="Times New Roman" w:cs="Times New Roman"/>
+        </w:rPr>
+        <w:t>Temporal &amp; Statistical Analytics Engine</w:t>
+      </w:r>
+    </w:p>
+    <w:p>
+      <w:pPr>
+        <w:numPr>
+          <w:ilvl w:val="0"/>
+          <w:numId w:val="40"/>
+        </w:numPr>
+        <w:spacing w:after="60"/>
+        <w:rPr>
+          <w:rFonts w:ascii="Times New Roman" w:hAnsi="Times New Roman" w:cs="Times New Roman"/>
+        </w:rPr>
+      </w:pPr>
+      <w:r>
+        <w:rPr>
+          <w:rFonts w:ascii="Times New Roman" w:hAnsi="Times New Roman" w:cs="Times New Roman"/>
+        </w:rPr>
+        <w:t>Causal Reasoning &amp; Hypothesis Management Layer</w:t>
+      </w:r>
+    </w:p>
+    <w:p>
+      <w:pPr>
+        <w:numPr>
+          <w:ilvl w:val="0"/>
+          <w:numId w:val="40"/>
+        </w:numPr>
+        <w:spacing w:after="60"/>
+        <w:rPr>
+          <w:rFonts w:ascii="Times New Roman" w:hAnsi="Times New Roman" w:cs="Times New Roman"/>
+        </w:rPr>
+      </w:pPr>
+      <w:r>
+        <w:rPr>
+          <w:rFonts w:ascii="Times New Roman" w:hAnsi="Times New Roman" w:cs="Times New Roman"/>
+        </w:rPr>
+        <w:t>Institutional Knowledge &amp; NLP Retrieval Engine</w:t>
+      </w:r>
+    </w:p>
+    <w:p>
+      <w:pPr>
+        <w:numPr>
+          <w:ilvl w:val="0"/>
+          <w:numId w:val="40"/>
+        </w:numPr>
+        <w:spacing w:after="60"/>
+        <w:rPr>
+          <w:rFonts w:ascii="Times New Roman" w:hAnsi="Times New Roman" w:cs="Times New Roman"/>
+        </w:rPr>
+      </w:pPr>
+      <w:r>
+        <w:rPr>
+          <w:rFonts w:ascii="Times New Roman" w:hAnsi="Times New Roman" w:cs="Times New Roman"/>
+        </w:rPr>
+        <w:t>Explainable Interface &amp; Collaboration Layer</w:t>
       </w:r>
     </w:p>
     <w:p>
       <w:pPr>
         <w:spacing w:after="200"/>
       </w:pPr>
-      <w:r>
-        <w:rPr>
-          <w:noProof/>
-        </w:rPr>
-      </w:r>
-      <w:r>
-        <w:pict w14:anchorId="024EA2C8">
-          <v:rect id="Horizontal Line 13" o:spid="_x0000_s1028" style="width:486pt;height:1.1pt;visibility:visible;mso-wrap-style:square;mso-left-percent:-10001;mso-top-percent:-10001;mso-position-horizontal:absolute;mso-position-horizontal-relative:char;mso-position-vertical:absolute;mso-position-vertical-relative:line;mso-left-percent:-10001;mso-top-percent:-10001;v-text-anchor:top" o:gfxdata="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" filled="f">
-            <o:lock v:ext="edit" rotation="t" aspectratio="t" verticies="t" text="t" shapetype="t"/>
-            <w10:anchorlock/>
-          </v:rect>
-        </w:pict>
-      </w:r>
-    </w:p>
-    <w:p>
-      <w:pPr>
-        <w:spacing w:after="60"/>
-        <w:rPr>
-          <w:b/>
-          <w:bCs/>
-        </w:rPr>
-      </w:pPr>
-      <w:r>
-        <w:rPr>
-          <w:b/>
-          <w:bCs/>
-        </w:rPr>
-        <w:t>6. Model Governance &amp; Lifecycle Management</w:t>
-      </w:r>
-    </w:p>
-    <w:p>
-      <w:pPr>
-        <w:spacing w:after="60"/>
-      </w:pPr>
-      <w:r>
-        <w:t>Because this is nuclear:</w:t>
-      </w:r>
-      <w:r>
-        <w:t xml:space="preserve"> </w:t>
-      </w:r>
-      <w:r>
-        <w:t>Baseline configuration management of plant model snapshots (design changes, ECNs, setpoint revisions).</w:t>
-      </w:r>
-    </w:p>
-    <w:p>
-      <w:pPr>
-        <w:spacing w:after="60"/>
-      </w:pPr>
-      <w:r>
-        <w:t>Because this is nuclear:</w:t>
-      </w:r>
-    </w:p>
-    <w:p>
-      <w:pPr>
-        <w:numPr>
-          <w:ilvl w:val="0"/>
-          <w:numId w:val="38"/>
-        </w:numPr>
-        <w:spacing w:after="60"/>
-      </w:pPr>
-      <w:r>
-        <w:t>Algorithm version control required</w:t>
-      </w:r>
-    </w:p>
-    <w:p>
-      <w:pPr>
-        <w:numPr>
-          <w:ilvl w:val="0"/>
-          <w:numId w:val="38"/>
-        </w:numPr>
-        <w:spacing w:after="60"/>
-      </w:pPr>
-      <w:r>
-        <w:t>Configuration management</w:t>
-      </w:r>
-    </w:p>
-    <w:p>
-      <w:pPr>
-        <w:numPr>
-          <w:ilvl w:val="0"/>
-          <w:numId w:val="38"/>
-        </w:numPr>
-        <w:spacing w:after="60"/>
-      </w:pPr>
-      <w:r>
-        <w:t>Model validation &amp; periodic re-validation</w:t>
-      </w:r>
-    </w:p>
-    <w:p>
-      <w:pPr>
-        <w:numPr>
-          <w:ilvl w:val="0"/>
-          <w:numId w:val="38"/>
-        </w:numPr>
-        <w:spacing w:after="60"/>
-      </w:pPr>
-      <w:r>
-        <w:t>Performance monitoring for drift</w:t>
-      </w:r>
-    </w:p>
-    <w:p>
-      <w:pPr>
-        <w:numPr>
-          <w:ilvl w:val="0"/>
-          <w:numId w:val="38"/>
-        </w:numPr>
-        <w:spacing w:after="60"/>
-      </w:pPr>
-      <w:r>
-        <w:t>Controlled update mechanisms</w:t>
-      </w:r>
-    </w:p>
-    <w:p>
-      <w:pPr>
-        <w:numPr>
-          <w:ilvl w:val="0"/>
-          <w:numId w:val="38"/>
-        </w:numPr>
-        <w:spacing w:after="60"/>
-      </w:pPr>
-      <w:r>
-        <w:t>Full audit logging of model changes</w:t>
-      </w:r>
-    </w:p>
-    <w:p>
-      <w:pPr>
-        <w:spacing w:after="60"/>
-      </w:pPr>
-      <w:r>
-        <w:t>ML governance must be embedded from inception.</w:t>
-      </w:r>
-    </w:p>
-    <w:p>
-      <w:pPr>
-        <w:spacing w:after="60"/>
-      </w:pPr>
-      <w:r>
-        <w:rPr>
-          <w:noProof/>
-        </w:rPr>
-      </w:r>
-      <w:r>
-        <w:pict w14:anchorId="55B66B36">
-          <v:rect id="Horizontal Line 14" o:spid="_x0000_s1027" style="width:486pt;height:1.1pt;visibility:visible;mso-wrap-style:square;mso-left-percent:-10001;mso-top-percent:-10001;mso-position-horizontal:absolute;mso-position-horizontal-relative:char;mso-position-vertical:absolute;mso-position-vertical-relative:line;mso-left-percent:-10001;mso-top-percent:-10001;v-text-anchor:top" o:gfxdata="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" filled="f">
-            <o:lock v:ext="edit" rotation="t" aspectratio="t" verticies="t" text="t" shapetype="t"/>
-            <w10:anchorlock/>
-          </v:rect>
-        </w:pict>
-      </w:r>
-    </w:p>
-    <w:p>
-      <w:pPr>
-        <w:spacing w:after="60"/>
-        <w:rPr>
-          <w:b/>
-          <w:bCs/>
-        </w:rPr>
-      </w:pPr>
-      <w:r>
-        <w:rPr>
-          <w:b/>
-          <w:bCs/>
-        </w:rPr>
-        <w:t>7. Cross-Cutting Non-Negotiables</w:t>
-      </w:r>
-    </w:p>
-    <w:p>
-      <w:pPr>
-        <w:spacing w:after="60"/>
-      </w:pPr>
-      <w:r>
-        <w:t>Interpretability shall take precedence over marginal predictive performance gains from opaque models.</w:t>
-      </w:r>
-    </w:p>
-    <w:p>
-      <w:pPr>
-        <w:numPr>
-          <w:ilvl w:val="0"/>
-          <w:numId w:val="39"/>
-        </w:numPr>
-        <w:spacing w:after="60"/>
-      </w:pPr>
-      <w:r>
-        <w:t>Regulatory defensibility</w:t>
-      </w:r>
-    </w:p>
-    <w:p>
-      <w:pPr>
-        <w:numPr>
-          <w:ilvl w:val="0"/>
-          <w:numId w:val="39"/>
-        </w:numPr>
-        <w:spacing w:after="60"/>
-      </w:pPr>
-      <w:r>
-        <w:t>Explainability over black-box optimization</w:t>
-      </w:r>
-    </w:p>
-    <w:p>
-      <w:pPr>
-        <w:numPr>
-          <w:ilvl w:val="0"/>
-          <w:numId w:val="39"/>
-        </w:numPr>
-        <w:spacing w:after="60"/>
-      </w:pPr>
-      <w:r>
-        <w:t>Cybersecurity and on-prem/private deployment capability</w:t>
-      </w:r>
-    </w:p>
-    <w:p>
-      <w:pPr>
-        <w:numPr>
-          <w:ilvl w:val="0"/>
-          <w:numId w:val="39"/>
-        </w:numPr>
-        <w:spacing w:after="60"/>
-      </w:pPr>
-      <w:r>
-        <w:t>Auditability of all system actions</w:t>
-      </w:r>
-    </w:p>
-    <w:p>
-      <w:pPr>
-        <w:numPr>
-          <w:ilvl w:val="0"/>
-          <w:numId w:val="39"/>
-        </w:numPr>
-        <w:spacing w:after="60"/>
-      </w:pPr>
-      <w:r>
-        <w:t>Conservative bias in sparse-data contexts</w:t>
-      </w:r>
-    </w:p>
-    <w:p>
-      <w:pPr>
-        <w:numPr>
-          <w:ilvl w:val="0"/>
-          <w:numId w:val="39"/>
-        </w:numPr>
-        <w:spacing w:after="60"/>
-      </w:pPr>
-      <w:r>
-        <w:t>Graceful failure modes</w:t>
-      </w:r>
-    </w:p>
-    <w:p>
-      <w:pPr>
-        <w:numPr>
-          <w:ilvl w:val="0"/>
-          <w:numId w:val="39"/>
-        </w:numPr>
-        <w:spacing w:after="60"/>
-      </w:pPr>
-      <w:r>
-        <w:t>No automated closure of RCA without human authorization</w:t>
-      </w:r>
-    </w:p>
-    <w:p>
-      <w:pPr>
-        <w:spacing w:after="60"/>
-      </w:pPr>
-      <w:r>
-        <w:rPr>
-          <w:noProof/>
-        </w:rPr>
-      </w:r>
-      <w:r>
-        <w:pict w14:anchorId="61EEEDD9">
-          <v:rect id="Horizontal Line 15" o:spid="_x0000_s1026" style="width:486pt;height:1.1pt;visibility:visible;mso-wrap-style:square;mso-left-percent:-10001;mso-top-percent:-10001;mso-position-horizontal:absolute;mso-position-horizontal-relative:char;mso-position-vertical:absolute;mso-position-vertical-relative:line;mso-left-percent:-10001;mso-top-percent:-10001;v-text-anchor:top" o:gfxdata="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" filled="f">
-            <o:lock v:ext="edit" rotation="t" aspectratio="t" verticies="t" text="t" shapetype="t"/>
-            <w10:anchorlock/>
-          </v:rect>
-        </w:pict>
-      </w:r>
-    </w:p>
-    <w:p>
-      <w:pPr>
-        <w:spacing w:after="60"/>
-        <w:rPr>
-          <w:b/>
-          <w:bCs/>
-        </w:rPr>
-      </w:pPr>
-      <w:r>
-        <w:rPr>
-          <w:b/>
-          <w:bCs/>
-        </w:rPr>
-        <w:t>8. Foundational Capability Pillars (Architecture Guidance)</w:t>
-      </w:r>
-    </w:p>
-    <w:p>
-      <w:pPr>
-        <w:spacing w:after="60"/>
-      </w:pPr>
-      <w:r>
-        <w:t>From these needs, six architectural pillars emerge:</w:t>
-      </w:r>
-    </w:p>
-    <w:p>
-      <w:pPr>
-        <w:numPr>
-          <w:ilvl w:val="0"/>
-          <w:numId w:val="40"/>
-        </w:numPr>
-        <w:spacing w:after="60"/>
-      </w:pPr>
-      <w:r>
-        <w:t>Data Fusion &amp; Quality Layer</w:t>
-      </w:r>
-    </w:p>
-    <w:p>
-      <w:pPr>
-        <w:numPr>
-          <w:ilvl w:val="0"/>
-          <w:numId w:val="40"/>
-        </w:numPr>
-        <w:spacing w:after="60"/>
-      </w:pPr>
-      <w:r>
-        <w:t>Plant Topology &amp; Functional Knowledge Graph</w:t>
-      </w:r>
-    </w:p>
-    <w:p>
-      <w:pPr>
-        <w:numPr>
-          <w:ilvl w:val="0"/>
-          <w:numId w:val="40"/>
-        </w:numPr>
-        <w:spacing w:after="60"/>
-      </w:pPr>
-      <w:r>
-        <w:t>Temporal &amp; Statistical Analytics Engine</w:t>
-      </w:r>
-    </w:p>
-    <w:p>
-      <w:pPr>
-        <w:numPr>
-          <w:ilvl w:val="0"/>
-          <w:numId w:val="40"/>
-        </w:numPr>
-        <w:spacing w:after="60"/>
-      </w:pPr>
-      <w:r>
-        <w:t>Causal Reasoning &amp; Hypothesis Management Layer</w:t>
-      </w:r>
-    </w:p>
-    <w:p>
-      <w:pPr>
-        <w:numPr>
-          <w:ilvl w:val="0"/>
-          <w:numId w:val="40"/>
-        </w:numPr>
-        <w:spacing w:after="60"/>
-      </w:pPr>
-      <w:r>
-        <w:t>Institutional Knowledge &amp; NLP Retrieval Engine</w:t>
-      </w:r>
-    </w:p>
-    <w:p>
-      <w:pPr>
-        <w:numPr>
-          <w:ilvl w:val="0"/>
-          <w:numId w:val="40"/>
-        </w:numPr>
-        <w:spacing w:after="60"/>
-      </w:pPr>
-      <w:r>
-        <w:t>Explainable Interface &amp; Collaboration Layer</w:t>
-      </w:r>
-    </w:p>
-    <w:p>
-      <w:pPr>
-        <w:spacing w:after="60"/>
-      </w:pPr>
-      <w:r>
-        <w:t>All future requirements and code architecture decisions should map to one or more of these pillars.</w:t>
-      </w:r>
     </w:p>
     <w:p>
       <w:pPr>
@@ -4148,36 +5010,8 @@
     </w:p>
     <w:p>
       <w:pPr>
-        <w:spacing w:after="200"/>
-      </w:pPr>
-    </w:p>
-    <w:p>
-      <w:pPr>
-        <w:spacing w:after="320"/>
-      </w:pPr>
-    </w:p>
-    <w:p>
-      <w:pPr>
-        <w:pBdr>
-          <w:top w:val="single" w:sz="6" w:space="4" w:color="185FA5"/>
-        </w:pBdr>
-        <w:spacing w:after="120"/>
-      </w:pPr>
-    </w:p>
-    <w:p>
-      <w:pPr>
         <w:jc w:val="center"/>
       </w:pPr>
-      <w:r>
-        <w:rPr>
-          <w:i/>
-          <w:iCs/>
-          <w:color w:val="888780"/>
-          <w:sz w:val="18"/>
-          <w:szCs w:val="18"/>
-        </w:rPr>
-        <w:t>This document is a living requirements input. It should be reviewed and updated at each major project milestone.</w:t>
-      </w:r>
     </w:p>
     <w:sectPr>
       <w:pgSz w:w="12240" w:h="15840"/>
@@ -10494,14 +11328,14 @@
     <w:uiPriority w:val="9"/>
     <w:unhideWhenUsed/>
     <w:qFormat/>
+    <w:rsid w:val="00064A2E"/>
     <w:pPr>
       <w:spacing w:before="180" w:after="80"/>
       <w:outlineLvl w:val="2"/>
     </w:pPr>
     <w:rPr>
-      <w:b/>
       <w:bCs/>
-      <w:color w:val="534AB7"/>
+      <w:color w:val="4472C4" w:themeColor="accent1"/>
     </w:rPr>
   </w:style>
   <w:style w:type="paragraph" w:styleId="Heading4">
@@ -10548,7 +11382,6 @@
   <w:style w:type="character" w:default="1" w:styleId="DefaultParagraphFont">
     <w:name w:val="Default Paragraph Font"/>
     <w:uiPriority w:val="1"/>
-    <w:semiHidden/>
     <w:unhideWhenUsed/>
   </w:style>
   <w:style w:type="table" w:default="1" w:styleId="TableNormal">
@@ -10631,6 +11464,26 @@
     <w:rPr>
       <w:sz w:val="20"/>
       <w:szCs w:val="20"/>
+    </w:rPr>
+  </w:style>
+  <w:style w:type="paragraph" w:styleId="Caption">
+    <w:name w:val="caption"/>
+    <w:basedOn w:val="Normal"/>
+    <w:next w:val="Normal"/>
+    <w:uiPriority w:val="35"/>
+    <w:unhideWhenUsed/>
+    <w:qFormat/>
+    <w:rsid w:val="00064A2E"/>
+    <w:pPr>
+      <w:spacing w:after="200"/>
+    </w:pPr>
+    <w:rPr>
+      <w:rFonts w:ascii="Times New Roman" w:hAnsi="Times New Roman"/>
+      <w:b/>
+      <w:iCs/>
+      <w:color w:val="000000" w:themeColor="text1"/>
+      <w:sz w:val="20"/>
+      <w:szCs w:val="18"/>
     </w:rPr>
   </w:style>
 </w:styles>

--- a/src/dackar/RCA/diagrams/april_2/RCA_Engineer_Needs_Requirements - 2.docx
+++ b/src/dackar/RCA/diagrams/april_2/RCA_Engineer_Needs_Requirements - 2.docx
@@ -7,7 +7,10 @@
         <w:pStyle w:val="Title"/>
       </w:pPr>
       <w:r>
-        <w:t xml:space="preserve">AI-Assisted </w:t>
+        <w:t>Automated</w:t>
+      </w:r>
+      <w:r>
+        <w:t xml:space="preserve"> </w:t>
       </w:r>
       <w:r>
         <w:t xml:space="preserve">RCA: </w:t>
@@ -18,11 +21,14 @@
     </w:p>
     <w:p>
       <w:pPr>
-        <w:spacing w:after="480"/>
-      </w:pPr>
-      <w:r>
-        <w:rPr>
-          <w:color w:val="888780"/>
+        <w:spacing w:before="120" w:after="120"/>
+        <w:rPr>
+          <w:color w:val="000000" w:themeColor="text1"/>
+        </w:rPr>
+      </w:pPr>
+      <w:r>
+        <w:rPr>
+          <w:color w:val="000000" w:themeColor="text1"/>
           <w:sz w:val="20"/>
           <w:szCs w:val="20"/>
         </w:rPr>
@@ -30,7 +36,7 @@
       </w:r>
       <w:r>
         <w:rPr>
-          <w:color w:val="888780"/>
+          <w:color w:val="000000" w:themeColor="text1"/>
           <w:sz w:val="20"/>
           <w:szCs w:val="20"/>
         </w:rPr>
@@ -38,7 +44,7 @@
       </w:r>
       <w:r>
         <w:rPr>
-          <w:color w:val="888780"/>
+          <w:color w:val="000000" w:themeColor="text1"/>
           <w:sz w:val="20"/>
           <w:szCs w:val="20"/>
           <w:vertAlign w:val="superscript"/>
@@ -47,7 +53,7 @@
       </w:r>
       <w:r>
         <w:rPr>
-          <w:color w:val="888780"/>
+          <w:color w:val="000000" w:themeColor="text1"/>
           <w:sz w:val="20"/>
           <w:szCs w:val="20"/>
         </w:rPr>
@@ -111,14 +117,12 @@
         </w:rPr>
         <w:t xml:space="preserve">ML tools </w:t>
       </w:r>
-      <w:proofErr w:type="spellStart"/>
       <w:r>
         <w:rPr>
           <w:rFonts w:ascii="Times New Roman" w:eastAsia="Times New Roman" w:hAnsi="Times New Roman" w:cs="Times New Roman"/>
         </w:rPr>
-        <w:t>deisgned</w:t>
-      </w:r>
-      <w:proofErr w:type="spellEnd"/>
+        <w:t>designed</w:t>
+      </w:r>
       <w:r>
         <w:rPr>
           <w:rFonts w:ascii="Times New Roman" w:eastAsia="Times New Roman" w:hAnsi="Times New Roman" w:cs="Times New Roman"/>
@@ -283,7 +287,7 @@
         <w:t xml:space="preserve">2. </w:t>
       </w:r>
       <w:r>
-        <w:t>Operating Context: Why Nuclear RCA Is Uniquely Challenging</w:t>
+        <w:t xml:space="preserve">Operating Context </w:t>
       </w:r>
     </w:p>
     <w:p>
@@ -530,117 +534,6 @@
           <w:color w:val="2C2C2A"/>
         </w:rPr>
         <w:t>Long-term knowledge preservation</w:t>
-      </w:r>
-    </w:p>
-    <w:p>
-      <w:pPr>
-        <w:spacing w:after="200"/>
-      </w:pPr>
-    </w:p>
-    <w:p>
-      <w:pPr>
-        <w:pStyle w:val="Heading2"/>
-      </w:pPr>
-      <w:r>
-        <w:lastRenderedPageBreak/>
-        <w:t>2.1 Engineer Needs Overview</w:t>
-      </w:r>
-    </w:p>
-    <w:p>
-      <w:pPr>
-        <w:spacing w:before="60" w:after="120"/>
-        <w:jc w:val="both"/>
-        <w:rPr>
-          <w:rFonts w:ascii="Times New Roman" w:hAnsi="Times New Roman" w:cs="Times New Roman"/>
-        </w:rPr>
-      </w:pPr>
-      <w:r>
-        <w:rPr>
-          <w:rFonts w:ascii="Times New Roman" w:hAnsi="Times New Roman" w:cs="Times New Roman"/>
-          <w:color w:val="2C2C2A"/>
-        </w:rPr>
-        <w:t>The diagram below maps the six identified engineer need areas to the computational RCA tool and its derived capability requirements. Colored nodes represent engineer needs; gray nodes represent specific analytical capabilities derived from those needs.</w:t>
-      </w:r>
-    </w:p>
-    <w:p>
-      <w:pPr>
-        <w:spacing w:after="160"/>
-      </w:pPr>
-    </w:p>
-    <w:p>
-      <w:pPr>
-        <w:keepNext/>
-        <w:spacing w:before="80" w:after="80"/>
-        <w:jc w:val="center"/>
-      </w:pPr>
-      <w:r>
-        <w:rPr>
-          <w:noProof/>
-        </w:rPr>
-        <w:drawing>
-          <wp:inline distT="0" distB="0" distL="0" distR="0" wp14:anchorId="5DF36090" wp14:editId="337E37EC">
-            <wp:extent cx="3904091" cy="3683698"/>
-            <wp:effectExtent l="0" t="0" r="1270" b="0"/>
-            <wp:docPr id="1" name="Picture 1"/>
-            <wp:cNvGraphicFramePr>
-              <a:graphicFrameLocks xmlns:a="http://schemas.openxmlformats.org/drawingml/2006/main" noChangeAspect="1"/>
-            </wp:cNvGraphicFramePr>
-            <a:graphic xmlns:a="http://schemas.openxmlformats.org/drawingml/2006/main">
-              <a:graphicData uri="http://schemas.openxmlformats.org/drawingml/2006/picture">
-                <pic:pic xmlns:pic="http://schemas.openxmlformats.org/drawingml/2006/picture">
-                  <pic:nvPicPr>
-                    <pic:cNvPr id="0" name=""/>
-                    <pic:cNvPicPr>
-                      <a:picLocks noChangeAspect="1" noChangeArrowheads="1"/>
-                    </pic:cNvPicPr>
-                  </pic:nvPicPr>
-                  <pic:blipFill>
-                    <a:blip r:embed="rId5"/>
-                    <a:srcRect/>
-                    <a:stretch>
-                      <a:fillRect/>
-                    </a:stretch>
-                  </pic:blipFill>
-                  <pic:spPr bwMode="auto">
-                    <a:xfrm>
-                      <a:off x="0" y="0"/>
-                      <a:ext cx="3910915" cy="3690137"/>
-                    </a:xfrm>
-                    <a:prstGeom prst="rect">
-                      <a:avLst/>
-                    </a:prstGeom>
-                  </pic:spPr>
-                </pic:pic>
-              </a:graphicData>
-            </a:graphic>
-          </wp:inline>
-        </w:drawing>
-      </w:r>
-    </w:p>
-    <w:p>
-      <w:pPr>
-        <w:pStyle w:val="Caption"/>
-        <w:jc w:val="center"/>
-      </w:pPr>
-      <w:r>
-        <w:t xml:space="preserve">Figure </w:t>
-      </w:r>
-      <w:fldSimple w:instr=" SEQ Figure \* ARABIC ">
-        <w:r>
-          <w:rPr>
-            <w:noProof/>
-          </w:rPr>
-          <w:t>1</w:t>
-        </w:r>
-      </w:fldSimple>
-      <w:r>
-        <w:t>.</w:t>
-      </w:r>
-      <w:r>
-        <w:t xml:space="preserve"> </w:t>
-      </w:r>
-      <w:r>
-        <w:t>Engineer needs (colored) mapped to core RCA tool capabilities. Arrows indicate the need drives the capability requirement.</w:t>
       </w:r>
     </w:p>
     <w:p>
@@ -1210,7 +1103,13 @@
         <w:spacing w:before="0" w:after="60"/>
       </w:pPr>
       <w:r>
-        <w:t>3.2 System Topology, Functional Modeling &amp; Defense-in-Depth Mapping</w:t>
+        <w:t>3.2 System Topology, Functional Modeling</w:t>
+      </w:r>
+      <w:r>
+        <w:t>,</w:t>
+      </w:r>
+      <w:r>
+        <w:t xml:space="preserve"> Defense-in-Depth Mapping</w:t>
       </w:r>
     </w:p>
     <w:p>
@@ -1593,7 +1492,13 @@
         <w:spacing w:before="0" w:after="60"/>
       </w:pPr>
       <w:r>
-        <w:t>3.3 Signal-to-Noise &amp; Event Identification</w:t>
+        <w:t xml:space="preserve">3.3 Signal-to-Noise </w:t>
+      </w:r>
+      <w:r>
+        <w:t>and</w:t>
+      </w:r>
+      <w:r>
+        <w:t xml:space="preserve"> Event Identification</w:t>
       </w:r>
     </w:p>
     <w:p>
@@ -2004,7 +1909,13 @@
         <w:spacing w:before="0" w:after="60"/>
       </w:pPr>
       <w:r>
-        <w:t>3.4 Temporal Reconstruction &amp; Timeline Intelligence</w:t>
+        <w:t xml:space="preserve">3.4 Temporal Reconstruction </w:t>
+      </w:r>
+      <w:r>
+        <w:t>and</w:t>
+      </w:r>
+      <w:r>
+        <w:t xml:space="preserve"> Timeline Intelligence</w:t>
       </w:r>
     </w:p>
     <w:p>
@@ -2256,7 +2167,13 @@
         <w:spacing w:before="0" w:after="60"/>
       </w:pPr>
       <w:r>
-        <w:t>3.5 Rare Events &amp; Low-Frequency Failure Environment</w:t>
+        <w:t xml:space="preserve">3.5 Rare Events </w:t>
+      </w:r>
+      <w:r>
+        <w:t>and</w:t>
+      </w:r>
+      <w:r>
+        <w:t xml:space="preserve"> Low-Frequency Failure Environment</w:t>
       </w:r>
     </w:p>
     <w:p>
@@ -2477,7 +2394,13 @@
         <w:spacing w:before="0" w:after="60"/>
       </w:pPr>
       <w:r>
-        <w:t>3.6 Latent Degradation &amp; Aging Detection</w:t>
+        <w:t xml:space="preserve">3.6 Latent Degradation </w:t>
+      </w:r>
+      <w:r>
+        <w:t>and</w:t>
+      </w:r>
+      <w:r>
+        <w:t xml:space="preserve"> Aging Detection</w:t>
       </w:r>
     </w:p>
     <w:p>
@@ -2736,7 +2659,13 @@
         <w:spacing w:before="0" w:after="60"/>
       </w:pPr>
       <w:r>
-        <w:t>3.7 Institutional Knowledge Preservation &amp; Retrieval</w:t>
+        <w:t xml:space="preserve">3.7 Institutional Knowledge Preservation </w:t>
+      </w:r>
+      <w:r>
+        <w:t>and</w:t>
+      </w:r>
+      <w:r>
+        <w:t xml:space="preserve"> Retrieval</w:t>
       </w:r>
     </w:p>
     <w:p>
@@ -3006,7 +2935,13 @@
         <w:spacing w:before="0" w:after="60"/>
       </w:pPr>
       <w:r>
-        <w:t>3.8 Structured Methodology Compliance &amp; Analytical Flexibility</w:t>
+        <w:t xml:space="preserve">3.8 Structured Methodology Compliance </w:t>
+      </w:r>
+      <w:r>
+        <w:t>and</w:t>
+      </w:r>
+      <w:r>
+        <w:t xml:space="preserve"> Analytical Flexibility</w:t>
       </w:r>
     </w:p>
     <w:p>
@@ -3097,6 +3032,12 @@
           <w:rFonts w:ascii="Times New Roman" w:hAnsi="Times New Roman" w:cs="Times New Roman"/>
         </w:rPr>
         <w:t>Fault trees</w:t>
+      </w:r>
+      <w:r>
+        <w:rPr>
+          <w:rFonts w:ascii="Times New Roman" w:hAnsi="Times New Roman" w:cs="Times New Roman"/>
+        </w:rPr>
+        <w:t xml:space="preserve"> </w:t>
       </w:r>
       <w:r>
         <w:rPr>
@@ -3291,7 +3232,13 @@
         <w:spacing w:before="0" w:after="60"/>
       </w:pPr>
       <w:r>
-        <w:t>3.9 Uncertainty Quantification &amp; Hypothesis Management</w:t>
+        <w:t xml:space="preserve">3.9 Uncertainty Quantification </w:t>
+      </w:r>
+      <w:r>
+        <w:t>and</w:t>
+      </w:r>
+      <w:r>
+        <w:t xml:space="preserve"> Hypothesis Management</w:t>
       </w:r>
     </w:p>
     <w:p>
@@ -4655,7 +4602,19 @@
         <w:pStyle w:val="Heading1"/>
       </w:pPr>
       <w:r>
-        <w:t>6. Lifecycle Management</w:t>
+        <w:t xml:space="preserve">6. </w:t>
+      </w:r>
+      <w:r>
+        <w:t>Automated RCA</w:t>
+      </w:r>
+      <w:r>
+        <w:t>:</w:t>
+      </w:r>
+      <w:r>
+        <w:t xml:space="preserve"> </w:t>
+      </w:r>
+      <w:r>
+        <w:t>Lifecycle Management</w:t>
       </w:r>
     </w:p>
     <w:p>
@@ -4771,7 +4730,10 @@
         <w:pStyle w:val="Heading1"/>
       </w:pPr>
       <w:r>
-        <w:t>7. Cross-Cutting Non-Negotiables</w:t>
+        <w:t xml:space="preserve">7. </w:t>
+      </w:r>
+      <w:r>
+        <w:t>Automated RCA Requirements</w:t>
       </w:r>
     </w:p>
     <w:p>
@@ -4884,7 +4846,13 @@
       </w:pPr>
       <w:r>
         <w:lastRenderedPageBreak/>
-        <w:t>8. Architectur</w:t>
+        <w:t xml:space="preserve">8. </w:t>
+      </w:r>
+      <w:r>
+        <w:t xml:space="preserve">Automated RCA </w:t>
+      </w:r>
+      <w:r>
+        <w:t>Architectur</w:t>
       </w:r>
       <w:r>
         <w:t>al Pillars</w:t>

--- a/src/dackar/RCA/diagrams/april_2/RCA_Engineer_Needs_Requirements - 2.docx
+++ b/src/dackar/RCA/diagrams/april_2/RCA_Engineer_Needs_Requirements - 2.docx
@@ -7,10 +7,7 @@
         <w:pStyle w:val="Title"/>
       </w:pPr>
       <w:r>
-        <w:t>Automated</w:t>
-      </w:r>
-      <w:r>
-        <w:t xml:space="preserve"> </w:t>
+        <w:t xml:space="preserve">Automated </w:t>
       </w:r>
       <w:r>
         <w:t xml:space="preserve">RCA: </w:t>
@@ -40,7 +37,23 @@
           <w:sz w:val="20"/>
           <w:szCs w:val="20"/>
         </w:rPr>
-        <w:t>2 (April 2</w:t>
+        <w:t xml:space="preserve">2 (April </w:t>
+      </w:r>
+      <w:r>
+        <w:rPr>
+          <w:color w:val="000000" w:themeColor="text1"/>
+          <w:sz w:val="20"/>
+          <w:szCs w:val="20"/>
+        </w:rPr>
+        <w:t>1</w:t>
+      </w:r>
+      <w:r>
+        <w:rPr>
+          <w:color w:val="000000" w:themeColor="text1"/>
+          <w:sz w:val="20"/>
+          <w:szCs w:val="20"/>
+        </w:rPr>
+        <w:t>2</w:t>
       </w:r>
       <w:r>
         <w:rPr>
@@ -49,7 +62,7 @@
           <w:szCs w:val="20"/>
           <w:vertAlign w:val="superscript"/>
         </w:rPr>
-        <w:t>nd</w:t>
+        <w:t>th</w:t>
       </w:r>
       <w:r>
         <w:rPr>
@@ -842,16 +855,10 @@
     </w:p>
     <w:p>
       <w:pPr>
-        <w:spacing w:after="60"/>
-        <w:rPr>
-          <w:rFonts w:ascii="Times New Roman" w:hAnsi="Times New Roman" w:cs="Times New Roman"/>
-        </w:rPr>
-      </w:pPr>
-      <w:r>
-        <w:rPr>
-          <w:rFonts w:ascii="Times New Roman" w:hAnsi="Times New Roman" w:cs="Times New Roman"/>
-        </w:rPr>
-        <w:t>Key challenges:</w:t>
+        <w:pStyle w:val="Heading3"/>
+      </w:pPr>
+      <w:r>
+        <w:t>Key challenges</w:t>
       </w:r>
     </w:p>
     <w:p>
@@ -1398,14 +1405,12 @@
         </w:rPr>
         <w:t>Protection logic modeling (</w:t>
       </w:r>
-      <w:proofErr w:type="spellStart"/>
-      <w:r>
-        <w:rPr>
-          <w:rFonts w:ascii="Times New Roman" w:hAnsi="Times New Roman" w:cs="Times New Roman"/>
-        </w:rPr>
-        <w:t>permissives</w:t>
-      </w:r>
-      <w:proofErr w:type="spellEnd"/>
+      <w:r>
+        <w:rPr>
+          <w:rFonts w:ascii="Times New Roman" w:hAnsi="Times New Roman" w:cs="Times New Roman"/>
+        </w:rPr>
+        <w:t>permissive</w:t>
+      </w:r>
       <w:r>
         <w:rPr>
           <w:rFonts w:ascii="Times New Roman" w:hAnsi="Times New Roman" w:cs="Times New Roman"/>
@@ -1939,14 +1944,12 @@
         </w:rPr>
         <w:t>Causality is temporal.</w:t>
       </w:r>
-    </w:p>
-    <w:p>
-      <w:pPr>
-        <w:spacing w:after="60"/>
-        <w:rPr>
-          <w:rFonts w:ascii="Times New Roman" w:hAnsi="Times New Roman" w:cs="Times New Roman"/>
-        </w:rPr>
-      </w:pPr>
+      <w:r>
+        <w:rPr>
+          <w:rFonts w:ascii="Times New Roman" w:hAnsi="Times New Roman" w:cs="Times New Roman"/>
+        </w:rPr>
+        <w:t xml:space="preserve"> </w:t>
+      </w:r>
       <w:r>
         <w:rPr>
           <w:rFonts w:ascii="Times New Roman" w:hAnsi="Times New Roman" w:cs="Times New Roman"/>
@@ -2197,19 +2200,25 @@
         </w:rPr>
         <w:t>Nuclear plants operate in high reliability regimes.</w:t>
       </w:r>
-    </w:p>
-    <w:p>
-      <w:pPr>
-        <w:spacing w:after="60"/>
-        <w:rPr>
-          <w:rFonts w:ascii="Times New Roman" w:hAnsi="Times New Roman" w:cs="Times New Roman"/>
-        </w:rPr>
-      </w:pPr>
-      <w:r>
-        <w:rPr>
-          <w:rFonts w:ascii="Times New Roman" w:hAnsi="Times New Roman" w:cs="Times New Roman"/>
-        </w:rPr>
-        <w:t>Traditional ML struggles because:</w:t>
+      <w:r>
+        <w:rPr>
+          <w:rFonts w:ascii="Times New Roman" w:hAnsi="Times New Roman" w:cs="Times New Roman"/>
+        </w:rPr>
+        <w:t xml:space="preserve"> </w:t>
+      </w:r>
+      <w:proofErr w:type="gramStart"/>
+      <w:r>
+        <w:rPr>
+          <w:rFonts w:ascii="Times New Roman" w:hAnsi="Times New Roman" w:cs="Times New Roman"/>
+        </w:rPr>
+        <w:t>Traditional</w:t>
+      </w:r>
+      <w:proofErr w:type="gramEnd"/>
+      <w:r>
+        <w:rPr>
+          <w:rFonts w:ascii="Times New Roman" w:hAnsi="Times New Roman" w:cs="Times New Roman"/>
+        </w:rPr>
+        <w:t xml:space="preserve"> ML struggles because:</w:t>
       </w:r>
     </w:p>
     <w:p>
@@ -2440,43 +2449,43 @@
         <w:rPr>
           <w:rFonts w:ascii="Times New Roman" w:hAnsi="Times New Roman" w:cs="Times New Roman"/>
         </w:rPr>
+        <w:t>Fouling</w:t>
+      </w:r>
+    </w:p>
+    <w:p>
+      <w:pPr>
+        <w:numPr>
+          <w:ilvl w:val="0"/>
+          <w:numId w:val="19"/>
+        </w:numPr>
+        <w:spacing w:after="60"/>
+        <w:rPr>
+          <w:rFonts w:ascii="Times New Roman" w:hAnsi="Times New Roman" w:cs="Times New Roman"/>
+        </w:rPr>
+      </w:pPr>
+      <w:r>
+        <w:rPr>
+          <w:rFonts w:ascii="Times New Roman" w:hAnsi="Times New Roman" w:cs="Times New Roman"/>
+        </w:rPr>
+        <w:t>Calibration drift</w:t>
+      </w:r>
+    </w:p>
+    <w:p>
+      <w:pPr>
+        <w:numPr>
+          <w:ilvl w:val="0"/>
+          <w:numId w:val="19"/>
+        </w:numPr>
+        <w:spacing w:after="60"/>
+        <w:rPr>
+          <w:rFonts w:ascii="Times New Roman" w:hAnsi="Times New Roman" w:cs="Times New Roman"/>
+        </w:rPr>
+      </w:pPr>
+      <w:r>
+        <w:rPr>
+          <w:rFonts w:ascii="Times New Roman" w:hAnsi="Times New Roman" w:cs="Times New Roman"/>
+        </w:rPr>
         <w:lastRenderedPageBreak/>
-        <w:t>Fouling</w:t>
-      </w:r>
-    </w:p>
-    <w:p>
-      <w:pPr>
-        <w:numPr>
-          <w:ilvl w:val="0"/>
-          <w:numId w:val="19"/>
-        </w:numPr>
-        <w:spacing w:after="60"/>
-        <w:rPr>
-          <w:rFonts w:ascii="Times New Roman" w:hAnsi="Times New Roman" w:cs="Times New Roman"/>
-        </w:rPr>
-      </w:pPr>
-      <w:r>
-        <w:rPr>
-          <w:rFonts w:ascii="Times New Roman" w:hAnsi="Times New Roman" w:cs="Times New Roman"/>
-        </w:rPr>
-        <w:t>Calibration drift</w:t>
-      </w:r>
-    </w:p>
-    <w:p>
-      <w:pPr>
-        <w:numPr>
-          <w:ilvl w:val="0"/>
-          <w:numId w:val="19"/>
-        </w:numPr>
-        <w:spacing w:after="60"/>
-        <w:rPr>
-          <w:rFonts w:ascii="Times New Roman" w:hAnsi="Times New Roman" w:cs="Times New Roman"/>
-        </w:rPr>
-      </w:pPr>
-      <w:r>
-        <w:rPr>
-          <w:rFonts w:ascii="Times New Roman" w:hAnsi="Times New Roman" w:cs="Times New Roman"/>
-        </w:rPr>
         <w:t>Valve stiction</w:t>
       </w:r>
     </w:p>
@@ -2889,44 +2898,6 @@
     <w:p>
       <w:pPr>
         <w:spacing w:after="60"/>
-        <w:rPr>
-          <w:rFonts w:ascii="Times New Roman" w:hAnsi="Times New Roman" w:cs="Times New Roman"/>
-        </w:rPr>
-      </w:pPr>
-      <w:r>
-        <w:rPr>
-          <w:rFonts w:ascii="Times New Roman" w:hAnsi="Times New Roman" w:cs="Times New Roman"/>
-        </w:rPr>
-        <w:t xml:space="preserve">The </w:t>
-      </w:r>
-      <w:r>
-        <w:rPr>
-          <w:rFonts w:ascii="Times New Roman" w:hAnsi="Times New Roman" w:cs="Times New Roman"/>
-        </w:rPr>
-        <w:t>envisioned RCA workflow</w:t>
-      </w:r>
-      <w:r>
-        <w:rPr>
-          <w:rFonts w:ascii="Times New Roman" w:hAnsi="Times New Roman" w:cs="Times New Roman"/>
-        </w:rPr>
-        <w:t xml:space="preserve"> becomes a long-term institutional </w:t>
-      </w:r>
-      <w:r>
-        <w:rPr>
-          <w:rFonts w:ascii="Times New Roman" w:hAnsi="Times New Roman" w:cs="Times New Roman"/>
-        </w:rPr>
-        <w:t>librarian</w:t>
-      </w:r>
-      <w:r>
-        <w:rPr>
-          <w:rFonts w:ascii="Times New Roman" w:hAnsi="Times New Roman" w:cs="Times New Roman"/>
-        </w:rPr>
-        <w:t>.</w:t>
-      </w:r>
-    </w:p>
-    <w:p>
-      <w:pPr>
-        <w:spacing w:after="60"/>
       </w:pPr>
     </w:p>
     <w:p>
@@ -3043,19 +3014,7 @@
         <w:rPr>
           <w:rFonts w:ascii="Times New Roman" w:hAnsi="Times New Roman" w:cs="Times New Roman"/>
         </w:rPr>
-        <w:t>(</w:t>
-      </w:r>
-      <w:r>
-        <w:rPr>
-          <w:rFonts w:ascii="Times New Roman" w:hAnsi="Times New Roman" w:cs="Times New Roman"/>
-        </w:rPr>
-        <w:t>?</w:t>
-      </w:r>
-      <w:r>
-        <w:rPr>
-          <w:rFonts w:ascii="Times New Roman" w:hAnsi="Times New Roman" w:cs="Times New Roman"/>
-        </w:rPr>
-        <w:t>)</w:t>
+        <w:t>(?)</w:t>
       </w:r>
     </w:p>
     <w:p>
@@ -3081,69 +3040,69 @@
         <w:pStyle w:val="Heading3"/>
       </w:pPr>
       <w:r>
+        <w:t>Required Capabilities</w:t>
+      </w:r>
+    </w:p>
+    <w:p>
+      <w:pPr>
+        <w:numPr>
+          <w:ilvl w:val="0"/>
+          <w:numId w:val="25"/>
+        </w:numPr>
+        <w:spacing w:after="60"/>
+        <w:rPr>
+          <w:rFonts w:ascii="Times New Roman" w:hAnsi="Times New Roman" w:cs="Times New Roman"/>
+        </w:rPr>
+      </w:pPr>
+      <w:r>
+        <w:rPr>
+          <w:rFonts w:ascii="Times New Roman" w:hAnsi="Times New Roman" w:cs="Times New Roman"/>
+        </w:rPr>
+        <w:t xml:space="preserve">Audit trail from raw data to </w:t>
+      </w:r>
+      <w:proofErr w:type="gramStart"/>
+      <w:r>
+        <w:rPr>
+          <w:rFonts w:ascii="Times New Roman" w:hAnsi="Times New Roman" w:cs="Times New Roman"/>
+        </w:rPr>
+        <w:t>final conclusion</w:t>
+      </w:r>
+      <w:proofErr w:type="gramEnd"/>
+    </w:p>
+    <w:p>
+      <w:pPr>
+        <w:numPr>
+          <w:ilvl w:val="0"/>
+          <w:numId w:val="25"/>
+        </w:numPr>
+        <w:spacing w:after="60"/>
+        <w:rPr>
+          <w:rFonts w:ascii="Times New Roman" w:hAnsi="Times New Roman" w:cs="Times New Roman"/>
+        </w:rPr>
+      </w:pPr>
+      <w:r>
+        <w:rPr>
+          <w:rFonts w:ascii="Times New Roman" w:hAnsi="Times New Roman" w:cs="Times New Roman"/>
+        </w:rPr>
+        <w:t>CAP-ready documentation export</w:t>
+      </w:r>
+    </w:p>
+    <w:p>
+      <w:pPr>
+        <w:numPr>
+          <w:ilvl w:val="0"/>
+          <w:numId w:val="25"/>
+        </w:numPr>
+        <w:spacing w:after="60"/>
+        <w:rPr>
+          <w:rFonts w:ascii="Times New Roman" w:hAnsi="Times New Roman" w:cs="Times New Roman"/>
+        </w:rPr>
+      </w:pPr>
+      <w:r>
+        <w:rPr>
+          <w:rFonts w:ascii="Times New Roman" w:hAnsi="Times New Roman" w:cs="Times New Roman"/>
+        </w:rPr>
         <w:lastRenderedPageBreak/>
-        <w:t>Required Capabilities</w:t>
-      </w:r>
-    </w:p>
-    <w:p>
-      <w:pPr>
-        <w:numPr>
-          <w:ilvl w:val="0"/>
-          <w:numId w:val="25"/>
-        </w:numPr>
-        <w:spacing w:after="60"/>
-        <w:rPr>
-          <w:rFonts w:ascii="Times New Roman" w:hAnsi="Times New Roman" w:cs="Times New Roman"/>
-        </w:rPr>
-      </w:pPr>
-      <w:r>
-        <w:rPr>
-          <w:rFonts w:ascii="Times New Roman" w:hAnsi="Times New Roman" w:cs="Times New Roman"/>
-        </w:rPr>
-        <w:t xml:space="preserve">Audit trail from raw data to </w:t>
-      </w:r>
-      <w:proofErr w:type="gramStart"/>
-      <w:r>
-        <w:rPr>
-          <w:rFonts w:ascii="Times New Roman" w:hAnsi="Times New Roman" w:cs="Times New Roman"/>
-        </w:rPr>
-        <w:t>final conclusion</w:t>
-      </w:r>
-      <w:proofErr w:type="gramEnd"/>
-    </w:p>
-    <w:p>
-      <w:pPr>
-        <w:numPr>
-          <w:ilvl w:val="0"/>
-          <w:numId w:val="25"/>
-        </w:numPr>
-        <w:spacing w:after="60"/>
-        <w:rPr>
-          <w:rFonts w:ascii="Times New Roman" w:hAnsi="Times New Roman" w:cs="Times New Roman"/>
-        </w:rPr>
-      </w:pPr>
-      <w:r>
-        <w:rPr>
-          <w:rFonts w:ascii="Times New Roman" w:hAnsi="Times New Roman" w:cs="Times New Roman"/>
-        </w:rPr>
-        <w:t>CAP-ready documentation export</w:t>
-      </w:r>
-    </w:p>
-    <w:p>
-      <w:pPr>
-        <w:numPr>
-          <w:ilvl w:val="0"/>
-          <w:numId w:val="25"/>
-        </w:numPr>
-        <w:spacing w:after="60"/>
-        <w:rPr>
-          <w:rFonts w:ascii="Times New Roman" w:hAnsi="Times New Roman" w:cs="Times New Roman"/>
-        </w:rPr>
-      </w:pPr>
-      <w:r>
-        <w:rPr>
-          <w:rFonts w:ascii="Times New Roman" w:hAnsi="Times New Roman" w:cs="Times New Roman"/>
-        </w:rPr>
         <w:t>Evidence traceability for every inference</w:t>
       </w:r>
     </w:p>
@@ -3716,6 +3675,7 @@
         <w:pStyle w:val="Heading3"/>
       </w:pPr>
       <w:r>
+        <w:lastRenderedPageBreak/>
         <w:t>Problem Landscape</w:t>
       </w:r>
     </w:p>
@@ -4281,26 +4241,160 @@
         <w:rPr>
           <w:rFonts w:ascii="Times New Roman" w:hAnsi="Times New Roman" w:cs="Times New Roman"/>
         </w:rPr>
+        <w:t>Conservative inference bias</w:t>
+      </w:r>
+    </w:p>
+    <w:p>
+      <w:pPr>
+        <w:numPr>
+          <w:ilvl w:val="0"/>
+          <w:numId w:val="34"/>
+        </w:numPr>
+        <w:spacing w:after="60"/>
+        <w:rPr>
+          <w:rFonts w:ascii="Times New Roman" w:hAnsi="Times New Roman" w:cs="Times New Roman"/>
+        </w:rPr>
+      </w:pPr>
+      <w:r>
+        <w:rPr>
+          <w:rFonts w:ascii="Times New Roman" w:hAnsi="Times New Roman" w:cs="Times New Roman"/>
+        </w:rPr>
+        <w:t>Graceful degradation under missing data</w:t>
+      </w:r>
+    </w:p>
+    <w:p>
+      <w:pPr>
+        <w:pStyle w:val="Heading3"/>
+      </w:pPr>
+      <w:r>
         <w:lastRenderedPageBreak/>
-        <w:t>Conservative inference bias</w:t>
-      </w:r>
-    </w:p>
-    <w:p>
-      <w:pPr>
-        <w:numPr>
-          <w:ilvl w:val="0"/>
-          <w:numId w:val="34"/>
-        </w:numPr>
-        <w:spacing w:after="60"/>
-        <w:rPr>
-          <w:rFonts w:ascii="Times New Roman" w:hAnsi="Times New Roman" w:cs="Times New Roman"/>
-        </w:rPr>
-      </w:pPr>
-      <w:r>
-        <w:rPr>
-          <w:rFonts w:ascii="Times New Roman" w:hAnsi="Times New Roman" w:cs="Times New Roman"/>
-        </w:rPr>
-        <w:t>Graceful degradation under missing data</w:t>
+        <w:t>Required Interface Capabilities</w:t>
+      </w:r>
+    </w:p>
+    <w:p>
+      <w:pPr>
+        <w:numPr>
+          <w:ilvl w:val="0"/>
+          <w:numId w:val="35"/>
+        </w:numPr>
+        <w:spacing w:after="60"/>
+        <w:rPr>
+          <w:rFonts w:ascii="Times New Roman" w:hAnsi="Times New Roman" w:cs="Times New Roman"/>
+        </w:rPr>
+      </w:pPr>
+      <w:r>
+        <w:rPr>
+          <w:rFonts w:ascii="Times New Roman" w:hAnsi="Times New Roman" w:cs="Times New Roman"/>
+        </w:rPr>
+        <w:t>Drill-down evidence chains</w:t>
+      </w:r>
+    </w:p>
+    <w:p>
+      <w:pPr>
+        <w:numPr>
+          <w:ilvl w:val="0"/>
+          <w:numId w:val="35"/>
+        </w:numPr>
+        <w:spacing w:after="60"/>
+        <w:rPr>
+          <w:rFonts w:ascii="Times New Roman" w:hAnsi="Times New Roman" w:cs="Times New Roman"/>
+        </w:rPr>
+      </w:pPr>
+      <w:r>
+        <w:rPr>
+          <w:rFonts w:ascii="Times New Roman" w:hAnsi="Times New Roman" w:cs="Times New Roman"/>
+        </w:rPr>
+        <w:t>Plain-language explanation summaries</w:t>
+      </w:r>
+    </w:p>
+    <w:p>
+      <w:pPr>
+        <w:numPr>
+          <w:ilvl w:val="0"/>
+          <w:numId w:val="35"/>
+        </w:numPr>
+        <w:spacing w:after="60"/>
+        <w:rPr>
+          <w:rFonts w:ascii="Times New Roman" w:hAnsi="Times New Roman" w:cs="Times New Roman"/>
+        </w:rPr>
+      </w:pPr>
+      <w:r>
+        <w:rPr>
+          <w:rFonts w:ascii="Times New Roman" w:hAnsi="Times New Roman" w:cs="Times New Roman"/>
+        </w:rPr>
+        <w:t>Hypothesis workspace manipulation</w:t>
+      </w:r>
+    </w:p>
+    <w:p>
+      <w:pPr>
+        <w:numPr>
+          <w:ilvl w:val="0"/>
+          <w:numId w:val="35"/>
+        </w:numPr>
+        <w:spacing w:after="60"/>
+        <w:rPr>
+          <w:rFonts w:ascii="Times New Roman" w:hAnsi="Times New Roman" w:cs="Times New Roman"/>
+        </w:rPr>
+      </w:pPr>
+      <w:r>
+        <w:rPr>
+          <w:rFonts w:ascii="Times New Roman" w:hAnsi="Times New Roman" w:cs="Times New Roman"/>
+        </w:rPr>
+        <w:t>Explicit confidence labeling</w:t>
+      </w:r>
+    </w:p>
+    <w:p>
+      <w:pPr>
+        <w:numPr>
+          <w:ilvl w:val="0"/>
+          <w:numId w:val="35"/>
+        </w:numPr>
+        <w:spacing w:after="60"/>
+        <w:rPr>
+          <w:rFonts w:ascii="Times New Roman" w:hAnsi="Times New Roman" w:cs="Times New Roman"/>
+        </w:rPr>
+      </w:pPr>
+      <w:r>
+        <w:rPr>
+          <w:rFonts w:ascii="Times New Roman" w:hAnsi="Times New Roman" w:cs="Times New Roman"/>
+        </w:rPr>
+        <w:t>Override logging for continuous model improvement</w:t>
+      </w:r>
+    </w:p>
+    <w:p>
+      <w:pPr>
+        <w:spacing w:after="60"/>
+        <w:rPr>
+          <w:rFonts w:ascii="Times New Roman" w:hAnsi="Times New Roman" w:cs="Times New Roman"/>
+        </w:rPr>
+      </w:pPr>
+      <w:r>
+        <w:rPr>
+          <w:rFonts w:ascii="Times New Roman" w:hAnsi="Times New Roman" w:cs="Times New Roman"/>
+        </w:rPr>
+        <w:t>Trust must be earned through transparency.</w:t>
+      </w:r>
+    </w:p>
+    <w:p>
+      <w:pPr>
+        <w:pStyle w:val="Heading1"/>
+      </w:pPr>
+      <w:r>
+        <w:t>5. Analytical Operating Modes</w:t>
+      </w:r>
+    </w:p>
+    <w:p>
+      <w:pPr>
+        <w:spacing w:after="60"/>
+        <w:rPr>
+          <w:rFonts w:ascii="Times New Roman" w:hAnsi="Times New Roman" w:cs="Times New Roman"/>
+        </w:rPr>
+      </w:pPr>
+      <w:r>
+        <w:rPr>
+          <w:rFonts w:ascii="Times New Roman" w:hAnsi="Times New Roman" w:cs="Times New Roman"/>
+        </w:rPr>
+        <w:t>The system must support distinct modes:</w:t>
       </w:r>
     </w:p>
     <w:p>
@@ -4308,111 +4402,159 @@
         <w:pStyle w:val="Heading3"/>
       </w:pPr>
       <w:r>
-        <w:t>Required Interface Capabilities</w:t>
-      </w:r>
-    </w:p>
-    <w:p>
-      <w:pPr>
-        <w:numPr>
-          <w:ilvl w:val="0"/>
-          <w:numId w:val="35"/>
-        </w:numPr>
-        <w:spacing w:after="60"/>
-        <w:rPr>
-          <w:rFonts w:ascii="Times New Roman" w:hAnsi="Times New Roman" w:cs="Times New Roman"/>
-        </w:rPr>
-      </w:pPr>
-      <w:r>
-        <w:rPr>
-          <w:rFonts w:ascii="Times New Roman" w:hAnsi="Times New Roman" w:cs="Times New Roman"/>
-        </w:rPr>
-        <w:t>Drill-down evidence chains</w:t>
-      </w:r>
-    </w:p>
-    <w:p>
-      <w:pPr>
-        <w:numPr>
-          <w:ilvl w:val="0"/>
-          <w:numId w:val="35"/>
-        </w:numPr>
-        <w:spacing w:after="60"/>
-        <w:rPr>
-          <w:rFonts w:ascii="Times New Roman" w:hAnsi="Times New Roman" w:cs="Times New Roman"/>
-        </w:rPr>
-      </w:pPr>
-      <w:r>
-        <w:rPr>
-          <w:rFonts w:ascii="Times New Roman" w:hAnsi="Times New Roman" w:cs="Times New Roman"/>
-        </w:rPr>
-        <w:t>Plain-language explanation summaries</w:t>
-      </w:r>
-    </w:p>
-    <w:p>
-      <w:pPr>
-        <w:numPr>
-          <w:ilvl w:val="0"/>
-          <w:numId w:val="35"/>
-        </w:numPr>
-        <w:spacing w:after="60"/>
-        <w:rPr>
-          <w:rFonts w:ascii="Times New Roman" w:hAnsi="Times New Roman" w:cs="Times New Roman"/>
-        </w:rPr>
-      </w:pPr>
-      <w:r>
-        <w:rPr>
-          <w:rFonts w:ascii="Times New Roman" w:hAnsi="Times New Roman" w:cs="Times New Roman"/>
-        </w:rPr>
-        <w:t>Hypothesis workspace manipulation</w:t>
-      </w:r>
-    </w:p>
-    <w:p>
-      <w:pPr>
-        <w:numPr>
-          <w:ilvl w:val="0"/>
-          <w:numId w:val="35"/>
-        </w:numPr>
-        <w:spacing w:after="60"/>
-        <w:rPr>
-          <w:rFonts w:ascii="Times New Roman" w:hAnsi="Times New Roman" w:cs="Times New Roman"/>
-        </w:rPr>
-      </w:pPr>
-      <w:r>
-        <w:rPr>
-          <w:rFonts w:ascii="Times New Roman" w:hAnsi="Times New Roman" w:cs="Times New Roman"/>
-        </w:rPr>
-        <w:t>Explicit confidence labeling</w:t>
-      </w:r>
-    </w:p>
-    <w:p>
-      <w:pPr>
-        <w:numPr>
-          <w:ilvl w:val="0"/>
-          <w:numId w:val="35"/>
-        </w:numPr>
-        <w:spacing w:after="60"/>
-        <w:rPr>
-          <w:rFonts w:ascii="Times New Roman" w:hAnsi="Times New Roman" w:cs="Times New Roman"/>
-        </w:rPr>
-      </w:pPr>
-      <w:r>
-        <w:rPr>
-          <w:rFonts w:ascii="Times New Roman" w:hAnsi="Times New Roman" w:cs="Times New Roman"/>
-        </w:rPr>
-        <w:t>Override logging for continuous model improvement</w:t>
-      </w:r>
-    </w:p>
-    <w:p>
-      <w:pPr>
-        <w:spacing w:after="60"/>
-        <w:rPr>
-          <w:rFonts w:ascii="Times New Roman" w:hAnsi="Times New Roman" w:cs="Times New Roman"/>
-        </w:rPr>
-      </w:pPr>
-      <w:r>
-        <w:rPr>
-          <w:rFonts w:ascii="Times New Roman" w:hAnsi="Times New Roman" w:cs="Times New Roman"/>
-        </w:rPr>
-        <w:t>Trust must be earned through transparency.</w:t>
+        <w:t>Deep Forensic RCA Mode</w:t>
+      </w:r>
+    </w:p>
+    <w:p>
+      <w:pPr>
+        <w:numPr>
+          <w:ilvl w:val="0"/>
+          <w:numId w:val="37"/>
+        </w:numPr>
+        <w:spacing w:after="60"/>
+        <w:rPr>
+          <w:rFonts w:ascii="Times New Roman" w:hAnsi="Times New Roman" w:cs="Times New Roman"/>
+        </w:rPr>
+      </w:pPr>
+      <w:r>
+        <w:rPr>
+          <w:rFonts w:ascii="Times New Roman" w:hAnsi="Times New Roman" w:cs="Times New Roman"/>
+        </w:rPr>
+        <w:t>Structured methodology integration</w:t>
+      </w:r>
+    </w:p>
+    <w:p>
+      <w:pPr>
+        <w:numPr>
+          <w:ilvl w:val="0"/>
+          <w:numId w:val="37"/>
+        </w:numPr>
+        <w:spacing w:after="60"/>
+        <w:rPr>
+          <w:rFonts w:ascii="Times New Roman" w:hAnsi="Times New Roman" w:cs="Times New Roman"/>
+        </w:rPr>
+      </w:pPr>
+      <w:r>
+        <w:rPr>
+          <w:rFonts w:ascii="Times New Roman" w:hAnsi="Times New Roman" w:cs="Times New Roman"/>
+        </w:rPr>
+        <w:t>Full uncertainty representation</w:t>
+      </w:r>
+    </w:p>
+    <w:p>
+      <w:pPr>
+        <w:numPr>
+          <w:ilvl w:val="0"/>
+          <w:numId w:val="37"/>
+        </w:numPr>
+        <w:spacing w:after="60"/>
+        <w:rPr>
+          <w:rFonts w:ascii="Times New Roman" w:hAnsi="Times New Roman" w:cs="Times New Roman"/>
+        </w:rPr>
+      </w:pPr>
+      <w:r>
+        <w:rPr>
+          <w:rFonts w:ascii="Times New Roman" w:hAnsi="Times New Roman" w:cs="Times New Roman"/>
+        </w:rPr>
+        <w:t>Documentation support</w:t>
+      </w:r>
+    </w:p>
+    <w:p>
+      <w:pPr>
+        <w:numPr>
+          <w:ilvl w:val="0"/>
+          <w:numId w:val="37"/>
+        </w:numPr>
+        <w:spacing w:after="60"/>
+        <w:rPr>
+          <w:rFonts w:ascii="Times New Roman" w:hAnsi="Times New Roman" w:cs="Times New Roman"/>
+        </w:rPr>
+      </w:pPr>
+      <w:r>
+        <w:rPr>
+          <w:rFonts w:ascii="Times New Roman" w:hAnsi="Times New Roman" w:cs="Times New Roman"/>
+        </w:rPr>
+        <w:t>Regulatory defensibility outputs</w:t>
+      </w:r>
+    </w:p>
+    <w:p>
+      <w:pPr>
+        <w:pStyle w:val="Heading3"/>
+      </w:pPr>
+      <w:r>
+        <w:t>Online abnormal situation management (Future)</w:t>
+      </w:r>
+    </w:p>
+    <w:p>
+      <w:pPr>
+        <w:numPr>
+          <w:ilvl w:val="0"/>
+          <w:numId w:val="36"/>
+        </w:numPr>
+        <w:spacing w:after="60"/>
+        <w:rPr>
+          <w:rFonts w:ascii="Times New Roman" w:hAnsi="Times New Roman" w:cs="Times New Roman"/>
+        </w:rPr>
+      </w:pPr>
+      <w:r>
+        <w:rPr>
+          <w:rFonts w:ascii="Times New Roman" w:hAnsi="Times New Roman" w:cs="Times New Roman"/>
+        </w:rPr>
+        <w:t>Immediate troubleshooting</w:t>
+      </w:r>
+    </w:p>
+    <w:p>
+      <w:pPr>
+        <w:numPr>
+          <w:ilvl w:val="0"/>
+          <w:numId w:val="36"/>
+        </w:numPr>
+        <w:spacing w:after="60"/>
+        <w:rPr>
+          <w:rFonts w:ascii="Times New Roman" w:hAnsi="Times New Roman" w:cs="Times New Roman"/>
+        </w:rPr>
+      </w:pPr>
+      <w:r>
+        <w:rPr>
+          <w:rFonts w:ascii="Times New Roman" w:hAnsi="Times New Roman" w:cs="Times New Roman"/>
+        </w:rPr>
+        <w:t>Alarm prioritization</w:t>
+      </w:r>
+    </w:p>
+    <w:p>
+      <w:pPr>
+        <w:numPr>
+          <w:ilvl w:val="0"/>
+          <w:numId w:val="36"/>
+        </w:numPr>
+        <w:spacing w:after="60"/>
+        <w:rPr>
+          <w:rFonts w:ascii="Times New Roman" w:hAnsi="Times New Roman" w:cs="Times New Roman"/>
+        </w:rPr>
+      </w:pPr>
+      <w:r>
+        <w:rPr>
+          <w:rFonts w:ascii="Times New Roman" w:hAnsi="Times New Roman" w:cs="Times New Roman"/>
+        </w:rPr>
+        <w:t>First-out identification</w:t>
+      </w:r>
+    </w:p>
+    <w:p>
+      <w:pPr>
+        <w:numPr>
+          <w:ilvl w:val="0"/>
+          <w:numId w:val="36"/>
+        </w:numPr>
+        <w:spacing w:after="60"/>
+        <w:rPr>
+          <w:rFonts w:ascii="Times New Roman" w:hAnsi="Times New Roman" w:cs="Times New Roman"/>
+        </w:rPr>
+      </w:pPr>
+      <w:r>
+        <w:rPr>
+          <w:rFonts w:ascii="Times New Roman" w:hAnsi="Times New Roman" w:cs="Times New Roman"/>
+        </w:rPr>
+        <w:t>Preliminary hypothesis surfacing</w:t>
       </w:r>
     </w:p>
     <w:p>
@@ -4420,181 +4562,121 @@
         <w:pStyle w:val="Heading1"/>
       </w:pPr>
       <w:r>
-        <w:t>5. Analytical Operating Modes</w:t>
-      </w:r>
-    </w:p>
-    <w:p>
-      <w:pPr>
-        <w:spacing w:after="60"/>
-        <w:rPr>
-          <w:rFonts w:ascii="Times New Roman" w:hAnsi="Times New Roman" w:cs="Times New Roman"/>
-        </w:rPr>
-      </w:pPr>
-      <w:r>
-        <w:rPr>
-          <w:rFonts w:ascii="Times New Roman" w:hAnsi="Times New Roman" w:cs="Times New Roman"/>
-        </w:rPr>
-        <w:t>The system must support distinct modes:</w:t>
-      </w:r>
-    </w:p>
-    <w:p>
-      <w:pPr>
-        <w:pStyle w:val="Heading3"/>
-      </w:pPr>
-      <w:r>
-        <w:t>Deep Forensic RCA Mode</w:t>
-      </w:r>
-    </w:p>
-    <w:p>
-      <w:pPr>
-        <w:numPr>
-          <w:ilvl w:val="0"/>
-          <w:numId w:val="37"/>
-        </w:numPr>
-        <w:spacing w:after="60"/>
-        <w:rPr>
-          <w:rFonts w:ascii="Times New Roman" w:hAnsi="Times New Roman" w:cs="Times New Roman"/>
-        </w:rPr>
-      </w:pPr>
-      <w:r>
-        <w:rPr>
-          <w:rFonts w:ascii="Times New Roman" w:hAnsi="Times New Roman" w:cs="Times New Roman"/>
-        </w:rPr>
-        <w:t>Structured methodology integration</w:t>
-      </w:r>
-    </w:p>
-    <w:p>
-      <w:pPr>
-        <w:numPr>
-          <w:ilvl w:val="0"/>
-          <w:numId w:val="37"/>
-        </w:numPr>
-        <w:spacing w:after="60"/>
-        <w:rPr>
-          <w:rFonts w:ascii="Times New Roman" w:hAnsi="Times New Roman" w:cs="Times New Roman"/>
-        </w:rPr>
-      </w:pPr>
-      <w:r>
-        <w:rPr>
-          <w:rFonts w:ascii="Times New Roman" w:hAnsi="Times New Roman" w:cs="Times New Roman"/>
-        </w:rPr>
-        <w:t>Full uncertainty representation</w:t>
-      </w:r>
-    </w:p>
-    <w:p>
-      <w:pPr>
-        <w:numPr>
-          <w:ilvl w:val="0"/>
-          <w:numId w:val="37"/>
-        </w:numPr>
-        <w:spacing w:after="60"/>
-        <w:rPr>
-          <w:rFonts w:ascii="Times New Roman" w:hAnsi="Times New Roman" w:cs="Times New Roman"/>
-        </w:rPr>
-      </w:pPr>
-      <w:r>
-        <w:rPr>
-          <w:rFonts w:ascii="Times New Roman" w:hAnsi="Times New Roman" w:cs="Times New Roman"/>
-        </w:rPr>
-        <w:t>Documentation support</w:t>
-      </w:r>
-    </w:p>
-    <w:p>
-      <w:pPr>
-        <w:numPr>
-          <w:ilvl w:val="0"/>
-          <w:numId w:val="37"/>
-        </w:numPr>
-        <w:spacing w:after="60"/>
-        <w:rPr>
-          <w:rFonts w:ascii="Times New Roman" w:hAnsi="Times New Roman" w:cs="Times New Roman"/>
-        </w:rPr>
-      </w:pPr>
-      <w:r>
-        <w:rPr>
-          <w:rFonts w:ascii="Times New Roman" w:hAnsi="Times New Roman" w:cs="Times New Roman"/>
-        </w:rPr>
-        <w:t>Regulatory defensibility outputs</w:t>
-      </w:r>
-    </w:p>
-    <w:p>
-      <w:pPr>
-        <w:pStyle w:val="Heading3"/>
-      </w:pPr>
-      <w:r>
-        <w:t>Online abnormal situation management (Future)</w:t>
-      </w:r>
-    </w:p>
-    <w:p>
-      <w:pPr>
-        <w:numPr>
-          <w:ilvl w:val="0"/>
-          <w:numId w:val="36"/>
-        </w:numPr>
-        <w:spacing w:after="60"/>
-        <w:rPr>
-          <w:rFonts w:ascii="Times New Roman" w:hAnsi="Times New Roman" w:cs="Times New Roman"/>
-        </w:rPr>
-      </w:pPr>
-      <w:r>
-        <w:rPr>
-          <w:rFonts w:ascii="Times New Roman" w:hAnsi="Times New Roman" w:cs="Times New Roman"/>
-        </w:rPr>
-        <w:t>Immediate troubleshooting</w:t>
-      </w:r>
-    </w:p>
-    <w:p>
-      <w:pPr>
-        <w:numPr>
-          <w:ilvl w:val="0"/>
-          <w:numId w:val="36"/>
-        </w:numPr>
-        <w:spacing w:after="60"/>
-        <w:rPr>
-          <w:rFonts w:ascii="Times New Roman" w:hAnsi="Times New Roman" w:cs="Times New Roman"/>
-        </w:rPr>
-      </w:pPr>
-      <w:r>
-        <w:rPr>
-          <w:rFonts w:ascii="Times New Roman" w:hAnsi="Times New Roman" w:cs="Times New Roman"/>
-        </w:rPr>
-        <w:t>Alarm prioritization</w:t>
-      </w:r>
-    </w:p>
-    <w:p>
-      <w:pPr>
-        <w:numPr>
-          <w:ilvl w:val="0"/>
-          <w:numId w:val="36"/>
-        </w:numPr>
-        <w:spacing w:after="60"/>
-        <w:rPr>
-          <w:rFonts w:ascii="Times New Roman" w:hAnsi="Times New Roman" w:cs="Times New Roman"/>
-        </w:rPr>
-      </w:pPr>
-      <w:r>
-        <w:rPr>
-          <w:rFonts w:ascii="Times New Roman" w:hAnsi="Times New Roman" w:cs="Times New Roman"/>
-        </w:rPr>
-        <w:t>First-out identification</w:t>
-      </w:r>
-    </w:p>
-    <w:p>
-      <w:pPr>
-        <w:numPr>
-          <w:ilvl w:val="0"/>
-          <w:numId w:val="36"/>
-        </w:numPr>
-        <w:spacing w:after="60"/>
-        <w:rPr>
-          <w:rFonts w:ascii="Times New Roman" w:hAnsi="Times New Roman" w:cs="Times New Roman"/>
-        </w:rPr>
-      </w:pPr>
-      <w:r>
-        <w:rPr>
-          <w:rFonts w:ascii="Times New Roman" w:hAnsi="Times New Roman" w:cs="Times New Roman"/>
-        </w:rPr>
-        <w:t>Preliminary hypothesis surfacing</w:t>
+        <w:t xml:space="preserve">6. </w:t>
+      </w:r>
+      <w:r>
+        <w:t xml:space="preserve">Automated RCA: </w:t>
+      </w:r>
+      <w:r>
+        <w:t>Lifecycle Management</w:t>
+      </w:r>
+    </w:p>
+    <w:p>
+      <w:pPr>
+        <w:numPr>
+          <w:ilvl w:val="0"/>
+          <w:numId w:val="38"/>
+        </w:numPr>
+        <w:spacing w:after="60"/>
+        <w:rPr>
+          <w:rFonts w:ascii="Times New Roman" w:hAnsi="Times New Roman" w:cs="Times New Roman"/>
+        </w:rPr>
+      </w:pPr>
+      <w:r>
+        <w:rPr>
+          <w:rFonts w:ascii="Times New Roman" w:hAnsi="Times New Roman" w:cs="Times New Roman"/>
+        </w:rPr>
+        <w:t>Algorithm version control required</w:t>
+      </w:r>
+    </w:p>
+    <w:p>
+      <w:pPr>
+        <w:numPr>
+          <w:ilvl w:val="0"/>
+          <w:numId w:val="38"/>
+        </w:numPr>
+        <w:spacing w:after="60"/>
+        <w:rPr>
+          <w:rFonts w:ascii="Times New Roman" w:hAnsi="Times New Roman" w:cs="Times New Roman"/>
+        </w:rPr>
+      </w:pPr>
+      <w:r>
+        <w:rPr>
+          <w:rFonts w:ascii="Times New Roman" w:hAnsi="Times New Roman" w:cs="Times New Roman"/>
+        </w:rPr>
+        <w:t>Configuration management</w:t>
+      </w:r>
+    </w:p>
+    <w:p>
+      <w:pPr>
+        <w:numPr>
+          <w:ilvl w:val="0"/>
+          <w:numId w:val="38"/>
+        </w:numPr>
+        <w:spacing w:after="60"/>
+        <w:rPr>
+          <w:rFonts w:ascii="Times New Roman" w:hAnsi="Times New Roman" w:cs="Times New Roman"/>
+        </w:rPr>
+      </w:pPr>
+      <w:r>
+        <w:rPr>
+          <w:rFonts w:ascii="Times New Roman" w:hAnsi="Times New Roman" w:cs="Times New Roman"/>
+        </w:rPr>
+        <w:t>Model validation &amp; periodic re-validation</w:t>
+      </w:r>
+    </w:p>
+    <w:p>
+      <w:pPr>
+        <w:numPr>
+          <w:ilvl w:val="0"/>
+          <w:numId w:val="38"/>
+        </w:numPr>
+        <w:spacing w:after="60"/>
+        <w:rPr>
+          <w:rFonts w:ascii="Times New Roman" w:hAnsi="Times New Roman" w:cs="Times New Roman"/>
+        </w:rPr>
+      </w:pPr>
+      <w:r>
+        <w:rPr>
+          <w:rFonts w:ascii="Times New Roman" w:hAnsi="Times New Roman" w:cs="Times New Roman"/>
+        </w:rPr>
+        <w:t>Performance monitoring for drift</w:t>
+      </w:r>
+    </w:p>
+    <w:p>
+      <w:pPr>
+        <w:numPr>
+          <w:ilvl w:val="0"/>
+          <w:numId w:val="38"/>
+        </w:numPr>
+        <w:spacing w:after="60"/>
+        <w:rPr>
+          <w:rFonts w:ascii="Times New Roman" w:hAnsi="Times New Roman" w:cs="Times New Roman"/>
+        </w:rPr>
+      </w:pPr>
+      <w:r>
+        <w:rPr>
+          <w:rFonts w:ascii="Times New Roman" w:hAnsi="Times New Roman" w:cs="Times New Roman"/>
+        </w:rPr>
+        <w:t>Controlled update mechanisms</w:t>
+      </w:r>
+    </w:p>
+    <w:p>
+      <w:pPr>
+        <w:numPr>
+          <w:ilvl w:val="0"/>
+          <w:numId w:val="38"/>
+        </w:numPr>
+        <w:spacing w:after="60"/>
+        <w:rPr>
+          <w:rFonts w:ascii="Times New Roman" w:hAnsi="Times New Roman" w:cs="Times New Roman"/>
+        </w:rPr>
+      </w:pPr>
+      <w:r>
+        <w:rPr>
+          <w:rFonts w:ascii="Times New Roman" w:hAnsi="Times New Roman" w:cs="Times New Roman"/>
+        </w:rPr>
+        <w:t>Full audit logging of model changes</w:t>
       </w:r>
     </w:p>
     <w:p>
@@ -4602,127 +4684,114 @@
         <w:pStyle w:val="Heading1"/>
       </w:pPr>
       <w:r>
-        <w:t xml:space="preserve">6. </w:t>
-      </w:r>
-      <w:r>
-        <w:t>Automated RCA</w:t>
-      </w:r>
-      <w:r>
-        <w:t>:</w:t>
-      </w:r>
-      <w:r>
-        <w:t xml:space="preserve"> </w:t>
-      </w:r>
-      <w:r>
-        <w:t>Lifecycle Management</w:t>
-      </w:r>
-    </w:p>
-    <w:p>
-      <w:pPr>
-        <w:numPr>
-          <w:ilvl w:val="0"/>
-          <w:numId w:val="38"/>
-        </w:numPr>
-        <w:spacing w:after="60"/>
-        <w:rPr>
-          <w:rFonts w:ascii="Times New Roman" w:hAnsi="Times New Roman" w:cs="Times New Roman"/>
-        </w:rPr>
-      </w:pPr>
-      <w:r>
-        <w:rPr>
-          <w:rFonts w:ascii="Times New Roman" w:hAnsi="Times New Roman" w:cs="Times New Roman"/>
-        </w:rPr>
-        <w:t>Algorithm version control required</w:t>
-      </w:r>
-    </w:p>
-    <w:p>
-      <w:pPr>
-        <w:numPr>
-          <w:ilvl w:val="0"/>
-          <w:numId w:val="38"/>
-        </w:numPr>
-        <w:spacing w:after="60"/>
-        <w:rPr>
-          <w:rFonts w:ascii="Times New Roman" w:hAnsi="Times New Roman" w:cs="Times New Roman"/>
-        </w:rPr>
-      </w:pPr>
-      <w:r>
-        <w:rPr>
-          <w:rFonts w:ascii="Times New Roman" w:hAnsi="Times New Roman" w:cs="Times New Roman"/>
-        </w:rPr>
-        <w:t>Configuration management</w:t>
-      </w:r>
-    </w:p>
-    <w:p>
-      <w:pPr>
-        <w:numPr>
-          <w:ilvl w:val="0"/>
-          <w:numId w:val="38"/>
-        </w:numPr>
-        <w:spacing w:after="60"/>
-        <w:rPr>
-          <w:rFonts w:ascii="Times New Roman" w:hAnsi="Times New Roman" w:cs="Times New Roman"/>
-        </w:rPr>
-      </w:pPr>
-      <w:r>
-        <w:rPr>
-          <w:rFonts w:ascii="Times New Roman" w:hAnsi="Times New Roman" w:cs="Times New Roman"/>
-        </w:rPr>
-        <w:t>Model validation &amp; periodic re-validation</w:t>
-      </w:r>
-    </w:p>
-    <w:p>
-      <w:pPr>
-        <w:numPr>
-          <w:ilvl w:val="0"/>
-          <w:numId w:val="38"/>
-        </w:numPr>
-        <w:spacing w:after="60"/>
-        <w:rPr>
-          <w:rFonts w:ascii="Times New Roman" w:hAnsi="Times New Roman" w:cs="Times New Roman"/>
-        </w:rPr>
-      </w:pPr>
-      <w:r>
-        <w:rPr>
-          <w:rFonts w:ascii="Times New Roman" w:hAnsi="Times New Roman" w:cs="Times New Roman"/>
-        </w:rPr>
-        <w:t>Performance monitoring for drift</w:t>
-      </w:r>
-    </w:p>
-    <w:p>
-      <w:pPr>
-        <w:numPr>
-          <w:ilvl w:val="0"/>
-          <w:numId w:val="38"/>
-        </w:numPr>
-        <w:spacing w:after="60"/>
-        <w:rPr>
-          <w:rFonts w:ascii="Times New Roman" w:hAnsi="Times New Roman" w:cs="Times New Roman"/>
-        </w:rPr>
-      </w:pPr>
-      <w:r>
-        <w:rPr>
-          <w:rFonts w:ascii="Times New Roman" w:hAnsi="Times New Roman" w:cs="Times New Roman"/>
-        </w:rPr>
-        <w:t>Controlled update mechanisms</w:t>
-      </w:r>
-    </w:p>
-    <w:p>
-      <w:pPr>
-        <w:numPr>
-          <w:ilvl w:val="0"/>
-          <w:numId w:val="38"/>
-        </w:numPr>
-        <w:spacing w:after="60"/>
-        <w:rPr>
-          <w:rFonts w:ascii="Times New Roman" w:hAnsi="Times New Roman" w:cs="Times New Roman"/>
-        </w:rPr>
-      </w:pPr>
-      <w:r>
-        <w:rPr>
-          <w:rFonts w:ascii="Times New Roman" w:hAnsi="Times New Roman" w:cs="Times New Roman"/>
-        </w:rPr>
-        <w:t>Full audit logging of model changes</w:t>
+        <w:t xml:space="preserve">7. </w:t>
+      </w:r>
+      <w:r>
+        <w:t>Automated RCA Requirements</w:t>
+      </w:r>
+    </w:p>
+    <w:p>
+      <w:pPr>
+        <w:spacing w:after="60"/>
+        <w:rPr>
+          <w:rFonts w:ascii="Times New Roman" w:hAnsi="Times New Roman" w:cs="Times New Roman"/>
+        </w:rPr>
+      </w:pPr>
+      <w:r>
+        <w:rPr>
+          <w:rFonts w:ascii="Times New Roman" w:hAnsi="Times New Roman" w:cs="Times New Roman"/>
+        </w:rPr>
+        <w:t xml:space="preserve">Interpretability </w:t>
+      </w:r>
+      <w:r>
+        <w:rPr>
+          <w:rFonts w:ascii="Times New Roman" w:hAnsi="Times New Roman" w:cs="Times New Roman"/>
+        </w:rPr>
+        <w:t>should</w:t>
+      </w:r>
+      <w:r>
+        <w:rPr>
+          <w:rFonts w:ascii="Times New Roman" w:hAnsi="Times New Roman" w:cs="Times New Roman"/>
+        </w:rPr>
+        <w:t xml:space="preserve"> take precedence</w:t>
+      </w:r>
+    </w:p>
+    <w:p>
+      <w:pPr>
+        <w:numPr>
+          <w:ilvl w:val="0"/>
+          <w:numId w:val="39"/>
+        </w:numPr>
+        <w:spacing w:after="60"/>
+        <w:rPr>
+          <w:rFonts w:ascii="Times New Roman" w:hAnsi="Times New Roman" w:cs="Times New Roman"/>
+        </w:rPr>
+      </w:pPr>
+      <w:r>
+        <w:rPr>
+          <w:rFonts w:ascii="Times New Roman" w:hAnsi="Times New Roman" w:cs="Times New Roman"/>
+        </w:rPr>
+        <w:t>Regulatory defensibility</w:t>
+      </w:r>
+    </w:p>
+    <w:p>
+      <w:pPr>
+        <w:numPr>
+          <w:ilvl w:val="0"/>
+          <w:numId w:val="39"/>
+        </w:numPr>
+        <w:spacing w:after="60"/>
+        <w:rPr>
+          <w:rFonts w:ascii="Times New Roman" w:hAnsi="Times New Roman" w:cs="Times New Roman"/>
+        </w:rPr>
+      </w:pPr>
+      <w:r>
+        <w:rPr>
+          <w:rFonts w:ascii="Times New Roman" w:hAnsi="Times New Roman" w:cs="Times New Roman"/>
+        </w:rPr>
+        <w:t xml:space="preserve">Explainability over black-box </w:t>
+      </w:r>
+      <w:r>
+        <w:rPr>
+          <w:rFonts w:ascii="Times New Roman" w:hAnsi="Times New Roman" w:cs="Times New Roman"/>
+        </w:rPr>
+        <w:t>analysis</w:t>
+      </w:r>
+    </w:p>
+    <w:p>
+      <w:pPr>
+        <w:numPr>
+          <w:ilvl w:val="0"/>
+          <w:numId w:val="39"/>
+        </w:numPr>
+        <w:spacing w:after="60"/>
+        <w:rPr>
+          <w:rFonts w:ascii="Times New Roman" w:hAnsi="Times New Roman" w:cs="Times New Roman"/>
+        </w:rPr>
+      </w:pPr>
+      <w:r>
+        <w:rPr>
+          <w:rFonts w:ascii="Times New Roman" w:hAnsi="Times New Roman" w:cs="Times New Roman"/>
+        </w:rPr>
+        <w:t>Auditability of all system actions</w:t>
+      </w:r>
+    </w:p>
+    <w:p>
+      <w:pPr>
+        <w:numPr>
+          <w:ilvl w:val="0"/>
+          <w:numId w:val="39"/>
+        </w:numPr>
+        <w:spacing w:after="60"/>
+        <w:rPr>
+          <w:rFonts w:ascii="Times New Roman" w:hAnsi="Times New Roman" w:cs="Times New Roman"/>
+        </w:rPr>
+      </w:pPr>
+      <w:r>
+        <w:rPr>
+          <w:rFonts w:ascii="Times New Roman" w:hAnsi="Times New Roman" w:cs="Times New Roman"/>
+        </w:rPr>
+        <w:t>Conservative bias in sparse-data contexts</w:t>
       </w:r>
     </w:p>
     <w:p>
@@ -4730,167 +4799,52 @@
         <w:pStyle w:val="Heading1"/>
       </w:pPr>
       <w:r>
-        <w:t xml:space="preserve">7. </w:t>
-      </w:r>
-      <w:r>
-        <w:t>Automated RCA Requirements</w:t>
-      </w:r>
-    </w:p>
-    <w:p>
-      <w:pPr>
-        <w:spacing w:after="60"/>
-        <w:rPr>
-          <w:rFonts w:ascii="Times New Roman" w:hAnsi="Times New Roman" w:cs="Times New Roman"/>
-        </w:rPr>
-      </w:pPr>
-      <w:r>
-        <w:rPr>
-          <w:rFonts w:ascii="Times New Roman" w:hAnsi="Times New Roman" w:cs="Times New Roman"/>
-        </w:rPr>
-        <w:t xml:space="preserve">Interpretability </w:t>
-      </w:r>
-      <w:r>
-        <w:rPr>
-          <w:rFonts w:ascii="Times New Roman" w:hAnsi="Times New Roman" w:cs="Times New Roman"/>
-        </w:rPr>
-        <w:t>should</w:t>
-      </w:r>
-      <w:r>
-        <w:rPr>
-          <w:rFonts w:ascii="Times New Roman" w:hAnsi="Times New Roman" w:cs="Times New Roman"/>
-        </w:rPr>
-        <w:t xml:space="preserve"> take precedence</w:t>
-      </w:r>
-    </w:p>
-    <w:p>
-      <w:pPr>
-        <w:numPr>
-          <w:ilvl w:val="0"/>
-          <w:numId w:val="39"/>
-        </w:numPr>
-        <w:spacing w:after="60"/>
-        <w:rPr>
-          <w:rFonts w:ascii="Times New Roman" w:hAnsi="Times New Roman" w:cs="Times New Roman"/>
-        </w:rPr>
-      </w:pPr>
-      <w:r>
-        <w:rPr>
-          <w:rFonts w:ascii="Times New Roman" w:hAnsi="Times New Roman" w:cs="Times New Roman"/>
-        </w:rPr>
-        <w:t>Regulatory defensibility</w:t>
-      </w:r>
-    </w:p>
-    <w:p>
-      <w:pPr>
-        <w:numPr>
-          <w:ilvl w:val="0"/>
-          <w:numId w:val="39"/>
-        </w:numPr>
-        <w:spacing w:after="60"/>
-        <w:rPr>
-          <w:rFonts w:ascii="Times New Roman" w:hAnsi="Times New Roman" w:cs="Times New Roman"/>
-        </w:rPr>
-      </w:pPr>
-      <w:r>
-        <w:rPr>
-          <w:rFonts w:ascii="Times New Roman" w:hAnsi="Times New Roman" w:cs="Times New Roman"/>
-        </w:rPr>
-        <w:t xml:space="preserve">Explainability over black-box </w:t>
-      </w:r>
-      <w:r>
-        <w:rPr>
-          <w:rFonts w:ascii="Times New Roman" w:hAnsi="Times New Roman" w:cs="Times New Roman"/>
-        </w:rPr>
-        <w:t>analysis</w:t>
-      </w:r>
-    </w:p>
-    <w:p>
-      <w:pPr>
-        <w:numPr>
-          <w:ilvl w:val="0"/>
-          <w:numId w:val="39"/>
-        </w:numPr>
-        <w:spacing w:after="60"/>
-        <w:rPr>
-          <w:rFonts w:ascii="Times New Roman" w:hAnsi="Times New Roman" w:cs="Times New Roman"/>
-        </w:rPr>
-      </w:pPr>
-      <w:r>
-        <w:rPr>
-          <w:rFonts w:ascii="Times New Roman" w:hAnsi="Times New Roman" w:cs="Times New Roman"/>
-        </w:rPr>
-        <w:t>Auditability of all system actions</w:t>
-      </w:r>
-    </w:p>
-    <w:p>
-      <w:pPr>
-        <w:numPr>
-          <w:ilvl w:val="0"/>
-          <w:numId w:val="39"/>
-        </w:numPr>
-        <w:spacing w:after="60"/>
-        <w:rPr>
-          <w:rFonts w:ascii="Times New Roman" w:hAnsi="Times New Roman" w:cs="Times New Roman"/>
-        </w:rPr>
-      </w:pPr>
-      <w:r>
-        <w:rPr>
-          <w:rFonts w:ascii="Times New Roman" w:hAnsi="Times New Roman" w:cs="Times New Roman"/>
-        </w:rPr>
-        <w:t>Conservative bias in sparse-data contexts</w:t>
-      </w:r>
-    </w:p>
-    <w:p>
-      <w:pPr>
-        <w:pStyle w:val="Heading1"/>
-      </w:pPr>
-      <w:r>
+        <w:t xml:space="preserve">8. </w:t>
+      </w:r>
+      <w:r>
+        <w:t xml:space="preserve">Automated RCA </w:t>
+      </w:r>
+      <w:r>
+        <w:t>Architectur</w:t>
+      </w:r>
+      <w:r>
+        <w:t>al Pillars</w:t>
+      </w:r>
+    </w:p>
+    <w:p>
+      <w:pPr>
+        <w:numPr>
+          <w:ilvl w:val="0"/>
+          <w:numId w:val="40"/>
+        </w:numPr>
+        <w:spacing w:after="60"/>
+        <w:rPr>
+          <w:rFonts w:ascii="Times New Roman" w:hAnsi="Times New Roman" w:cs="Times New Roman"/>
+        </w:rPr>
+      </w:pPr>
+      <w:r>
+        <w:rPr>
+          <w:rFonts w:ascii="Times New Roman" w:hAnsi="Times New Roman" w:cs="Times New Roman"/>
+        </w:rPr>
+        <w:t>Data Fusion &amp; Quality Layer</w:t>
+      </w:r>
+    </w:p>
+    <w:p>
+      <w:pPr>
+        <w:numPr>
+          <w:ilvl w:val="0"/>
+          <w:numId w:val="40"/>
+        </w:numPr>
+        <w:spacing w:after="60"/>
+        <w:rPr>
+          <w:rFonts w:ascii="Times New Roman" w:hAnsi="Times New Roman" w:cs="Times New Roman"/>
+        </w:rPr>
+      </w:pPr>
+      <w:r>
+        <w:rPr>
+          <w:rFonts w:ascii="Times New Roman" w:hAnsi="Times New Roman" w:cs="Times New Roman"/>
+        </w:rPr>
         <w:lastRenderedPageBreak/>
-        <w:t xml:space="preserve">8. </w:t>
-      </w:r>
-      <w:r>
-        <w:t xml:space="preserve">Automated RCA </w:t>
-      </w:r>
-      <w:r>
-        <w:t>Architectur</w:t>
-      </w:r>
-      <w:r>
-        <w:t>al Pillars</w:t>
-      </w:r>
-    </w:p>
-    <w:p>
-      <w:pPr>
-        <w:numPr>
-          <w:ilvl w:val="0"/>
-          <w:numId w:val="40"/>
-        </w:numPr>
-        <w:spacing w:after="60"/>
-        <w:rPr>
-          <w:rFonts w:ascii="Times New Roman" w:hAnsi="Times New Roman" w:cs="Times New Roman"/>
-        </w:rPr>
-      </w:pPr>
-      <w:r>
-        <w:rPr>
-          <w:rFonts w:ascii="Times New Roman" w:hAnsi="Times New Roman" w:cs="Times New Roman"/>
-        </w:rPr>
-        <w:t>Data Fusion &amp; Quality Layer</w:t>
-      </w:r>
-    </w:p>
-    <w:p>
-      <w:pPr>
-        <w:numPr>
-          <w:ilvl w:val="0"/>
-          <w:numId w:val="40"/>
-        </w:numPr>
-        <w:spacing w:after="60"/>
-        <w:rPr>
-          <w:rFonts w:ascii="Times New Roman" w:hAnsi="Times New Roman" w:cs="Times New Roman"/>
-        </w:rPr>
-      </w:pPr>
-      <w:r>
-        <w:rPr>
-          <w:rFonts w:ascii="Times New Roman" w:hAnsi="Times New Roman" w:cs="Times New Roman"/>
-        </w:rPr>
         <w:t>Plant Topology &amp; Functional Knowledge Graph</w:t>
       </w:r>
     </w:p>
@@ -11350,6 +11304,7 @@
   <w:style w:type="character" w:default="1" w:styleId="DefaultParagraphFont">
     <w:name w:val="Default Paragraph Font"/>
     <w:uiPriority w:val="1"/>
+    <w:semiHidden/>
     <w:unhideWhenUsed/>
   </w:style>
   <w:style w:type="table" w:default="1" w:styleId="TableNormal">
